--- a/chapters/17-causal-survival-analysis.docx
+++ b/chapters/17-causal-survival-analysis.docx
@@ -105,7 +105,7 @@
         <w:t xml:space="preserve">: Survival outcomes involve time, and individuals may be censored before experiencing the event. This requires careful definition of potential outcomes and attention to competing risks.</w:t>
       </w:r>
     </w:p>
-    <w:bookmarkStart w:id="23" w:name="hazards-and-risks-pp.-247-250"/>
+    <w:bookmarkStart w:id="12" w:name="hazards-and-risks-pp.-247-250"/>
     <w:p>
       <w:pPr>
         <w:pStyle w:val="Heading2"/>
@@ -129,7 +129,7 @@
         <w:t xml:space="preserve">We begin by reviewing key concepts from survival analysis.</w:t>
       </w:r>
     </w:p>
-    <w:bookmarkStart w:id="21" w:name="basic-definitions"/>
+    <w:bookmarkStart w:id="10" w:name="basic-definitions"/>
     <w:p>
       <w:pPr>
         <w:pStyle w:val="Heading3"/>
@@ -138,7 +138,7 @@
         <w:t xml:space="preserve">1.1 Basic Definitions</w:t>
       </w:r>
     </w:p>
-    <w:bookmarkStart w:id="20" w:name="def-survival-concepts"/>
+    <w:bookmarkStart w:id="9" w:name="def-survival-concepts"/>
     <w:p>
       <w:pPr>
         <w:pStyle w:val="FirstParagraph"/>
@@ -225,28 +225,30 @@
           </m:rPr>
           <m:t>min</m:t>
         </m:r>
-        <m:d>
-          <m:dPr>
-            <m:begChr m:val="("/>
-            <m:sepChr m:val=""/>
-            <m:endChr m:val=")"/>
-            <m:grow/>
-          </m:dPr>
-          <m:e>
-            <m:r>
-              <m:t>T</m:t>
-            </m:r>
-            <m:r>
-              <m:rPr>
-                <m:sty m:val="p"/>
-              </m:rPr>
-              <m:t>,</m:t>
-            </m:r>
-            <m:r>
-              <m:t>C</m:t>
-            </m:r>
-          </m:e>
-        </m:d>
+        <m:r>
+          <m:rPr>
+            <m:sty m:val="p"/>
+          </m:rPr>
+          <m:t>(</m:t>
+        </m:r>
+        <m:r>
+          <m:t>T</m:t>
+        </m:r>
+        <m:r>
+          <m:rPr>
+            <m:sty m:val="p"/>
+          </m:rPr>
+          <m:t>,</m:t>
+        </m:r>
+        <m:r>
+          <m:t>C</m:t>
+        </m:r>
+        <m:r>
+          <m:rPr>
+            <m:sty m:val="p"/>
+          </m:rPr>
+          <m:t>)</m:t>
+        </m:r>
       </m:oMath>
       <w:r>
         <w:t xml:space="preserve">: The time we actually observe</w:t>
@@ -279,28 +281,30 @@
         <m:r>
           <m:t>I</m:t>
         </m:r>
-        <m:d>
-          <m:dPr>
-            <m:begChr m:val="("/>
-            <m:sepChr m:val=""/>
-            <m:endChr m:val=")"/>
-            <m:grow/>
-          </m:dPr>
-          <m:e>
-            <m:r>
-              <m:t>T</m:t>
-            </m:r>
-            <m:r>
-              <m:rPr>
-                <m:sty m:val="p"/>
-              </m:rPr>
-              <m:t>≤</m:t>
-            </m:r>
-            <m:r>
-              <m:t>C</m:t>
-            </m:r>
-          </m:e>
-        </m:d>
+        <m:r>
+          <m:rPr>
+            <m:sty m:val="p"/>
+          </m:rPr>
+          <m:t>(</m:t>
+        </m:r>
+        <m:r>
+          <m:t>T</m:t>
+        </m:r>
+        <m:r>
+          <m:rPr>
+            <m:sty m:val="p"/>
+          </m:rPr>
+          <m:t>≤</m:t>
+        </m:r>
+        <m:r>
+          <m:t>C</m:t>
+        </m:r>
+        <m:r>
+          <m:rPr>
+            <m:sty m:val="p"/>
+          </m:rPr>
+          <m:t>)</m:t>
+        </m:r>
       </m:oMath>
       <w:r>
         <w:t xml:space="preserve">: 1 if event occurred, 0 if censored</w:t>
@@ -344,28 +348,30 @@
           </m:rPr>
           <m:t>Pr</m:t>
         </m:r>
-        <m:d>
-          <m:dPr>
-            <m:begChr m:val="["/>
-            <m:sepChr m:val=""/>
-            <m:endChr m:val="]"/>
-            <m:grow/>
-          </m:dPr>
-          <m:e>
-            <m:r>
-              <m:t>T</m:t>
-            </m:r>
-            <m:r>
-              <m:rPr>
-                <m:sty m:val="p"/>
-              </m:rPr>
-              <m:t>≤</m:t>
-            </m:r>
-            <m:r>
-              <m:t>t</m:t>
-            </m:r>
-          </m:e>
-        </m:d>
+        <m:r>
+          <m:rPr>
+            <m:sty m:val="p"/>
+          </m:rPr>
+          <m:t>[</m:t>
+        </m:r>
+        <m:r>
+          <m:t>T</m:t>
+        </m:r>
+        <m:r>
+          <m:rPr>
+            <m:sty m:val="p"/>
+          </m:rPr>
+          <m:t>≤</m:t>
+        </m:r>
+        <m:r>
+          <m:t>t</m:t>
+        </m:r>
+        <m:r>
+          <m:rPr>
+            <m:sty m:val="p"/>
+          </m:rPr>
+          <m:t>]</m:t>
+        </m:r>
       </m:oMath>
       <w:r>
         <w:t xml:space="preserve"> </w:t>
@@ -409,19 +415,21 @@
         <m:r>
           <m:t>S</m:t>
         </m:r>
-        <m:d>
-          <m:dPr>
-            <m:begChr m:val="("/>
-            <m:sepChr m:val=""/>
-            <m:endChr m:val=")"/>
-            <m:grow/>
-          </m:dPr>
-          <m:e>
-            <m:r>
-              <m:t>t</m:t>
-            </m:r>
-          </m:e>
-        </m:d>
+        <m:r>
+          <m:rPr>
+            <m:sty m:val="p"/>
+          </m:rPr>
+          <m:t>(</m:t>
+        </m:r>
+        <m:r>
+          <m:t>t</m:t>
+        </m:r>
+        <m:r>
+          <m:rPr>
+            <m:sty m:val="p"/>
+          </m:rPr>
+          <m:t>)</m:t>
+        </m:r>
         <m:r>
           <m:rPr>
             <m:sty m:val="p"/>
@@ -434,28 +442,30 @@
           </m:rPr>
           <m:t>Pr</m:t>
         </m:r>
-        <m:d>
-          <m:dPr>
-            <m:begChr m:val="["/>
-            <m:sepChr m:val=""/>
-            <m:endChr m:val="]"/>
-            <m:grow/>
-          </m:dPr>
-          <m:e>
-            <m:r>
-              <m:t>T</m:t>
-            </m:r>
-            <m:r>
-              <m:rPr>
-                <m:sty m:val="p"/>
-              </m:rPr>
-              <m:t>&gt;</m:t>
-            </m:r>
-            <m:r>
-              <m:t>t</m:t>
-            </m:r>
-          </m:e>
-        </m:d>
+        <m:r>
+          <m:rPr>
+            <m:sty m:val="p"/>
+          </m:rPr>
+          <m:t>[</m:t>
+        </m:r>
+        <m:r>
+          <m:t>T</m:t>
+        </m:r>
+        <m:r>
+          <m:rPr>
+            <m:sty m:val="p"/>
+          </m:rPr>
+          <m:t>&gt;</m:t>
+        </m:r>
+        <m:r>
+          <m:t>t</m:t>
+        </m:r>
+        <m:r>
+          <m:rPr>
+            <m:sty m:val="p"/>
+          </m:rPr>
+          <m:t>]</m:t>
+        </m:r>
         <m:r>
           <m:rPr>
             <m:sty m:val="p"/>
@@ -477,28 +487,30 @@
           </m:rPr>
           <m:t>Pr</m:t>
         </m:r>
-        <m:d>
-          <m:dPr>
-            <m:begChr m:val="["/>
-            <m:sepChr m:val=""/>
-            <m:endChr m:val="]"/>
-            <m:grow/>
-          </m:dPr>
-          <m:e>
-            <m:r>
-              <m:t>T</m:t>
-            </m:r>
-            <m:r>
-              <m:rPr>
-                <m:sty m:val="p"/>
-              </m:rPr>
-              <m:t>≤</m:t>
-            </m:r>
-            <m:r>
-              <m:t>t</m:t>
-            </m:r>
-          </m:e>
-        </m:d>
+        <m:r>
+          <m:rPr>
+            <m:sty m:val="p"/>
+          </m:rPr>
+          <m:t>[</m:t>
+        </m:r>
+        <m:r>
+          <m:t>T</m:t>
+        </m:r>
+        <m:r>
+          <m:rPr>
+            <m:sty m:val="p"/>
+          </m:rPr>
+          <m:t>≤</m:t>
+        </m:r>
+        <m:r>
+          <m:t>t</m:t>
+        </m:r>
+        <m:r>
+          <m:rPr>
+            <m:sty m:val="p"/>
+          </m:rPr>
+          <m:t>]</m:t>
+        </m:r>
       </m:oMath>
     </w:p>
     <w:p>
@@ -536,19 +548,21 @@
         <m:r>
           <m:t>λ</m:t>
         </m:r>
-        <m:d>
-          <m:dPr>
-            <m:begChr m:val="("/>
-            <m:sepChr m:val=""/>
-            <m:endChr m:val=")"/>
-            <m:grow/>
-          </m:dPr>
-          <m:e>
-            <m:r>
-              <m:t>t</m:t>
-            </m:r>
-          </m:e>
-        </m:d>
+        <m:r>
+          <m:rPr>
+            <m:sty m:val="p"/>
+          </m:rPr>
+          <m:t>(</m:t>
+        </m:r>
+        <m:r>
+          <m:t>t</m:t>
+        </m:r>
+        <m:r>
+          <m:rPr>
+            <m:sty m:val="p"/>
+          </m:rPr>
+          <m:t>)</m:t>
+        </m:r>
         <m:r>
           <m:rPr>
             <m:sty m:val="p"/>
@@ -593,67 +607,69 @@
               </m:rPr>
               <m:t>Pr</m:t>
             </m:r>
-            <m:d>
-              <m:dPr>
-                <m:begChr m:val="["/>
-                <m:sepChr m:val=""/>
-                <m:endChr m:val="]"/>
-                <m:grow/>
-              </m:dPr>
-              <m:e>
-                <m:r>
-                  <m:t>t</m:t>
-                </m:r>
-                <m:r>
-                  <m:rPr>
-                    <m:sty m:val="p"/>
-                  </m:rPr>
-                  <m:t>≤</m:t>
-                </m:r>
-                <m:r>
-                  <m:t>T</m:t>
-                </m:r>
-                <m:r>
-                  <m:rPr>
-                    <m:sty m:val="p"/>
-                  </m:rPr>
-                  <m:t>&lt;</m:t>
-                </m:r>
-                <m:r>
-                  <m:t>t</m:t>
-                </m:r>
-                <m:r>
-                  <m:rPr>
-                    <m:sty m:val="p"/>
-                  </m:rPr>
-                  <m:t>+</m:t>
-                </m:r>
-                <m:r>
-                  <m:t>d</m:t>
-                </m:r>
-                <m:r>
-                  <m:t>t</m:t>
-                </m:r>
-                <m:r>
-                  <m:rPr>
-                    <m:sty m:val="p"/>
-                  </m:rPr>
-                  <m:t>∣</m:t>
-                </m:r>
-                <m:r>
-                  <m:t>T</m:t>
-                </m:r>
-                <m:r>
-                  <m:rPr>
-                    <m:sty m:val="p"/>
-                  </m:rPr>
-                  <m:t>≥</m:t>
-                </m:r>
-                <m:r>
-                  <m:t>t</m:t>
-                </m:r>
-              </m:e>
-            </m:d>
+            <m:r>
+              <m:rPr>
+                <m:sty m:val="p"/>
+              </m:rPr>
+              <m:t>[</m:t>
+            </m:r>
+            <m:r>
+              <m:t>t</m:t>
+            </m:r>
+            <m:r>
+              <m:rPr>
+                <m:sty m:val="p"/>
+              </m:rPr>
+              <m:t>≤</m:t>
+            </m:r>
+            <m:r>
+              <m:t>T</m:t>
+            </m:r>
+            <m:r>
+              <m:rPr>
+                <m:sty m:val="p"/>
+              </m:rPr>
+              <m:t>&lt;</m:t>
+            </m:r>
+            <m:r>
+              <m:t>t</m:t>
+            </m:r>
+            <m:r>
+              <m:rPr>
+                <m:sty m:val="p"/>
+              </m:rPr>
+              <m:t>+</m:t>
+            </m:r>
+            <m:r>
+              <m:t>d</m:t>
+            </m:r>
+            <m:r>
+              <m:t>t</m:t>
+            </m:r>
+            <m:r>
+              <m:rPr>
+                <m:sty m:val="p"/>
+              </m:rPr>
+              <m:t>∣</m:t>
+            </m:r>
+            <m:r>
+              <m:t>T</m:t>
+            </m:r>
+            <m:r>
+              <m:rPr>
+                <m:sty m:val="p"/>
+              </m:rPr>
+              <m:t>≥</m:t>
+            </m:r>
+            <m:r>
+              <m:t>t</m:t>
+            </m:r>
+            <m:r>
+              <m:rPr>
+                <m:sty m:val="p"/>
+              </m:rPr>
+              <m:t>]</m:t>
+            </m:r>
           </m:num>
           <m:den>
             <m:r>
@@ -666,9 +682,9 @@
         </m:f>
       </m:oMath>
     </w:p>
-    <w:bookmarkEnd w:id="20"/>
-    <w:bookmarkEnd w:id="21"/>
-    <w:bookmarkStart w:id="22" w:name="hazard-vs-risk"/>
+    <w:bookmarkEnd w:id="9"/>
+    <w:bookmarkEnd w:id="10"/>
+    <w:bookmarkStart w:id="11" w:name="hazard-vs-risk"/>
     <w:p>
       <w:pPr>
         <w:pStyle w:val="Heading3"/>
@@ -745,19 +761,21 @@
         <m:r>
           <m:t>S</m:t>
         </m:r>
-        <m:d>
-          <m:dPr>
-            <m:begChr m:val="("/>
-            <m:sepChr m:val=""/>
-            <m:endChr m:val=")"/>
-            <m:grow/>
-          </m:dPr>
-          <m:e>
-            <m:r>
-              <m:t>t</m:t>
-            </m:r>
-          </m:e>
-        </m:d>
+        <m:r>
+          <m:rPr>
+            <m:sty m:val="p"/>
+          </m:rPr>
+          <m:t>(</m:t>
+        </m:r>
+        <m:r>
+          <m:t>t</m:t>
+        </m:r>
+        <m:r>
+          <m:rPr>
+            <m:sty m:val="p"/>
+          </m:rPr>
+          <m:t>)</m:t>
+        </m:r>
         <m:r>
           <m:rPr>
             <m:sty m:val="p"/>
@@ -807,19 +825,21 @@
                 </m:r>
               </m:e>
             </m:nary>
-            <m:d>
-              <m:dPr>
-                <m:begChr m:val="("/>
-                <m:sepChr m:val=""/>
-                <m:endChr m:val=")"/>
-                <m:grow/>
-              </m:dPr>
-              <m:e>
-                <m:r>
-                  <m:t>s</m:t>
-                </m:r>
-              </m:e>
-            </m:d>
+            <m:r>
+              <m:rPr>
+                <m:sty m:val="p"/>
+              </m:rPr>
+              <m:t>(</m:t>
+            </m:r>
+            <m:r>
+              <m:t>s</m:t>
+            </m:r>
+            <m:r>
+              <m:rPr>
+                <m:sty m:val="p"/>
+              </m:rPr>
+              <m:t>)</m:t>
+            </m:r>
             <m:r>
               <m:t>d</m:t>
             </m:r>
@@ -920,19 +940,21 @@
             </m:rPr>
             <m:t>Risk</m:t>
           </m:r>
-          <m:d>
-            <m:dPr>
-              <m:begChr m:val="("/>
-              <m:sepChr m:val=""/>
-              <m:endChr m:val=")"/>
-              <m:grow/>
-            </m:dPr>
-            <m:e>
-              <m:r>
-                <m:t>t</m:t>
-              </m:r>
-            </m:e>
-          </m:d>
+          <m:r>
+            <m:rPr>
+              <m:sty m:val="p"/>
+            </m:rPr>
+            <m:t>(</m:t>
+          </m:r>
+          <m:r>
+            <m:t>t</m:t>
+          </m:r>
+          <m:r>
+            <m:rPr>
+              <m:sty m:val="p"/>
+            </m:rPr>
+            <m:t>)</m:t>
+          </m:r>
           <m:r>
             <m:rPr>
               <m:sty m:val="p"/>
@@ -991,19 +1013,21 @@
                   </m:r>
                 </m:e>
               </m:nary>
-              <m:d>
-                <m:dPr>
-                  <m:begChr m:val="("/>
-                  <m:sepChr m:val=""/>
-                  <m:endChr m:val=")"/>
-                  <m:grow/>
-                </m:dPr>
-                <m:e>
-                  <m:r>
-                    <m:t>s</m:t>
-                  </m:r>
-                </m:e>
-              </m:d>
+              <m:r>
+                <m:rPr>
+                  <m:sty m:val="p"/>
+                </m:rPr>
+                <m:t>(</m:t>
+              </m:r>
+              <m:r>
+                <m:t>s</m:t>
+              </m:r>
+              <m:r>
+                <m:rPr>
+                  <m:sty m:val="p"/>
+                </m:rPr>
+                <m:t>)</m:t>
+              </m:r>
               <m:r>
                 <m:t>d</m:t>
               </m:r>
@@ -1054,9 +1078,9 @@
         <w:t xml:space="preserve">rather than causal hazards, though both can be defined.</w:t>
       </w:r>
     </w:p>
-    <w:bookmarkEnd w:id="22"/>
-    <w:bookmarkEnd w:id="23"/>
-    <w:bookmarkStart w:id="27" w:name="from-hazards-to-risks-pp.-250-252"/>
+    <w:bookmarkEnd w:id="11"/>
+    <w:bookmarkEnd w:id="12"/>
+    <w:bookmarkStart w:id="16" w:name="from-hazards-to-risks-pp.-250-252"/>
     <w:p>
       <w:pPr>
         <w:pStyle w:val="Heading2"/>
@@ -1096,19 +1120,21 @@
         <m:r>
           <m:t>S</m:t>
         </m:r>
-        <m:d>
-          <m:dPr>
-            <m:begChr m:val="("/>
-            <m:sepChr m:val=""/>
-            <m:endChr m:val=")"/>
-            <m:grow/>
-          </m:dPr>
-          <m:e>
-            <m:r>
-              <m:t>t</m:t>
-            </m:r>
-          </m:e>
-        </m:d>
+        <m:r>
+          <m:rPr>
+            <m:sty m:val="p"/>
+          </m:rPr>
+          <m:t>(</m:t>
+        </m:r>
+        <m:r>
+          <m:t>t</m:t>
+        </m:r>
+        <m:r>
+          <m:rPr>
+            <m:sty m:val="p"/>
+          </m:rPr>
+          <m:t>)</m:t>
+        </m:r>
       </m:oMath>
       <w:r>
         <w:t xml:space="preserve"> </w:t>
@@ -1131,21 +1157,26 @@
       </w:r>
       <m:oMath>
         <m:r>
+          <m:rPr>
+            <m:sty m:val="p"/>
+          </m:rPr>
           <m:t>Λ</m:t>
         </m:r>
-        <m:d>
-          <m:dPr>
-            <m:begChr m:val="("/>
-            <m:sepChr m:val=""/>
-            <m:endChr m:val=")"/>
-            <m:grow/>
-          </m:dPr>
-          <m:e>
-            <m:r>
-              <m:t>t</m:t>
-            </m:r>
-          </m:e>
-        </m:d>
+        <m:r>
+          <m:rPr>
+            <m:sty m:val="p"/>
+          </m:rPr>
+          <m:t>(</m:t>
+        </m:r>
+        <m:r>
+          <m:t>t</m:t>
+        </m:r>
+        <m:r>
+          <m:rPr>
+            <m:sty m:val="p"/>
+          </m:rPr>
+          <m:t>)</m:t>
+        </m:r>
       </m:oMath>
       <w:r>
         <w:t xml:space="preserve"> </w:t>
@@ -1154,7 +1185,7 @@
         <w:t xml:space="preserve">are key quantities.</w:t>
       </w:r>
     </w:p>
-    <w:bookmarkStart w:id="24" w:name="cumulative-hazard"/>
+    <w:bookmarkStart w:id="13" w:name="cumulative-hazard"/>
     <w:p>
       <w:pPr>
         <w:pStyle w:val="Heading3"/>
@@ -1173,21 +1204,26 @@
         </m:oMathParaPr>
         <m:oMath>
           <m:r>
+            <m:rPr>
+              <m:sty m:val="p"/>
+            </m:rPr>
             <m:t>Λ</m:t>
           </m:r>
-          <m:d>
-            <m:dPr>
-              <m:begChr m:val="("/>
-              <m:sepChr m:val=""/>
-              <m:endChr m:val=")"/>
-              <m:grow/>
-            </m:dPr>
-            <m:e>
-              <m:r>
-                <m:t>t</m:t>
-              </m:r>
-            </m:e>
-          </m:d>
+          <m:r>
+            <m:rPr>
+              <m:sty m:val="p"/>
+            </m:rPr>
+            <m:t>(</m:t>
+          </m:r>
+          <m:r>
+            <m:t>t</m:t>
+          </m:r>
+          <m:r>
+            <m:rPr>
+              <m:sty m:val="p"/>
+            </m:rPr>
+            <m:t>)</m:t>
+          </m:r>
           <m:r>
             <m:rPr>
               <m:sty m:val="p"/>
@@ -1217,19 +1253,21 @@
               </m:r>
             </m:e>
           </m:nary>
-          <m:d>
-            <m:dPr>
-              <m:begChr m:val="("/>
-              <m:sepChr m:val=""/>
-              <m:endChr m:val=")"/>
-              <m:grow/>
-            </m:dPr>
-            <m:e>
-              <m:r>
-                <m:t>s</m:t>
-              </m:r>
-            </m:e>
-          </m:d>
+          <m:r>
+            <m:rPr>
+              <m:sty m:val="p"/>
+            </m:rPr>
+            <m:t>(</m:t>
+          </m:r>
+          <m:r>
+            <m:t>s</m:t>
+          </m:r>
+          <m:r>
+            <m:rPr>
+              <m:sty m:val="p"/>
+            </m:rPr>
+            <m:t>)</m:t>
+          </m:r>
           <m:r>
             <m:t>d</m:t>
           </m:r>
@@ -1265,8 +1303,8 @@
         <w:t xml:space="preserve">.</w:t>
       </w:r>
     </w:p>
-    <w:bookmarkEnd w:id="24"/>
-    <w:bookmarkStart w:id="25" w:name="relationships"/>
+    <w:bookmarkEnd w:id="13"/>
+    <w:bookmarkStart w:id="14" w:name="relationships"/>
     <w:p>
       <w:pPr>
         <w:pStyle w:val="Heading3"/>
@@ -1302,19 +1340,21 @@
           <m:r>
             <m:t>S</m:t>
           </m:r>
-          <m:d>
-            <m:dPr>
-              <m:begChr m:val="("/>
-              <m:sepChr m:val=""/>
-              <m:endChr m:val=")"/>
-              <m:grow/>
-            </m:dPr>
-            <m:e>
-              <m:r>
-                <m:t>t</m:t>
-              </m:r>
-            </m:e>
-          </m:d>
+          <m:r>
+            <m:rPr>
+              <m:sty m:val="p"/>
+            </m:rPr>
+            <m:t>(</m:t>
+          </m:r>
+          <m:r>
+            <m:t>t</m:t>
+          </m:r>
+          <m:r>
+            <m:rPr>
+              <m:sty m:val="p"/>
+            </m:rPr>
+            <m:t>)</m:t>
+          </m:r>
           <m:r>
             <m:rPr>
               <m:sty m:val="p"/>
@@ -1327,38 +1367,45 @@
             </m:rPr>
             <m:t>exp</m:t>
           </m:r>
-          <m:d>
-            <m:dPr>
-              <m:begChr m:val="("/>
-              <m:sepChr m:val=""/>
-              <m:endChr m:val=")"/>
-              <m:grow/>
-            </m:dPr>
-            <m:e>
-              <m:r>
-                <m:rPr>
-                  <m:sty m:val="p"/>
-                </m:rPr>
-                <m:t>−</m:t>
-              </m:r>
-              <m:r>
-                <m:t>Λ</m:t>
-              </m:r>
-              <m:d>
-                <m:dPr>
-                  <m:begChr m:val="("/>
-                  <m:sepChr m:val=""/>
-                  <m:endChr m:val=")"/>
-                  <m:grow/>
-                </m:dPr>
-                <m:e>
-                  <m:r>
-                    <m:t>t</m:t>
-                  </m:r>
-                </m:e>
-              </m:d>
-            </m:e>
-          </m:d>
+          <m:r>
+            <m:rPr>
+              <m:sty m:val="p"/>
+            </m:rPr>
+            <m:t>(</m:t>
+          </m:r>
+          <m:r>
+            <m:rPr>
+              <m:sty m:val="p"/>
+            </m:rPr>
+            <m:t>−</m:t>
+          </m:r>
+          <m:r>
+            <m:rPr>
+              <m:sty m:val="p"/>
+            </m:rPr>
+            <m:t>Λ</m:t>
+          </m:r>
+          <m:r>
+            <m:rPr>
+              <m:sty m:val="p"/>
+            </m:rPr>
+            <m:t>(</m:t>
+          </m:r>
+          <m:r>
+            <m:t>t</m:t>
+          </m:r>
+          <m:r>
+            <m:rPr>
+              <m:sty m:val="p"/>
+            </m:rPr>
+            <m:t>)</m:t>
+          </m:r>
+          <m:r>
+            <m:rPr>
+              <m:sty m:val="p"/>
+            </m:rPr>
+            <m:t>)</m:t>
+          </m:r>
         </m:oMath>
       </m:oMathPara>
     </w:p>
@@ -1392,28 +1439,30 @@
             </m:rPr>
             <m:t>Pr</m:t>
           </m:r>
-          <m:d>
-            <m:dPr>
-              <m:begChr m:val="["/>
-              <m:sepChr m:val=""/>
-              <m:endChr m:val="]"/>
-              <m:grow/>
-            </m:dPr>
-            <m:e>
-              <m:r>
-                <m:t>T</m:t>
-              </m:r>
-              <m:r>
-                <m:rPr>
-                  <m:sty m:val="p"/>
-                </m:rPr>
-                <m:t>≤</m:t>
-              </m:r>
-              <m:r>
-                <m:t>t</m:t>
-              </m:r>
-            </m:e>
-          </m:d>
+          <m:r>
+            <m:rPr>
+              <m:sty m:val="p"/>
+            </m:rPr>
+            <m:t>[</m:t>
+          </m:r>
+          <m:r>
+            <m:t>T</m:t>
+          </m:r>
+          <m:r>
+            <m:rPr>
+              <m:sty m:val="p"/>
+            </m:rPr>
+            <m:t>≤</m:t>
+          </m:r>
+          <m:r>
+            <m:t>t</m:t>
+          </m:r>
+          <m:r>
+            <m:rPr>
+              <m:sty m:val="p"/>
+            </m:rPr>
+            <m:t>]</m:t>
+          </m:r>
           <m:r>
             <m:rPr>
               <m:sty m:val="p"/>
@@ -1432,19 +1481,21 @@
           <m:r>
             <m:t>S</m:t>
           </m:r>
-          <m:d>
-            <m:dPr>
-              <m:begChr m:val="("/>
-              <m:sepChr m:val=""/>
-              <m:endChr m:val=")"/>
-              <m:grow/>
-            </m:dPr>
-            <m:e>
-              <m:r>
-                <m:t>t</m:t>
-              </m:r>
-            </m:e>
-          </m:d>
+          <m:r>
+            <m:rPr>
+              <m:sty m:val="p"/>
+            </m:rPr>
+            <m:t>(</m:t>
+          </m:r>
+          <m:r>
+            <m:t>t</m:t>
+          </m:r>
+          <m:r>
+            <m:rPr>
+              <m:sty m:val="p"/>
+            </m:rPr>
+            <m:t>)</m:t>
+          </m:r>
           <m:r>
             <m:rPr>
               <m:sty m:val="p"/>
@@ -1466,43 +1517,50 @@
             </m:rPr>
             <m:t>exp</m:t>
           </m:r>
-          <m:d>
-            <m:dPr>
-              <m:begChr m:val="("/>
-              <m:sepChr m:val=""/>
-              <m:endChr m:val=")"/>
-              <m:grow/>
-            </m:dPr>
-            <m:e>
-              <m:r>
-                <m:rPr>
-                  <m:sty m:val="p"/>
-                </m:rPr>
-                <m:t>−</m:t>
-              </m:r>
-              <m:r>
-                <m:t>Λ</m:t>
-              </m:r>
-              <m:d>
-                <m:dPr>
-                  <m:begChr m:val="("/>
-                  <m:sepChr m:val=""/>
-                  <m:endChr m:val=")"/>
-                  <m:grow/>
-                </m:dPr>
-                <m:e>
-                  <m:r>
-                    <m:t>t</m:t>
-                  </m:r>
-                </m:e>
-              </m:d>
-            </m:e>
-          </m:d>
+          <m:r>
+            <m:rPr>
+              <m:sty m:val="p"/>
+            </m:rPr>
+            <m:t>(</m:t>
+          </m:r>
+          <m:r>
+            <m:rPr>
+              <m:sty m:val="p"/>
+            </m:rPr>
+            <m:t>−</m:t>
+          </m:r>
+          <m:r>
+            <m:rPr>
+              <m:sty m:val="p"/>
+            </m:rPr>
+            <m:t>Λ</m:t>
+          </m:r>
+          <m:r>
+            <m:rPr>
+              <m:sty m:val="p"/>
+            </m:rPr>
+            <m:t>(</m:t>
+          </m:r>
+          <m:r>
+            <m:t>t</m:t>
+          </m:r>
+          <m:r>
+            <m:rPr>
+              <m:sty m:val="p"/>
+            </m:rPr>
+            <m:t>)</m:t>
+          </m:r>
+          <m:r>
+            <m:rPr>
+              <m:sty m:val="p"/>
+            </m:rPr>
+            <m:t>)</m:t>
+          </m:r>
         </m:oMath>
       </m:oMathPara>
     </w:p>
-    <w:bookmarkEnd w:id="25"/>
-    <w:bookmarkStart w:id="26" w:name="kaplan-meier-estimator"/>
+    <w:bookmarkEnd w:id="14"/>
+    <w:bookmarkStart w:id="15" w:name="kaplan-meier-estimator"/>
     <w:p>
       <w:pPr>
         <w:pStyle w:val="Heading3"/>
@@ -1548,19 +1606,21 @@
               </m:r>
             </m:e>
           </m:acc>
-          <m:d>
-            <m:dPr>
-              <m:begChr m:val="("/>
-              <m:sepChr m:val=""/>
-              <m:endChr m:val=")"/>
-              <m:grow/>
-            </m:dPr>
-            <m:e>
-              <m:r>
-                <m:t>t</m:t>
-              </m:r>
-            </m:e>
-          </m:d>
+          <m:r>
+            <m:rPr>
+              <m:sty m:val="p"/>
+            </m:rPr>
+            <m:t>(</m:t>
+          </m:r>
+          <m:r>
+            <m:t>t</m:t>
+          </m:r>
+          <m:r>
+            <m:rPr>
+              <m:sty m:val="p"/>
+            </m:rPr>
+            <m:t>)</m:t>
+          </m:r>
           <m:r>
             <m:rPr>
               <m:sty m:val="p"/>
@@ -1853,9 +1913,9 @@
         <w:t xml:space="preserve">: Doesn’t adjust for confounders. For causal inference, we need IP weighting or parametric g-formula.</w:t>
       </w:r>
     </w:p>
-    <w:bookmarkEnd w:id="26"/>
-    <w:bookmarkEnd w:id="27"/>
-    <w:bookmarkStart w:id="31" w:name="why-censoring-matters-pp.-252-255"/>
+    <w:bookmarkEnd w:id="15"/>
+    <w:bookmarkEnd w:id="16"/>
+    <w:bookmarkStart w:id="20" w:name="why-censoring-matters-pp.-252-255"/>
     <w:p>
       <w:pPr>
         <w:pStyle w:val="Heading2"/>
@@ -1889,7 +1949,7 @@
         <w:t xml:space="preserve">creates missing data problems in survival analysis.</w:t>
       </w:r>
     </w:p>
-    <w:bookmarkStart w:id="28" w:name="types-of-censoring"/>
+    <w:bookmarkStart w:id="17" w:name="types-of-censoring"/>
     <w:p>
       <w:pPr>
         <w:pStyle w:val="Heading3"/>
@@ -2015,8 +2075,8 @@
         <w:t xml:space="preserve">Requires special treatment</w:t>
       </w:r>
     </w:p>
-    <w:bookmarkEnd w:id="28"/>
-    <w:bookmarkStart w:id="30" w:name="independent-censoring-assumption"/>
+    <w:bookmarkEnd w:id="17"/>
+    <w:bookmarkStart w:id="19" w:name="independent-censoring-assumption"/>
     <w:p>
       <w:pPr>
         <w:pStyle w:val="Heading3"/>
@@ -2025,7 +2085,7 @@
         <w:t xml:space="preserve">3.2 Independent Censoring Assumption</w:t>
       </w:r>
     </w:p>
-    <w:bookmarkStart w:id="29" w:name="def-independent-censoring"/>
+    <w:bookmarkStart w:id="18" w:name="def-independent-censoring"/>
     <w:p>
       <w:pPr>
         <w:pStyle w:val="FirstParagraph"/>
@@ -2173,7 +2233,7 @@
         <w:t xml:space="preserve">: Among individuals with the same covariate values, censoring is unrelated to their (unobserved) event time.</w:t>
       </w:r>
     </w:p>
-    <w:bookmarkEnd w:id="29"/>
+    <w:bookmarkEnd w:id="18"/>
     <w:p>
       <w:pPr>
         <w:pStyle w:val="BodyText"/>
@@ -2258,9 +2318,9 @@
         <w:t xml:space="preserve">: Measure as many predictors of censoring as possible, then assume independence given those predictors.</w:t>
       </w:r>
     </w:p>
-    <w:bookmarkEnd w:id="30"/>
-    <w:bookmarkEnd w:id="31"/>
-    <w:bookmarkStart w:id="35" w:name="the-hazard-ratio-pp.-255-257"/>
+    <w:bookmarkEnd w:id="19"/>
+    <w:bookmarkEnd w:id="20"/>
+    <w:bookmarkStart w:id="24" w:name="the-hazard-ratio-pp.-255-257"/>
     <w:p>
       <w:pPr>
         <w:pStyle w:val="Heading2"/>
@@ -2300,7 +2360,7 @@
         <w:t xml:space="preserve">is commonly used to quantify treatment effects in survival analysis.</w:t>
       </w:r>
     </w:p>
-    <w:bookmarkStart w:id="33" w:name="definition"/>
+    <w:bookmarkStart w:id="22" w:name="definition"/>
     <w:p>
       <w:pPr>
         <w:pStyle w:val="Heading3"/>
@@ -2309,7 +2369,7 @@
         <w:t xml:space="preserve">4.1 Definition</w:t>
       </w:r>
     </w:p>
-    <w:bookmarkStart w:id="32" w:name="def-hazard-ratio"/>
+    <w:bookmarkStart w:id="21" w:name="def-hazard-ratio"/>
     <w:p>
       <w:pPr>
         <w:pStyle w:val="FirstParagraph"/>
@@ -2361,15 +2421,21 @@
         <w:t xml:space="preserve"> </w:t>
       </w:r>
       <m:oMath>
-        <m:r>
-          <m:t>a</m:t>
-        </m:r>
-        <m:r>
-          <m:rPr>
-            <m:sty m:val="p"/>
-          </m:rPr>
-          <m:t>′</m:t>
-        </m:r>
+        <m:sSup>
+          <m:e>
+            <m:r>
+              <m:t>a</m:t>
+            </m:r>
+          </m:e>
+          <m:sup>
+            <m:r>
+              <m:rPr>
+                <m:sty m:val="p"/>
+              </m:rPr>
+              <m:t>′</m:t>
+            </m:r>
+          </m:sup>
+        </m:sSup>
       </m:oMath>
       <w:r>
         <w:t xml:space="preserve"> </w:t>
@@ -2406,30 +2472,38 @@
                 </m:rPr>
                 <m:t>,</m:t>
               </m:r>
-              <m:r>
-                <m:t>a</m:t>
-              </m:r>
-              <m:r>
-                <m:rPr>
-                  <m:sty m:val="p"/>
-                </m:rPr>
-                <m:t>′</m:t>
-              </m:r>
+              <m:sSup>
+                <m:e>
+                  <m:r>
+                    <m:t>a</m:t>
+                  </m:r>
+                </m:e>
+                <m:sup>
+                  <m:r>
+                    <m:rPr>
+                      <m:sty m:val="p"/>
+                    </m:rPr>
+                    <m:t>′</m:t>
+                  </m:r>
+                </m:sup>
+              </m:sSup>
             </m:sup>
           </m:sSup>
-          <m:d>
-            <m:dPr>
-              <m:begChr m:val="("/>
-              <m:sepChr m:val=""/>
-              <m:endChr m:val=")"/>
-              <m:grow/>
-            </m:dPr>
-            <m:e>
-              <m:r>
-                <m:t>t</m:t>
-              </m:r>
-            </m:e>
-          </m:d>
+          <m:r>
+            <m:rPr>
+              <m:sty m:val="p"/>
+            </m:rPr>
+            <m:t>(</m:t>
+          </m:r>
+          <m:r>
+            <m:t>t</m:t>
+          </m:r>
+          <m:r>
+            <m:rPr>
+              <m:sty m:val="p"/>
+            </m:rPr>
+            <m:t>)</m:t>
+          </m:r>
           <m:r>
             <m:rPr>
               <m:sty m:val="p"/>
@@ -2453,19 +2527,21 @@
                   </m:r>
                 </m:sup>
               </m:sSup>
-              <m:d>
-                <m:dPr>
-                  <m:begChr m:val="("/>
-                  <m:sepChr m:val=""/>
-                  <m:endChr m:val=")"/>
-                  <m:grow/>
-                </m:dPr>
-                <m:e>
-                  <m:r>
-                    <m:t>t</m:t>
-                  </m:r>
-                </m:e>
-              </m:d>
+              <m:r>
+                <m:rPr>
+                  <m:sty m:val="p"/>
+                </m:rPr>
+                <m:t>(</m:t>
+              </m:r>
+              <m:r>
+                <m:t>t</m:t>
+              </m:r>
+              <m:r>
+                <m:rPr>
+                  <m:sty m:val="p"/>
+                </m:rPr>
+                <m:t>)</m:t>
+              </m:r>
             </m:num>
             <m:den>
               <m:sSup>
@@ -2475,30 +2551,38 @@
                   </m:r>
                 </m:e>
                 <m:sup>
-                  <m:r>
-                    <m:t>a</m:t>
-                  </m:r>
-                  <m:r>
-                    <m:rPr>
-                      <m:sty m:val="p"/>
-                    </m:rPr>
-                    <m:t>′</m:t>
-                  </m:r>
+                  <m:sSup>
+                    <m:e>
+                      <m:r>
+                        <m:t>a</m:t>
+                      </m:r>
+                    </m:e>
+                    <m:sup>
+                      <m:r>
+                        <m:rPr>
+                          <m:sty m:val="p"/>
+                        </m:rPr>
+                        <m:t>′</m:t>
+                      </m:r>
+                    </m:sup>
+                  </m:sSup>
                 </m:sup>
               </m:sSup>
-              <m:d>
-                <m:dPr>
-                  <m:begChr m:val="("/>
-                  <m:sepChr m:val=""/>
-                  <m:endChr m:val=")"/>
-                  <m:grow/>
-                </m:dPr>
-                <m:e>
-                  <m:r>
-                    <m:t>t</m:t>
-                  </m:r>
-                </m:e>
-              </m:d>
+              <m:r>
+                <m:rPr>
+                  <m:sty m:val="p"/>
+                </m:rPr>
+                <m:t>(</m:t>
+              </m:r>
+              <m:r>
+                <m:t>t</m:t>
+              </m:r>
+              <m:r>
+                <m:rPr>
+                  <m:sty m:val="p"/>
+                </m:rPr>
+                <m:t>)</m:t>
+              </m:r>
             </m:den>
           </m:f>
         </m:oMath>
@@ -2527,19 +2611,21 @@
             </m:r>
           </m:sup>
         </m:sSup>
-        <m:d>
-          <m:dPr>
-            <m:begChr m:val="("/>
-            <m:sepChr m:val=""/>
-            <m:endChr m:val=")"/>
-            <m:grow/>
-          </m:dPr>
-          <m:e>
-            <m:r>
-              <m:t>t</m:t>
-            </m:r>
-          </m:e>
-        </m:d>
+        <m:r>
+          <m:rPr>
+            <m:sty m:val="p"/>
+          </m:rPr>
+          <m:t>(</m:t>
+        </m:r>
+        <m:r>
+          <m:t>t</m:t>
+        </m:r>
+        <m:r>
+          <m:rPr>
+            <m:sty m:val="p"/>
+          </m:rPr>
+          <m:t>)</m:t>
+        </m:r>
       </m:oMath>
       <w:r>
         <w:t xml:space="preserve"> </w:t>
@@ -2596,30 +2682,38 @@
               </m:rPr>
               <m:t>,</m:t>
             </m:r>
-            <m:r>
-              <m:t>a</m:t>
-            </m:r>
-            <m:r>
-              <m:rPr>
-                <m:sty m:val="p"/>
-              </m:rPr>
-              <m:t>′</m:t>
-            </m:r>
+            <m:sSup>
+              <m:e>
+                <m:r>
+                  <m:t>a</m:t>
+                </m:r>
+              </m:e>
+              <m:sup>
+                <m:r>
+                  <m:rPr>
+                    <m:sty m:val="p"/>
+                  </m:rPr>
+                  <m:t>′</m:t>
+                </m:r>
+              </m:sup>
+            </m:sSup>
           </m:sup>
         </m:sSup>
-        <m:d>
-          <m:dPr>
-            <m:begChr m:val="("/>
-            <m:sepChr m:val=""/>
-            <m:endChr m:val=")"/>
-            <m:grow/>
-          </m:dPr>
-          <m:e>
-            <m:r>
-              <m:t>t</m:t>
-            </m:r>
-          </m:e>
-        </m:d>
+        <m:r>
+          <m:rPr>
+            <m:sty m:val="p"/>
+          </m:rPr>
+          <m:t>(</m:t>
+        </m:r>
+        <m:r>
+          <m:t>t</m:t>
+        </m:r>
+        <m:r>
+          <m:rPr>
+            <m:sty m:val="p"/>
+          </m:rPr>
+          <m:t>)</m:t>
+        </m:r>
         <m:r>
           <m:rPr>
             <m:sty m:val="p"/>
@@ -2645,15 +2739,21 @@
               </m:rPr>
               <m:t>,</m:t>
             </m:r>
-            <m:r>
-              <m:t>a</m:t>
-            </m:r>
-            <m:r>
-              <m:rPr>
-                <m:sty m:val="p"/>
-              </m:rPr>
-              <m:t>′</m:t>
-            </m:r>
+            <m:sSup>
+              <m:e>
+                <m:r>
+                  <m:t>a</m:t>
+                </m:r>
+              </m:e>
+              <m:sup>
+                <m:r>
+                  <m:rPr>
+                    <m:sty m:val="p"/>
+                  </m:rPr>
+                  <m:t>′</m:t>
+                </m:r>
+              </m:sup>
+            </m:sSup>
           </m:sup>
         </m:sSup>
       </m:oMath>
@@ -2664,9 +2764,9 @@
         <w:t xml:space="preserve">(constant over time).</w:t>
       </w:r>
     </w:p>
-    <w:bookmarkEnd w:id="32"/>
-    <w:bookmarkEnd w:id="33"/>
-    <w:bookmarkStart w:id="34" w:name="interpretation-challenges"/>
+    <w:bookmarkEnd w:id="21"/>
+    <w:bookmarkEnd w:id="22"/>
+    <w:bookmarkStart w:id="23" w:name="interpretation-challenges"/>
     <w:p>
       <w:pPr>
         <w:pStyle w:val="Heading3"/>
@@ -2951,9 +3051,9 @@
         <w:t xml:space="preserve">, not hazard ratios.</w:t>
       </w:r>
     </w:p>
-    <w:bookmarkEnd w:id="34"/>
-    <w:bookmarkEnd w:id="35"/>
-    <w:bookmarkStart w:id="40" w:name="X231c47526745e472bbb898d3bd1c2f017e84c56"/>
+    <w:bookmarkEnd w:id="23"/>
+    <w:bookmarkEnd w:id="24"/>
+    <w:bookmarkStart w:id="29" w:name="X231c47526745e472bbb898d3bd1c2f017e84c56"/>
     <w:p>
       <w:pPr>
         <w:pStyle w:val="Heading2"/>
@@ -2993,7 +3093,7 @@
         <w:t xml:space="preserve">to estimate causal survival curves.</w:t>
       </w:r>
     </w:p>
-    <w:bookmarkStart w:id="37" w:name="causal-survival-curve"/>
+    <w:bookmarkStart w:id="26" w:name="causal-survival-curve"/>
     <w:p>
       <w:pPr>
         <w:pStyle w:val="Heading3"/>
@@ -3002,7 +3102,7 @@
         <w:t xml:space="preserve">5.1 Causal Survival Curve</w:t>
       </w:r>
     </w:p>
-    <w:bookmarkStart w:id="36" w:name="def-causal-survival"/>
+    <w:bookmarkStart w:id="25" w:name="def-causal-survival"/>
     <w:p>
       <w:pPr>
         <w:pStyle w:val="FirstParagraph"/>
@@ -3072,19 +3172,21 @@
               </m:r>
             </m:sup>
           </m:sSup>
-          <m:d>
-            <m:dPr>
-              <m:begChr m:val="("/>
-              <m:sepChr m:val=""/>
-              <m:endChr m:val=")"/>
-              <m:grow/>
-            </m:dPr>
-            <m:e>
-              <m:r>
-                <m:t>t</m:t>
-              </m:r>
-            </m:e>
-          </m:d>
+          <m:r>
+            <m:rPr>
+              <m:sty m:val="p"/>
+            </m:rPr>
+            <m:t>(</m:t>
+          </m:r>
+          <m:r>
+            <m:t>t</m:t>
+          </m:r>
+          <m:r>
+            <m:rPr>
+              <m:sty m:val="p"/>
+            </m:rPr>
+            <m:t>)</m:t>
+          </m:r>
           <m:r>
             <m:rPr>
               <m:sty m:val="p"/>
@@ -3097,37 +3199,39 @@
             </m:rPr>
             <m:t>Pr</m:t>
           </m:r>
-          <m:d>
-            <m:dPr>
-              <m:begChr m:val="["/>
-              <m:sepChr m:val=""/>
-              <m:endChr m:val="]"/>
-              <m:grow/>
-            </m:dPr>
+          <m:r>
+            <m:rPr>
+              <m:sty m:val="p"/>
+            </m:rPr>
+            <m:t>[</m:t>
+          </m:r>
+          <m:sSup>
             <m:e>
-              <m:sSup>
-                <m:e>
-                  <m:r>
-                    <m:t>T</m:t>
-                  </m:r>
-                </m:e>
-                <m:sup>
-                  <m:r>
-                    <m:t>a</m:t>
-                  </m:r>
-                </m:sup>
-              </m:sSup>
               <m:r>
-                <m:rPr>
-                  <m:sty m:val="p"/>
-                </m:rPr>
-                <m:t>&gt;</m:t>
-              </m:r>
-              <m:r>
-                <m:t>t</m:t>
+                <m:t>T</m:t>
               </m:r>
             </m:e>
-          </m:d>
+            <m:sup>
+              <m:r>
+                <m:t>a</m:t>
+              </m:r>
+            </m:sup>
+          </m:sSup>
+          <m:r>
+            <m:rPr>
+              <m:sty m:val="p"/>
+            </m:rPr>
+            <m:t>&gt;</m:t>
+          </m:r>
+          <m:r>
+            <m:t>t</m:t>
+          </m:r>
+          <m:r>
+            <m:rPr>
+              <m:sty m:val="p"/>
+            </m:rPr>
+            <m:t>]</m:t>
+          </m:r>
         </m:oMath>
       </m:oMathPara>
     </w:p>
@@ -3211,56 +3315,16 @@
           </m:rPr>
           <m:t>Pr</m:t>
         </m:r>
-        <m:d>
-          <m:dPr>
-            <m:begChr m:val="["/>
-            <m:sepChr m:val=""/>
-            <m:endChr m:val="]"/>
-            <m:grow/>
-          </m:dPr>
-          <m:e>
-            <m:sSup>
-              <m:e>
-                <m:r>
-                  <m:t>T</m:t>
-                </m:r>
-              </m:e>
-              <m:sup>
-                <m:r>
-                  <m:t>a</m:t>
-                </m:r>
-              </m:sup>
-            </m:sSup>
-            <m:r>
-              <m:rPr>
-                <m:sty m:val="p"/>
-              </m:rPr>
-              <m:t>≤</m:t>
-            </m:r>
-            <m:r>
-              <m:t>t</m:t>
-            </m:r>
-          </m:e>
-        </m:d>
-        <m:r>
-          <m:rPr>
-            <m:sty m:val="p"/>
-          </m:rPr>
-          <m:t>=</m:t>
-        </m:r>
-        <m:r>
-          <m:t>1</m:t>
-        </m:r>
-        <m:r>
-          <m:rPr>
-            <m:sty m:val="p"/>
-          </m:rPr>
-          <m:t>−</m:t>
+        <m:r>
+          <m:rPr>
+            <m:sty m:val="p"/>
+          </m:rPr>
+          <m:t>[</m:t>
         </m:r>
         <m:sSup>
           <m:e>
             <m:r>
-              <m:t>S</m:t>
+              <m:t>T</m:t>
             </m:r>
           </m:e>
           <m:sup>
@@ -3269,24 +3333,68 @@
             </m:r>
           </m:sup>
         </m:sSup>
-        <m:d>
-          <m:dPr>
-            <m:begChr m:val="("/>
-            <m:sepChr m:val=""/>
-            <m:endChr m:val=")"/>
-            <m:grow/>
-          </m:dPr>
+        <m:r>
+          <m:rPr>
+            <m:sty m:val="p"/>
+          </m:rPr>
+          <m:t>≤</m:t>
+        </m:r>
+        <m:r>
+          <m:t>t</m:t>
+        </m:r>
+        <m:r>
+          <m:rPr>
+            <m:sty m:val="p"/>
+          </m:rPr>
+          <m:t>]</m:t>
+        </m:r>
+        <m:r>
+          <m:rPr>
+            <m:sty m:val="p"/>
+          </m:rPr>
+          <m:t>=</m:t>
+        </m:r>
+        <m:r>
+          <m:t>1</m:t>
+        </m:r>
+        <m:r>
+          <m:rPr>
+            <m:sty m:val="p"/>
+          </m:rPr>
+          <m:t>−</m:t>
+        </m:r>
+        <m:sSup>
           <m:e>
             <m:r>
-              <m:t>t</m:t>
+              <m:t>S</m:t>
             </m:r>
           </m:e>
-        </m:d>
+          <m:sup>
+            <m:r>
+              <m:t>a</m:t>
+            </m:r>
+          </m:sup>
+        </m:sSup>
+        <m:r>
+          <m:rPr>
+            <m:sty m:val="p"/>
+          </m:rPr>
+          <m:t>(</m:t>
+        </m:r>
+        <m:r>
+          <m:t>t</m:t>
+        </m:r>
+        <m:r>
+          <m:rPr>
+            <m:sty m:val="p"/>
+          </m:rPr>
+          <m:t>)</m:t>
+        </m:r>
       </m:oMath>
     </w:p>
-    <w:bookmarkEnd w:id="36"/>
-    <w:bookmarkEnd w:id="37"/>
-    <w:bookmarkStart w:id="38" w:name="ip-weighted-kaplan-meier"/>
+    <w:bookmarkEnd w:id="25"/>
+    <w:bookmarkEnd w:id="26"/>
+    <w:bookmarkStart w:id="27" w:name="ip-weighted-kaplan-meier"/>
     <w:p>
       <w:pPr>
         <w:pStyle w:val="Heading3"/>
@@ -3325,19 +3433,21 @@
             </m:r>
           </m:sup>
         </m:sSup>
-        <m:d>
-          <m:dPr>
-            <m:begChr m:val="("/>
-            <m:sepChr m:val=""/>
-            <m:endChr m:val=")"/>
-            <m:grow/>
-          </m:dPr>
-          <m:e>
-            <m:r>
-              <m:t>t</m:t>
-            </m:r>
-          </m:e>
-        </m:d>
+        <m:r>
+          <m:rPr>
+            <m:sty m:val="p"/>
+          </m:rPr>
+          <m:t>(</m:t>
+        </m:r>
+        <m:r>
+          <m:t>t</m:t>
+        </m:r>
+        <m:r>
+          <m:rPr>
+            <m:sty m:val="p"/>
+          </m:rPr>
+          <m:t>)</m:t>
+        </m:r>
       </m:oMath>
       <w:r>
         <w:t xml:space="preserve"> </w:t>
@@ -3410,28 +3520,30 @@
               </m:rPr>
               <m:t>Pr</m:t>
             </m:r>
-            <m:d>
-              <m:dPr>
-                <m:begChr m:val="["/>
-                <m:sepChr m:val=""/>
-                <m:endChr m:val="]"/>
-                <m:grow/>
-              </m:dPr>
-              <m:e>
-                <m:r>
-                  <m:t>A</m:t>
-                </m:r>
-                <m:r>
-                  <m:rPr>
-                    <m:sty m:val="p"/>
-                  </m:rPr>
-                  <m:t>∣</m:t>
-                </m:r>
-                <m:r>
-                  <m:t>L</m:t>
-                </m:r>
-              </m:e>
-            </m:d>
+            <m:r>
+              <m:rPr>
+                <m:sty m:val="p"/>
+              </m:rPr>
+              <m:t>[</m:t>
+            </m:r>
+            <m:r>
+              <m:t>A</m:t>
+            </m:r>
+            <m:r>
+              <m:rPr>
+                <m:sty m:val="p"/>
+              </m:rPr>
+              <m:t>∣</m:t>
+            </m:r>
+            <m:r>
+              <m:t>L</m:t>
+            </m:r>
+            <m:r>
+              <m:rPr>
+                <m:sty m:val="p"/>
+              </m:rPr>
+              <m:t>]</m:t>
+            </m:r>
           </m:den>
         </m:f>
       </m:oMath>
@@ -3476,19 +3588,21 @@
               </m:r>
             </m:sup>
           </m:sSup>
-          <m:d>
-            <m:dPr>
-              <m:begChr m:val="("/>
-              <m:sepChr m:val=""/>
-              <m:endChr m:val=")"/>
-              <m:grow/>
-            </m:dPr>
-            <m:e>
-              <m:r>
-                <m:t>t</m:t>
-              </m:r>
-            </m:e>
-          </m:d>
+          <m:r>
+            <m:rPr>
+              <m:sty m:val="p"/>
+            </m:rPr>
+            <m:t>(</m:t>
+          </m:r>
+          <m:r>
+            <m:t>t</m:t>
+          </m:r>
+          <m:r>
+            <m:rPr>
+              <m:sty m:val="p"/>
+            </m:rPr>
+            <m:t>)</m:t>
+          </m:r>
           <m:r>
             <m:rPr>
               <m:sty m:val="p"/>
@@ -3620,73 +3734,75 @@
                       <m:r>
                         <m:t>I</m:t>
                       </m:r>
-                      <m:d>
-                        <m:dPr>
-                          <m:begChr m:val="("/>
-                          <m:sepChr m:val=""/>
-                          <m:endChr m:val=")"/>
-                          <m:grow/>
-                        </m:dPr>
+                      <m:r>
+                        <m:rPr>
+                          <m:sty m:val="p"/>
+                        </m:rPr>
+                        <m:t>(</m:t>
+                      </m:r>
+                      <m:sSub>
                         <m:e>
-                          <m:sSub>
-                            <m:e>
-                              <m:r>
-                                <m:t>Y</m:t>
-                              </m:r>
-                            </m:e>
-                            <m:sub>
-                              <m:r>
-                                <m:t>j</m:t>
-                              </m:r>
-                            </m:sub>
-                          </m:sSub>
                           <m:r>
-                            <m:rPr>
-                              <m:sty m:val="p"/>
-                            </m:rPr>
-                            <m:t>=</m:t>
-                          </m:r>
-                          <m:sSub>
-                            <m:e>
-                              <m:r>
-                                <m:t>t</m:t>
-                              </m:r>
-                            </m:e>
-                            <m:sub>
-                              <m:r>
-                                <m:t>i</m:t>
-                              </m:r>
-                            </m:sub>
-                          </m:sSub>
-                          <m:r>
-                            <m:rPr>
-                              <m:sty m:val="p"/>
-                            </m:rPr>
-                            <m:t>,</m:t>
-                          </m:r>
-                          <m:sSub>
-                            <m:e>
-                              <m:r>
-                                <m:t>D</m:t>
-                              </m:r>
-                            </m:e>
-                            <m:sub>
-                              <m:r>
-                                <m:t>j</m:t>
-                              </m:r>
-                            </m:sub>
-                          </m:sSub>
-                          <m:r>
-                            <m:rPr>
-                              <m:sty m:val="p"/>
-                            </m:rPr>
-                            <m:t>=</m:t>
-                          </m:r>
-                          <m:r>
-                            <m:t>1</m:t>
+                            <m:t>Y</m:t>
                           </m:r>
                         </m:e>
-                      </m:d>
+                        <m:sub>
+                          <m:r>
+                            <m:t>j</m:t>
+                          </m:r>
+                        </m:sub>
+                      </m:sSub>
+                      <m:r>
+                        <m:rPr>
+                          <m:sty m:val="p"/>
+                        </m:rPr>
+                        <m:t>=</m:t>
+                      </m:r>
+                      <m:sSub>
+                        <m:e>
+                          <m:r>
+                            <m:t>t</m:t>
+                          </m:r>
+                        </m:e>
+                        <m:sub>
+                          <m:r>
+                            <m:t>i</m:t>
+                          </m:r>
+                        </m:sub>
+                      </m:sSub>
+                      <m:r>
+                        <m:rPr>
+                          <m:sty m:val="p"/>
+                        </m:rPr>
+                        <m:t>,</m:t>
+                      </m:r>
+                      <m:sSub>
+                        <m:e>
+                          <m:r>
+                            <m:t>D</m:t>
+                          </m:r>
+                        </m:e>
+                        <m:sub>
+                          <m:r>
+                            <m:t>j</m:t>
+                          </m:r>
+                        </m:sub>
+                      </m:sSub>
+                      <m:r>
+                        <m:rPr>
+                          <m:sty m:val="p"/>
+                        </m:rPr>
+                        <m:t>=</m:t>
+                      </m:r>
+                      <m:r>
+                        <m:t>1</m:t>
+                      </m:r>
+                      <m:r>
+                        <m:rPr>
+                          <m:sty m:val="p"/>
+                        </m:rPr>
+                        <m:t>)</m:t>
+                      </m:r>
                     </m:num>
                     <m:den>
                       <m:nary>
@@ -3756,46 +3872,48 @@
                       <m:r>
                         <m:t>I</m:t>
                       </m:r>
-                      <m:d>
-                        <m:dPr>
-                          <m:begChr m:val="("/>
-                          <m:sepChr m:val=""/>
-                          <m:endChr m:val=")"/>
-                          <m:grow/>
-                        </m:dPr>
+                      <m:r>
+                        <m:rPr>
+                          <m:sty m:val="p"/>
+                        </m:rPr>
+                        <m:t>(</m:t>
+                      </m:r>
+                      <m:sSub>
                         <m:e>
-                          <m:sSub>
-                            <m:e>
-                              <m:r>
-                                <m:t>Y</m:t>
-                              </m:r>
-                            </m:e>
-                            <m:sub>
-                              <m:r>
-                                <m:t>j</m:t>
-                              </m:r>
-                            </m:sub>
-                          </m:sSub>
                           <m:r>
-                            <m:rPr>
-                              <m:sty m:val="p"/>
-                            </m:rPr>
-                            <m:t>≥</m:t>
+                            <m:t>Y</m:t>
                           </m:r>
-                          <m:sSub>
-                            <m:e>
-                              <m:r>
-                                <m:t>t</m:t>
-                              </m:r>
-                            </m:e>
-                            <m:sub>
-                              <m:r>
-                                <m:t>i</m:t>
-                              </m:r>
-                            </m:sub>
-                          </m:sSub>
                         </m:e>
-                      </m:d>
+                        <m:sub>
+                          <m:r>
+                            <m:t>j</m:t>
+                          </m:r>
+                        </m:sub>
+                      </m:sSub>
+                      <m:r>
+                        <m:rPr>
+                          <m:sty m:val="p"/>
+                        </m:rPr>
+                        <m:t>≥</m:t>
+                      </m:r>
+                      <m:sSub>
+                        <m:e>
+                          <m:r>
+                            <m:t>t</m:t>
+                          </m:r>
+                        </m:e>
+                        <m:sub>
+                          <m:r>
+                            <m:t>i</m:t>
+                          </m:r>
+                        </m:sub>
+                      </m:sSub>
+                      <m:r>
+                        <m:rPr>
+                          <m:sty m:val="p"/>
+                        </m:rPr>
+                        <m:t>)</m:t>
+                      </m:r>
                     </m:den>
                   </m:f>
                 </m:e>
@@ -3831,8 +3949,8 @@
         <w:t xml:space="preserve">.</w:t>
       </w:r>
     </w:p>
-    <w:bookmarkEnd w:id="38"/>
-    <w:bookmarkStart w:id="39" w:name="handling-censoring"/>
+    <w:bookmarkEnd w:id="27"/>
+    <w:bookmarkStart w:id="28" w:name="handling-censoring"/>
     <w:p>
       <w:pPr>
         <w:pStyle w:val="Heading3"/>
@@ -3916,46 +4034,48 @@
                 </m:rPr>
                 <m:t>Pr</m:t>
               </m:r>
-              <m:d>
-                <m:dPr>
-                  <m:begChr m:val="["/>
-                  <m:sepChr m:val=""/>
-                  <m:endChr m:val="]"/>
-                  <m:grow/>
-                </m:dPr>
+              <m:r>
+                <m:rPr>
+                  <m:sty m:val="p"/>
+                </m:rPr>
+                <m:t>[</m:t>
+              </m:r>
+              <m:sSub>
                 <m:e>
-                  <m:sSub>
-                    <m:e>
-                      <m:r>
-                        <m:t>A</m:t>
-                      </m:r>
-                    </m:e>
-                    <m:sub>
-                      <m:r>
-                        <m:t>i</m:t>
-                      </m:r>
-                    </m:sub>
-                  </m:sSub>
                   <m:r>
-                    <m:rPr>
-                      <m:sty m:val="p"/>
-                    </m:rPr>
-                    <m:t>∣</m:t>
+                    <m:t>A</m:t>
                   </m:r>
-                  <m:sSub>
-                    <m:e>
-                      <m:r>
-                        <m:t>L</m:t>
-                      </m:r>
-                    </m:e>
-                    <m:sub>
-                      <m:r>
-                        <m:t>i</m:t>
-                      </m:r>
-                    </m:sub>
-                  </m:sSub>
                 </m:e>
-              </m:d>
+                <m:sub>
+                  <m:r>
+                    <m:t>i</m:t>
+                  </m:r>
+                </m:sub>
+              </m:sSub>
+              <m:r>
+                <m:rPr>
+                  <m:sty m:val="p"/>
+                </m:rPr>
+                <m:t>∣</m:t>
+              </m:r>
+              <m:sSub>
+                <m:e>
+                  <m:r>
+                    <m:t>L</m:t>
+                  </m:r>
+                </m:e>
+                <m:sub>
+                  <m:r>
+                    <m:t>i</m:t>
+                  </m:r>
+                </m:sub>
+              </m:sSub>
+              <m:r>
+                <m:rPr>
+                  <m:sty m:val="p"/>
+                </m:rPr>
+                <m:t>]</m:t>
+              </m:r>
             </m:den>
           </m:f>
           <m:r>
@@ -3980,111 +4100,115 @@
                 </m:rPr>
                 <m:t>Pr</m:t>
               </m:r>
-              <m:d>
-                <m:dPr>
-                  <m:begChr m:val="["/>
-                  <m:sepChr m:val=""/>
-                  <m:endChr m:val="]"/>
-                  <m:grow/>
-                </m:dPr>
+              <m:r>
+                <m:rPr>
+                  <m:sty m:val="p"/>
+                </m:rPr>
+                <m:t>[</m:t>
+              </m:r>
+              <m:sSub>
                 <m:e>
-                  <m:sSub>
+                  <m:r>
+                    <m:t>C</m:t>
+                  </m:r>
+                </m:e>
+                <m:sub>
+                  <m:r>
+                    <m:t>i</m:t>
+                  </m:r>
+                </m:sub>
+              </m:sSub>
+              <m:r>
+                <m:rPr>
+                  <m:sty m:val="p"/>
+                </m:rPr>
+                <m:t>&gt;</m:t>
+              </m:r>
+              <m:r>
+                <m:t>t</m:t>
+              </m:r>
+              <m:r>
+                <m:rPr>
+                  <m:sty m:val="p"/>
+                </m:rPr>
+                <m:t>∣</m:t>
+              </m:r>
+              <m:sSub>
+                <m:e>
+                  <m:r>
+                    <m:t>A</m:t>
+                  </m:r>
+                </m:e>
+                <m:sub>
+                  <m:r>
+                    <m:t>i</m:t>
+                  </m:r>
+                </m:sub>
+              </m:sSub>
+              <m:r>
+                <m:rPr>
+                  <m:sty m:val="p"/>
+                </m:rPr>
+                <m:t>,</m:t>
+              </m:r>
+              <m:sSub>
+                <m:e>
+                  <m:r>
+                    <m:t>L</m:t>
+                  </m:r>
+                </m:e>
+                <m:sub>
+                  <m:r>
+                    <m:t>i</m:t>
+                  </m:r>
+                </m:sub>
+              </m:sSub>
+              <m:r>
+                <m:rPr>
+                  <m:sty m:val="p"/>
+                </m:rPr>
+                <m:t>,</m:t>
+              </m:r>
+              <m:sSub>
+                <m:e>
+                  <m:acc>
+                    <m:accPr>
+                      <m:chr m:val="‾"/>
+                    </m:accPr>
                     <m:e>
                       <m:r>
-                        <m:t>C</m:t>
+                        <m:t>Y</m:t>
                       </m:r>
                     </m:e>
-                    <m:sub>
-                      <m:r>
-                        <m:t>i</m:t>
-                      </m:r>
-                    </m:sub>
-                  </m:sSub>
+                  </m:acc>
+                </m:e>
+                <m:sub>
                   <m:r>
-                    <m:rPr>
-                      <m:sty m:val="p"/>
-                    </m:rPr>
-                    <m:t>&gt;</m:t>
+                    <m:t>i</m:t>
                   </m:r>
-                  <m:r>
-                    <m:t>t</m:t>
-                  </m:r>
-                  <m:r>
-                    <m:rPr>
-                      <m:sty m:val="p"/>
-                    </m:rPr>
-                    <m:t>∣</m:t>
-                  </m:r>
-                  <m:sSub>
-                    <m:e>
-                      <m:r>
-                        <m:t>A</m:t>
-                      </m:r>
-                    </m:e>
-                    <m:sub>
-                      <m:r>
-                        <m:t>i</m:t>
-                      </m:r>
-                    </m:sub>
-                  </m:sSub>
-                  <m:r>
-                    <m:rPr>
-                      <m:sty m:val="p"/>
-                    </m:rPr>
-                    <m:t>,</m:t>
-                  </m:r>
-                  <m:sSub>
-                    <m:e>
-                      <m:r>
-                        <m:t>L</m:t>
-                      </m:r>
-                    </m:e>
-                    <m:sub>
-                      <m:r>
-                        <m:t>i</m:t>
-                      </m:r>
-                    </m:sub>
-                  </m:sSub>
-                  <m:r>
-                    <m:rPr>
-                      <m:sty m:val="p"/>
-                    </m:rPr>
-                    <m:t>,</m:t>
-                  </m:r>
-                  <m:sSub>
-                    <m:e>
-                      <m:acc>
-                        <m:accPr>
-                          <m:chr m:val="‾"/>
-                        </m:accPr>
-                        <m:e>
-                          <m:r>
-                            <m:t>Y</m:t>
-                          </m:r>
-                        </m:e>
-                      </m:acc>
-                    </m:e>
-                    <m:sub>
-                      <m:r>
-                        <m:t>i</m:t>
-                      </m:r>
-                    </m:sub>
-                  </m:sSub>
-                  <m:d>
-                    <m:dPr>
-                      <m:begChr m:val="("/>
-                      <m:sepChr m:val=""/>
-                      <m:endChr m:val=")"/>
-                      <m:grow/>
-                    </m:dPr>
-                    <m:e>
-                      <m:r>
-                        <m:t>t</m:t>
-                      </m:r>
-                    </m:e>
-                  </m:d>
-                </m:e>
-              </m:d>
+                </m:sub>
+              </m:sSub>
+              <m:r>
+                <m:rPr>
+                  <m:sty m:val="p"/>
+                </m:rPr>
+                <m:t>(</m:t>
+              </m:r>
+              <m:r>
+                <m:t>t</m:t>
+              </m:r>
+              <m:r>
+                <m:rPr>
+                  <m:sty m:val="p"/>
+                </m:rPr>
+                <m:t>)</m:t>
+              </m:r>
+              <m:r>
+                <m:rPr>
+                  <m:sty m:val="p"/>
+                </m:rPr>
+                <m:t>]</m:t>
+              </m:r>
             </m:den>
           </m:f>
         </m:oMath>
@@ -4120,19 +4244,21 @@
             </m:r>
           </m:sub>
         </m:sSub>
-        <m:d>
-          <m:dPr>
-            <m:begChr m:val="("/>
-            <m:sepChr m:val=""/>
-            <m:endChr m:val=")"/>
-            <m:grow/>
-          </m:dPr>
-          <m:e>
-            <m:r>
-              <m:t>t</m:t>
-            </m:r>
-          </m:e>
-        </m:d>
+        <m:r>
+          <m:rPr>
+            <m:sty m:val="p"/>
+          </m:rPr>
+          <m:t>(</m:t>
+        </m:r>
+        <m:r>
+          <m:t>t</m:t>
+        </m:r>
+        <m:r>
+          <m:rPr>
+            <m:sty m:val="p"/>
+          </m:rPr>
+          <m:t>)</m:t>
+        </m:r>
       </m:oMath>
       <w:r>
         <w:t xml:space="preserve"> </w:t>
@@ -4220,19 +4346,21 @@
                 </m:rPr>
                 <m:t>Pr</m:t>
               </m:r>
-              <m:d>
-                <m:dPr>
-                  <m:begChr m:val="["/>
-                  <m:sepChr m:val=""/>
-                  <m:endChr m:val="]"/>
-                  <m:grow/>
-                </m:dPr>
-                <m:e>
-                  <m:r>
-                    <m:t>A</m:t>
-                  </m:r>
-                </m:e>
-              </m:d>
+              <m:r>
+                <m:rPr>
+                  <m:sty m:val="p"/>
+                </m:rPr>
+                <m:t>[</m:t>
+              </m:r>
+              <m:r>
+                <m:t>A</m:t>
+              </m:r>
+              <m:r>
+                <m:rPr>
+                  <m:sty m:val="p"/>
+                </m:rPr>
+                <m:t>]</m:t>
+              </m:r>
             </m:num>
             <m:den>
               <m:r>
@@ -4241,28 +4369,30 @@
                 </m:rPr>
                 <m:t>Pr</m:t>
               </m:r>
-              <m:d>
-                <m:dPr>
-                  <m:begChr m:val="["/>
-                  <m:sepChr m:val=""/>
-                  <m:endChr m:val="]"/>
-                  <m:grow/>
-                </m:dPr>
-                <m:e>
-                  <m:r>
-                    <m:t>A</m:t>
-                  </m:r>
-                  <m:r>
-                    <m:rPr>
-                      <m:sty m:val="p"/>
-                    </m:rPr>
-                    <m:t>∣</m:t>
-                  </m:r>
-                  <m:r>
-                    <m:t>L</m:t>
-                  </m:r>
-                </m:e>
-              </m:d>
+              <m:r>
+                <m:rPr>
+                  <m:sty m:val="p"/>
+                </m:rPr>
+                <m:t>[</m:t>
+              </m:r>
+              <m:r>
+                <m:t>A</m:t>
+              </m:r>
+              <m:r>
+                <m:rPr>
+                  <m:sty m:val="p"/>
+                </m:rPr>
+                <m:t>∣</m:t>
+              </m:r>
+              <m:r>
+                <m:t>L</m:t>
+              </m:r>
+              <m:r>
+                <m:rPr>
+                  <m:sty m:val="p"/>
+                </m:rPr>
+                <m:t>]</m:t>
+              </m:r>
             </m:den>
           </m:f>
           <m:r>
@@ -4282,420 +4412,20 @@
                 </m:rPr>
                 <m:t>Pr</m:t>
               </m:r>
-              <m:d>
-                <m:dPr>
-                  <m:begChr m:val="["/>
-                  <m:sepChr m:val=""/>
-                  <m:endChr m:val="]"/>
-                  <m:grow/>
-                </m:dPr>
-                <m:e>
-                  <m:r>
-                    <m:t>C</m:t>
-                  </m:r>
-                  <m:r>
-                    <m:rPr>
-                      <m:sty m:val="p"/>
-                    </m:rPr>
-                    <m:t>&gt;</m:t>
-                  </m:r>
-                  <m:r>
-                    <m:t>t</m:t>
-                  </m:r>
-                  <m:r>
-                    <m:rPr>
-                      <m:sty m:val="p"/>
-                    </m:rPr>
-                    <m:t>∣</m:t>
-                  </m:r>
-                  <m:r>
-                    <m:t>A</m:t>
-                  </m:r>
-                </m:e>
-              </m:d>
-            </m:num>
-            <m:den>
               <m:r>
                 <m:rPr>
                   <m:sty m:val="p"/>
                 </m:rPr>
-                <m:t>Pr</m:t>
+                <m:t>[</m:t>
               </m:r>
-              <m:d>
-                <m:dPr>
-                  <m:begChr m:val="["/>
-                  <m:sepChr m:val=""/>
-                  <m:endChr m:val="]"/>
-                  <m:grow/>
-                </m:dPr>
-                <m:e>
-                  <m:r>
-                    <m:t>C</m:t>
-                  </m:r>
-                  <m:r>
-                    <m:rPr>
-                      <m:sty m:val="p"/>
-                    </m:rPr>
-                    <m:t>&gt;</m:t>
-                  </m:r>
-                  <m:r>
-                    <m:t>t</m:t>
-                  </m:r>
-                  <m:r>
-                    <m:rPr>
-                      <m:sty m:val="p"/>
-                    </m:rPr>
-                    <m:t>∣</m:t>
-                  </m:r>
-                  <m:r>
-                    <m:t>A</m:t>
-                  </m:r>
-                  <m:r>
-                    <m:rPr>
-                      <m:sty m:val="p"/>
-                    </m:rPr>
-                    <m:t>,</m:t>
-                  </m:r>
-                  <m:r>
-                    <m:t>L</m:t>
-                  </m:r>
-                  <m:r>
-                    <m:rPr>
-                      <m:sty m:val="p"/>
-                    </m:rPr>
-                    <m:t>,</m:t>
-                  </m:r>
-                  <m:acc>
-                    <m:accPr>
-                      <m:chr m:val="‾"/>
-                    </m:accPr>
-                    <m:e>
-                      <m:r>
-                        <m:t>Y</m:t>
-                      </m:r>
-                    </m:e>
-                  </m:acc>
-                  <m:d>
-                    <m:dPr>
-                      <m:begChr m:val="("/>
-                      <m:sepChr m:val=""/>
-                      <m:endChr m:val=")"/>
-                      <m:grow/>
-                    </m:dPr>
-                    <m:e>
-                      <m:r>
-                        <m:t>t</m:t>
-                      </m:r>
-                    </m:e>
-                  </m:d>
-                </m:e>
-              </m:d>
-            </m:den>
-          </m:f>
-        </m:oMath>
-      </m:oMathPara>
-    </w:p>
-    <w:p>
-      <w:pPr>
-        <w:pStyle w:val="FirstParagraph"/>
-      </w:pPr>
-      <w:r>
-        <w:rPr>
-          <w:b/>
-          <w:bCs/>
-        </w:rPr>
-        <w:t xml:space="preserve">Time-dependent weights</w:t>
-      </w:r>
-      <w:r>
-        <w:t xml:space="preserve">: Censoring weights can change over time if censoring depends on time-varying covariates or outcome history.</w:t>
-      </w:r>
-    </w:p>
-    <w:p>
-      <w:pPr>
-        <w:pStyle w:val="BodyText"/>
-      </w:pPr>
-      <w:r>
-        <w:rPr>
-          <w:b/>
-          <w:bCs/>
-        </w:rPr>
-        <w:t xml:space="preserve">Estimation</w:t>
-      </w:r>
-      <w:r>
-        <w:t xml:space="preserve">:</w:t>
-      </w:r>
-    </w:p>
-    <w:p>
-      <w:pPr>
-        <w:pStyle w:val="Compact"/>
-        <w:numPr>
-          <w:ilvl w:val="0"/>
-          <w:numId w:val="1009"/>
-        </w:numPr>
-      </w:pPr>
-      <w:r>
-        <w:t xml:space="preserve">Model</w:t>
-      </w:r>
-      <w:r>
-        <w:t xml:space="preserve"> </w:t>
-      </w:r>
-      <m:oMath>
-        <m:r>
-          <m:rPr>
-            <m:sty m:val="p"/>
-          </m:rPr>
-          <m:t>Pr</m:t>
-        </m:r>
-        <m:d>
-          <m:dPr>
-            <m:begChr m:val="["/>
-            <m:sepChr m:val=""/>
-            <m:endChr m:val="]"/>
-            <m:grow/>
-          </m:dPr>
-          <m:e>
-            <m:r>
-              <m:t>C</m:t>
-            </m:r>
-            <m:r>
-              <m:rPr>
-                <m:sty m:val="p"/>
-              </m:rPr>
-              <m:t>&gt;</m:t>
-            </m:r>
-            <m:r>
-              <m:t>t</m:t>
-            </m:r>
-            <m:r>
-              <m:rPr>
-                <m:sty m:val="p"/>
-              </m:rPr>
-              <m:t>∣</m:t>
-            </m:r>
-            <m:r>
-              <m:t>A</m:t>
-            </m:r>
-            <m:r>
-              <m:rPr>
-                <m:sty m:val="p"/>
-              </m:rPr>
-              <m:t>,</m:t>
-            </m:r>
-            <m:r>
-              <m:t>L</m:t>
-            </m:r>
-            <m:r>
-              <m:rPr>
-                <m:sty m:val="p"/>
-              </m:rPr>
-              <m:t>,</m:t>
-            </m:r>
-            <m:acc>
-              <m:accPr>
-                <m:chr m:val="‾"/>
-              </m:accPr>
-              <m:e>
-                <m:r>
-                  <m:t>Y</m:t>
-                </m:r>
-              </m:e>
-            </m:acc>
-            <m:d>
-              <m:dPr>
-                <m:begChr m:val="("/>
-                <m:sepChr m:val=""/>
-                <m:endChr m:val=")"/>
-                <m:grow/>
-              </m:dPr>
-              <m:e>
-                <m:r>
-                  <m:t>t</m:t>
-                </m:r>
-              </m:e>
-            </m:d>
-          </m:e>
-        </m:d>
-      </m:oMath>
-      <w:r>
-        <w:t xml:space="preserve"> </w:t>
-      </w:r>
-      <w:r>
-        <w:t xml:space="preserve">using pooled logistic regression</w:t>
-      </w:r>
-    </w:p>
-    <w:p>
-      <w:pPr>
-        <w:pStyle w:val="Compact"/>
-        <w:numPr>
-          <w:ilvl w:val="0"/>
-          <w:numId w:val="1009"/>
-        </w:numPr>
-      </w:pPr>
-      <w:r>
-        <w:t xml:space="preserve">For each individual at each time, compute censoring probability</w:t>
-      </w:r>
-    </w:p>
-    <w:p>
-      <w:pPr>
-        <w:pStyle w:val="Compact"/>
-        <w:numPr>
-          <w:ilvl w:val="0"/>
-          <w:numId w:val="1009"/>
-        </w:numPr>
-      </w:pPr>
-      <w:r>
-        <w:t xml:space="preserve">Create weights as product of treatment weights and censoring weights</w:t>
-      </w:r>
-    </w:p>
-    <w:p>
-      <w:pPr>
-        <w:pStyle w:val="Compact"/>
-        <w:numPr>
-          <w:ilvl w:val="0"/>
-          <w:numId w:val="1009"/>
-        </w:numPr>
-      </w:pPr>
-      <w:r>
-        <w:t xml:space="preserve">Apply weighted Kaplan-Meier</w:t>
-      </w:r>
-    </w:p>
-    <w:p>
-      <w:pPr>
-        <w:pStyle w:val="FirstParagraph"/>
-      </w:pPr>
-      <w:r>
-        <w:t xml:space="preserve">This is implemented in various R packages (e.g.,</w:t>
-      </w:r>
-      <w:r>
-        <w:t xml:space="preserve"> </w:t>
-      </w:r>
-      <w:r>
-        <w:rPr>
-          <w:rStyle w:val="VerbatimChar"/>
-        </w:rPr>
-        <w:t xml:space="preserve">ipw</w:t>
-      </w:r>
-      <w:r>
-        <w:t xml:space="preserve">,</w:t>
-      </w:r>
-      <w:r>
-        <w:t xml:space="preserve"> </w:t>
-      </w:r>
-      <w:r>
-        <w:rPr>
-          <w:rStyle w:val="VerbatimChar"/>
-        </w:rPr>
-        <w:t xml:space="preserve">WeightIt</w:t>
-      </w:r>
-      <w:r>
-        <w:t xml:space="preserve">).</w:t>
-      </w:r>
-    </w:p>
-    <w:bookmarkEnd w:id="39"/>
-    <w:bookmarkEnd w:id="40"/>
-    <w:bookmarkStart w:id="43" w:name="Xda9a4306861a01672ce3c19c1aaf8d7a9003a1c"/>
-    <w:p>
-      <w:pPr>
-        <w:pStyle w:val="Heading2"/>
-      </w:pPr>
-      <w:r>
-        <w:t xml:space="preserve">6 17.6 The Parametric G-Formula for Survival Data (pp. 260-262)</w:t>
-      </w:r>
-    </w:p>
-    <w:p>
-      <w:r>
-        <w:pict>
-          <v:rect style="width:0;height:1.5pt" o:hralign="center" o:hrstd="t" o:hr="t"/>
-        </w:pict>
-      </w:r>
-    </w:p>
-    <w:p>
-      <w:pPr>
-        <w:pStyle w:val="FirstParagraph"/>
-      </w:pPr>
-      <w:r>
-        <w:t xml:space="preserve">The</w:t>
-      </w:r>
-      <w:r>
-        <w:t xml:space="preserve"> </w:t>
-      </w:r>
-      <w:r>
-        <w:rPr>
-          <w:b/>
-          <w:bCs/>
-        </w:rPr>
-        <w:t xml:space="preserve">parametric g-formula</w:t>
-      </w:r>
-      <w:r>
-        <w:t xml:space="preserve"> </w:t>
-      </w:r>
-      <w:r>
-        <w:t xml:space="preserve">can also be used for survival outcomes.</w:t>
-      </w:r>
-    </w:p>
-    <w:bookmarkStart w:id="41" w:name="discrete-time-approach"/>
-    <w:p>
-      <w:pPr>
-        <w:pStyle w:val="Heading3"/>
-      </w:pPr>
-      <w:r>
-        <w:t xml:space="preserve">6.1 Discrete-Time Approach</w:t>
-      </w:r>
-    </w:p>
-    <w:p>
-      <w:pPr>
-        <w:pStyle w:val="FirstParagraph"/>
-      </w:pPr>
-      <w:r>
-        <w:rPr>
-          <w:b/>
-          <w:bCs/>
-        </w:rPr>
-        <w:t xml:space="preserve">Model</w:t>
-      </w:r>
-      <w:r>
-        <w:t xml:space="preserve">: Hazard at each time point</w:t>
-      </w:r>
-      <w:r>
-        <w:t xml:space="preserve"> </w:t>
-      </w:r>
-      <m:oMath>
-        <m:r>
-          <m:t>t</m:t>
-        </m:r>
-      </m:oMath>
-    </w:p>
-    <w:p>
-      <w:pPr>
-        <w:pStyle w:val="BodyText"/>
-      </w:pPr>
-      <m:oMathPara>
-        <m:oMathParaPr>
-          <m:jc m:val="center"/>
-        </m:oMathParaPr>
-        <m:oMath>
-          <m:r>
-            <m:rPr>
-              <m:sty m:val="p"/>
-            </m:rPr>
-            <m:t>Pr</m:t>
-          </m:r>
-          <m:d>
-            <m:dPr>
-              <m:begChr m:val="["/>
-              <m:sepChr m:val=""/>
-              <m:endChr m:val="]"/>
-              <m:grow/>
-            </m:dPr>
-            <m:e>
               <m:r>
-                <m:t>T</m:t>
+                <m:t>C</m:t>
               </m:r>
               <m:r>
                 <m:rPr>
                   <m:sty m:val="p"/>
                 </m:rPr>
-                <m:t>=</m:t>
+                <m:t>&gt;</m:t>
               </m:r>
               <m:r>
                 <m:t>t</m:t>
@@ -4707,13 +4437,36 @@
                 <m:t>∣</m:t>
               </m:r>
               <m:r>
-                <m:t>T</m:t>
+                <m:t>A</m:t>
               </m:r>
               <m:r>
                 <m:rPr>
                   <m:sty m:val="p"/>
                 </m:rPr>
-                <m:t>≥</m:t>
+                <m:t>]</m:t>
+              </m:r>
+            </m:num>
+            <m:den>
+              <m:r>
+                <m:rPr>
+                  <m:sty m:val="p"/>
+                </m:rPr>
+                <m:t>Pr</m:t>
+              </m:r>
+              <m:r>
+                <m:rPr>
+                  <m:sty m:val="p"/>
+                </m:rPr>
+                <m:t>[</m:t>
+              </m:r>
+              <m:r>
+                <m:t>C</m:t>
+              </m:r>
+              <m:r>
+                <m:rPr>
+                  <m:sty m:val="p"/>
+                </m:rPr>
+                <m:t>&gt;</m:t>
               </m:r>
               <m:r>
                 <m:t>t</m:t>
@@ -4722,7 +4475,7 @@
                 <m:rPr>
                   <m:sty m:val="p"/>
                 </m:rPr>
-                <m:t>,</m:t>
+                <m:t>∣</m:t>
               </m:r>
               <m:r>
                 <m:t>A</m:t>
@@ -4736,8 +4489,397 @@
               <m:r>
                 <m:t>L</m:t>
               </m:r>
-            </m:e>
-          </m:d>
+              <m:r>
+                <m:rPr>
+                  <m:sty m:val="p"/>
+                </m:rPr>
+                <m:t>,</m:t>
+              </m:r>
+              <m:acc>
+                <m:accPr>
+                  <m:chr m:val="‾"/>
+                </m:accPr>
+                <m:e>
+                  <m:r>
+                    <m:t>Y</m:t>
+                  </m:r>
+                </m:e>
+              </m:acc>
+              <m:r>
+                <m:rPr>
+                  <m:sty m:val="p"/>
+                </m:rPr>
+                <m:t>(</m:t>
+              </m:r>
+              <m:r>
+                <m:t>t</m:t>
+              </m:r>
+              <m:r>
+                <m:rPr>
+                  <m:sty m:val="p"/>
+                </m:rPr>
+                <m:t>)</m:t>
+              </m:r>
+              <m:r>
+                <m:rPr>
+                  <m:sty m:val="p"/>
+                </m:rPr>
+                <m:t>]</m:t>
+              </m:r>
+            </m:den>
+          </m:f>
+        </m:oMath>
+      </m:oMathPara>
+    </w:p>
+    <w:p>
+      <w:pPr>
+        <w:pStyle w:val="FirstParagraph"/>
+      </w:pPr>
+      <w:r>
+        <w:rPr>
+          <w:b/>
+          <w:bCs/>
+        </w:rPr>
+        <w:t xml:space="preserve">Time-dependent weights</w:t>
+      </w:r>
+      <w:r>
+        <w:t xml:space="preserve">: Censoring weights can change over time if censoring depends on time-varying covariates or outcome history.</w:t>
+      </w:r>
+    </w:p>
+    <w:p>
+      <w:pPr>
+        <w:pStyle w:val="BodyText"/>
+      </w:pPr>
+      <w:r>
+        <w:rPr>
+          <w:b/>
+          <w:bCs/>
+        </w:rPr>
+        <w:t xml:space="preserve">Estimation</w:t>
+      </w:r>
+      <w:r>
+        <w:t xml:space="preserve">:</w:t>
+      </w:r>
+    </w:p>
+    <w:p>
+      <w:pPr>
+        <w:pStyle w:val="Compact"/>
+        <w:numPr>
+          <w:ilvl w:val="0"/>
+          <w:numId w:val="1009"/>
+        </w:numPr>
+      </w:pPr>
+      <w:r>
+        <w:t xml:space="preserve">Model</w:t>
+      </w:r>
+      <w:r>
+        <w:t xml:space="preserve"> </w:t>
+      </w:r>
+      <m:oMath>
+        <m:r>
+          <m:rPr>
+            <m:sty m:val="p"/>
+          </m:rPr>
+          <m:t>Pr</m:t>
+        </m:r>
+        <m:r>
+          <m:rPr>
+            <m:sty m:val="p"/>
+          </m:rPr>
+          <m:t>[</m:t>
+        </m:r>
+        <m:r>
+          <m:t>C</m:t>
+        </m:r>
+        <m:r>
+          <m:rPr>
+            <m:sty m:val="p"/>
+          </m:rPr>
+          <m:t>&gt;</m:t>
+        </m:r>
+        <m:r>
+          <m:t>t</m:t>
+        </m:r>
+        <m:r>
+          <m:rPr>
+            <m:sty m:val="p"/>
+          </m:rPr>
+          <m:t>∣</m:t>
+        </m:r>
+        <m:r>
+          <m:t>A</m:t>
+        </m:r>
+        <m:r>
+          <m:rPr>
+            <m:sty m:val="p"/>
+          </m:rPr>
+          <m:t>,</m:t>
+        </m:r>
+        <m:r>
+          <m:t>L</m:t>
+        </m:r>
+        <m:r>
+          <m:rPr>
+            <m:sty m:val="p"/>
+          </m:rPr>
+          <m:t>,</m:t>
+        </m:r>
+        <m:acc>
+          <m:accPr>
+            <m:chr m:val="‾"/>
+          </m:accPr>
+          <m:e>
+            <m:r>
+              <m:t>Y</m:t>
+            </m:r>
+          </m:e>
+        </m:acc>
+        <m:r>
+          <m:rPr>
+            <m:sty m:val="p"/>
+          </m:rPr>
+          <m:t>(</m:t>
+        </m:r>
+        <m:r>
+          <m:t>t</m:t>
+        </m:r>
+        <m:r>
+          <m:rPr>
+            <m:sty m:val="p"/>
+          </m:rPr>
+          <m:t>)</m:t>
+        </m:r>
+        <m:r>
+          <m:rPr>
+            <m:sty m:val="p"/>
+          </m:rPr>
+          <m:t>]</m:t>
+        </m:r>
+      </m:oMath>
+      <w:r>
+        <w:t xml:space="preserve"> </w:t>
+      </w:r>
+      <w:r>
+        <w:t xml:space="preserve">using pooled logistic regression</w:t>
+      </w:r>
+    </w:p>
+    <w:p>
+      <w:pPr>
+        <w:pStyle w:val="Compact"/>
+        <w:numPr>
+          <w:ilvl w:val="0"/>
+          <w:numId w:val="1009"/>
+        </w:numPr>
+      </w:pPr>
+      <w:r>
+        <w:t xml:space="preserve">For each individual at each time, compute censoring probability</w:t>
+      </w:r>
+    </w:p>
+    <w:p>
+      <w:pPr>
+        <w:pStyle w:val="Compact"/>
+        <w:numPr>
+          <w:ilvl w:val="0"/>
+          <w:numId w:val="1009"/>
+        </w:numPr>
+      </w:pPr>
+      <w:r>
+        <w:t xml:space="preserve">Create weights as product of treatment weights and censoring weights</w:t>
+      </w:r>
+    </w:p>
+    <w:p>
+      <w:pPr>
+        <w:pStyle w:val="Compact"/>
+        <w:numPr>
+          <w:ilvl w:val="0"/>
+          <w:numId w:val="1009"/>
+        </w:numPr>
+      </w:pPr>
+      <w:r>
+        <w:t xml:space="preserve">Apply weighted Kaplan-Meier</w:t>
+      </w:r>
+    </w:p>
+    <w:p>
+      <w:pPr>
+        <w:pStyle w:val="FirstParagraph"/>
+      </w:pPr>
+      <w:r>
+        <w:t xml:space="preserve">This is implemented in various R packages (e.g.,</w:t>
+      </w:r>
+      <w:r>
+        <w:t xml:space="preserve"> </w:t>
+      </w:r>
+      <w:r>
+        <w:rPr>
+          <w:rStyle w:val="VerbatimChar"/>
+        </w:rPr>
+        <w:t xml:space="preserve">ipw</w:t>
+      </w:r>
+      <w:r>
+        <w:t xml:space="preserve">,</w:t>
+      </w:r>
+      <w:r>
+        <w:t xml:space="preserve"> </w:t>
+      </w:r>
+      <w:r>
+        <w:rPr>
+          <w:rStyle w:val="VerbatimChar"/>
+        </w:rPr>
+        <w:t xml:space="preserve">WeightIt</w:t>
+      </w:r>
+      <w:r>
+        <w:t xml:space="preserve">).</w:t>
+      </w:r>
+    </w:p>
+    <w:bookmarkEnd w:id="28"/>
+    <w:bookmarkEnd w:id="29"/>
+    <w:bookmarkStart w:id="32" w:name="Xda9a4306861a01672ce3c19c1aaf8d7a9003a1c"/>
+    <w:p>
+      <w:pPr>
+        <w:pStyle w:val="Heading2"/>
+      </w:pPr>
+      <w:r>
+        <w:t xml:space="preserve">6 17.6 The Parametric G-Formula for Survival Data (pp. 260-262)</w:t>
+      </w:r>
+    </w:p>
+    <w:p>
+      <w:r>
+        <w:pict>
+          <v:rect style="width:0;height:1.5pt" o:hralign="center" o:hrstd="t" o:hr="t"/>
+        </w:pict>
+      </w:r>
+    </w:p>
+    <w:p>
+      <w:pPr>
+        <w:pStyle w:val="FirstParagraph"/>
+      </w:pPr>
+      <w:r>
+        <w:t xml:space="preserve">The</w:t>
+      </w:r>
+      <w:r>
+        <w:t xml:space="preserve"> </w:t>
+      </w:r>
+      <w:r>
+        <w:rPr>
+          <w:b/>
+          <w:bCs/>
+        </w:rPr>
+        <w:t xml:space="preserve">parametric g-formula</w:t>
+      </w:r>
+      <w:r>
+        <w:t xml:space="preserve"> </w:t>
+      </w:r>
+      <w:r>
+        <w:t xml:space="preserve">can also be used for survival outcomes.</w:t>
+      </w:r>
+    </w:p>
+    <w:bookmarkStart w:id="30" w:name="discrete-time-approach"/>
+    <w:p>
+      <w:pPr>
+        <w:pStyle w:val="Heading3"/>
+      </w:pPr>
+      <w:r>
+        <w:t xml:space="preserve">6.1 Discrete-Time Approach</w:t>
+      </w:r>
+    </w:p>
+    <w:p>
+      <w:pPr>
+        <w:pStyle w:val="FirstParagraph"/>
+      </w:pPr>
+      <w:r>
+        <w:rPr>
+          <w:b/>
+          <w:bCs/>
+        </w:rPr>
+        <w:t xml:space="preserve">Model</w:t>
+      </w:r>
+      <w:r>
+        <w:t xml:space="preserve">: Hazard at each time point</w:t>
+      </w:r>
+      <w:r>
+        <w:t xml:space="preserve"> </w:t>
+      </w:r>
+      <m:oMath>
+        <m:r>
+          <m:t>t</m:t>
+        </m:r>
+      </m:oMath>
+    </w:p>
+    <w:p>
+      <w:pPr>
+        <w:pStyle w:val="BodyText"/>
+      </w:pPr>
+      <m:oMathPara>
+        <m:oMathParaPr>
+          <m:jc m:val="center"/>
+        </m:oMathParaPr>
+        <m:oMath>
+          <m:r>
+            <m:rPr>
+              <m:sty m:val="p"/>
+            </m:rPr>
+            <m:t>Pr</m:t>
+          </m:r>
+          <m:r>
+            <m:rPr>
+              <m:sty m:val="p"/>
+            </m:rPr>
+            <m:t>[</m:t>
+          </m:r>
+          <m:r>
+            <m:t>T</m:t>
+          </m:r>
+          <m:r>
+            <m:rPr>
+              <m:sty m:val="p"/>
+            </m:rPr>
+            <m:t>=</m:t>
+          </m:r>
+          <m:r>
+            <m:t>t</m:t>
+          </m:r>
+          <m:r>
+            <m:rPr>
+              <m:sty m:val="p"/>
+            </m:rPr>
+            <m:t>∣</m:t>
+          </m:r>
+          <m:r>
+            <m:t>T</m:t>
+          </m:r>
+          <m:r>
+            <m:rPr>
+              <m:sty m:val="p"/>
+            </m:rPr>
+            <m:t>≥</m:t>
+          </m:r>
+          <m:r>
+            <m:t>t</m:t>
+          </m:r>
+          <m:r>
+            <m:rPr>
+              <m:sty m:val="p"/>
+            </m:rPr>
+            <m:t>,</m:t>
+          </m:r>
+          <m:r>
+            <m:t>A</m:t>
+          </m:r>
+          <m:r>
+            <m:rPr>
+              <m:sty m:val="p"/>
+            </m:rPr>
+            <m:t>,</m:t>
+          </m:r>
+          <m:r>
+            <m:t>L</m:t>
+          </m:r>
+          <m:r>
+            <m:rPr>
+              <m:sty m:val="p"/>
+            </m:rPr>
+            <m:t>]</m:t>
+          </m:r>
           <m:r>
             <m:rPr>
               <m:sty m:val="p"/>
@@ -4751,91 +4893,95 @@
             </m:rPr>
             <m:t>expit</m:t>
           </m:r>
-          <m:d>
-            <m:dPr>
-              <m:begChr m:val="("/>
-              <m:sepChr m:val=""/>
-              <m:endChr m:val=")"/>
-              <m:grow/>
-            </m:dPr>
+          <m:r>
+            <m:rPr>
+              <m:sty m:val="p"/>
+            </m:rPr>
+            <m:t>(</m:t>
+          </m:r>
+          <m:sSub>
             <m:e>
-              <m:sSub>
-                <m:e>
-                  <m:r>
-                    <m:t>α</m:t>
-                  </m:r>
-                </m:e>
-                <m:sub>
-                  <m:r>
-                    <m:t>0</m:t>
-                  </m:r>
-                </m:sub>
-              </m:sSub>
-              <m:d>
-                <m:dPr>
-                  <m:begChr m:val="("/>
-                  <m:sepChr m:val=""/>
-                  <m:endChr m:val=")"/>
-                  <m:grow/>
-                </m:dPr>
-                <m:e>
-                  <m:r>
-                    <m:t>t</m:t>
-                  </m:r>
-                </m:e>
-              </m:d>
+              <m:r>
+                <m:t>α</m:t>
+              </m:r>
+            </m:e>
+            <m:sub>
+              <m:r>
+                <m:t>0</m:t>
+              </m:r>
+            </m:sub>
+          </m:sSub>
+          <m:r>
+            <m:rPr>
+              <m:sty m:val="p"/>
+            </m:rPr>
+            <m:t>(</m:t>
+          </m:r>
+          <m:r>
+            <m:t>t</m:t>
+          </m:r>
+          <m:r>
+            <m:rPr>
+              <m:sty m:val="p"/>
+            </m:rPr>
+            <m:t>)</m:t>
+          </m:r>
+          <m:r>
+            <m:rPr>
+              <m:sty m:val="p"/>
+            </m:rPr>
+            <m:t>+</m:t>
+          </m:r>
+          <m:sSub>
+            <m:e>
+              <m:r>
+                <m:t>α</m:t>
+              </m:r>
+            </m:e>
+            <m:sub>
+              <m:r>
+                <m:t>1</m:t>
+              </m:r>
+            </m:sub>
+          </m:sSub>
+          <m:r>
+            <m:t>A</m:t>
+          </m:r>
+          <m:r>
+            <m:rPr>
+              <m:sty m:val="p"/>
+            </m:rPr>
+            <m:t>+</m:t>
+          </m:r>
+          <m:sSubSup>
+            <m:e>
+              <m:r>
+                <m:t>α</m:t>
+              </m:r>
+            </m:e>
+            <m:sub>
+              <m:r>
+                <m:t>2</m:t>
+              </m:r>
+            </m:sub>
+            <m:sup>
               <m:r>
                 <m:rPr>
                   <m:sty m:val="p"/>
                 </m:rPr>
-                <m:t>+</m:t>
+                <m:t>⊤</m:t>
               </m:r>
-              <m:sSub>
-                <m:e>
-                  <m:r>
-                    <m:t>α</m:t>
-                  </m:r>
-                </m:e>
-                <m:sub>
-                  <m:r>
-                    <m:t>1</m:t>
-                  </m:r>
-                </m:sub>
-              </m:sSub>
-              <m:r>
-                <m:t>A</m:t>
-              </m:r>
-              <m:r>
-                <m:rPr>
-                  <m:sty m:val="p"/>
-                </m:rPr>
-                <m:t>+</m:t>
-              </m:r>
-              <m:sSubSup>
-                <m:e>
-                  <m:r>
-                    <m:t>α</m:t>
-                  </m:r>
-                </m:e>
-                <m:sub>
-                  <m:r>
-                    <m:t>2</m:t>
-                  </m:r>
-                </m:sub>
-                <m:sup>
-                  <m:r>
-                    <m:rPr>
-                      <m:sty m:val="p"/>
-                    </m:rPr>
-                    <m:t>⊤</m:t>
-                  </m:r>
-                </m:sup>
-              </m:sSubSup>
-              <m:r>
-                <m:t>L</m:t>
-              </m:r>
-            </m:e>
-          </m:d>
+            </m:sup>
+          </m:sSubSup>
+          <m:r>
+            <m:t>L</m:t>
+          </m:r>
+          <m:r>
+            <m:rPr>
+              <m:sty m:val="p"/>
+            </m:rPr>
+            <m:t>)</m:t>
+          </m:r>
         </m:oMath>
       </m:oMathPara>
     </w:p>
@@ -4943,64 +5089,66 @@
           </m:rPr>
           <m:t>Pr</m:t>
         </m:r>
-        <m:d>
-          <m:dPr>
-            <m:begChr m:val="["/>
-            <m:sepChr m:val=""/>
-            <m:endChr m:val="]"/>
-            <m:grow/>
-          </m:dPr>
-          <m:e>
-            <m:r>
-              <m:t>T</m:t>
-            </m:r>
-            <m:r>
-              <m:rPr>
-                <m:sty m:val="p"/>
-              </m:rPr>
-              <m:t>=</m:t>
-            </m:r>
-            <m:r>
-              <m:t>t</m:t>
-            </m:r>
-            <m:r>
-              <m:rPr>
-                <m:sty m:val="p"/>
-              </m:rPr>
-              <m:t>∣</m:t>
-            </m:r>
-            <m:r>
-              <m:t>T</m:t>
-            </m:r>
-            <m:r>
-              <m:rPr>
-                <m:sty m:val="p"/>
-              </m:rPr>
-              <m:t>≥</m:t>
-            </m:r>
-            <m:r>
-              <m:t>t</m:t>
-            </m:r>
-            <m:r>
-              <m:rPr>
-                <m:sty m:val="p"/>
-              </m:rPr>
-              <m:t>,</m:t>
-            </m:r>
-            <m:r>
-              <m:t>A</m:t>
-            </m:r>
-            <m:r>
-              <m:rPr>
-                <m:sty m:val="p"/>
-              </m:rPr>
-              <m:t>,</m:t>
-            </m:r>
-            <m:r>
-              <m:t>L</m:t>
-            </m:r>
-          </m:e>
-        </m:d>
+        <m:r>
+          <m:rPr>
+            <m:sty m:val="p"/>
+          </m:rPr>
+          <m:t>[</m:t>
+        </m:r>
+        <m:r>
+          <m:t>T</m:t>
+        </m:r>
+        <m:r>
+          <m:rPr>
+            <m:sty m:val="p"/>
+          </m:rPr>
+          <m:t>=</m:t>
+        </m:r>
+        <m:r>
+          <m:t>t</m:t>
+        </m:r>
+        <m:r>
+          <m:rPr>
+            <m:sty m:val="p"/>
+          </m:rPr>
+          <m:t>∣</m:t>
+        </m:r>
+        <m:r>
+          <m:t>T</m:t>
+        </m:r>
+        <m:r>
+          <m:rPr>
+            <m:sty m:val="p"/>
+          </m:rPr>
+          <m:t>≥</m:t>
+        </m:r>
+        <m:r>
+          <m:t>t</m:t>
+        </m:r>
+        <m:r>
+          <m:rPr>
+            <m:sty m:val="p"/>
+          </m:rPr>
+          <m:t>,</m:t>
+        </m:r>
+        <m:r>
+          <m:t>A</m:t>
+        </m:r>
+        <m:r>
+          <m:rPr>
+            <m:sty m:val="p"/>
+          </m:rPr>
+          <m:t>,</m:t>
+        </m:r>
+        <m:r>
+          <m:t>L</m:t>
+        </m:r>
+        <m:r>
+          <m:rPr>
+            <m:sty m:val="p"/>
+          </m:rPr>
+          <m:t>]</m:t>
+        </m:r>
       </m:oMath>
     </w:p>
     <w:p>
@@ -5094,82 +5242,84 @@
           </m:rPr>
           <m:t>Pr</m:t>
         </m:r>
-        <m:d>
-          <m:dPr>
-            <m:begChr m:val="["/>
-            <m:sepChr m:val=""/>
-            <m:endChr m:val="]"/>
-            <m:grow/>
-          </m:dPr>
+        <m:r>
+          <m:rPr>
+            <m:sty m:val="p"/>
+          </m:rPr>
+          <m:t>[</m:t>
+        </m:r>
+        <m:r>
+          <m:t>T</m:t>
+        </m:r>
+        <m:r>
+          <m:rPr>
+            <m:sty m:val="p"/>
+          </m:rPr>
+          <m:t>=</m:t>
+        </m:r>
+        <m:r>
+          <m:t>t</m:t>
+        </m:r>
+        <m:r>
+          <m:rPr>
+            <m:sty m:val="p"/>
+          </m:rPr>
+          <m:t>∣</m:t>
+        </m:r>
+        <m:r>
+          <m:t>T</m:t>
+        </m:r>
+        <m:r>
+          <m:rPr>
+            <m:sty m:val="p"/>
+          </m:rPr>
+          <m:t>≥</m:t>
+        </m:r>
+        <m:r>
+          <m:t>t</m:t>
+        </m:r>
+        <m:r>
+          <m:rPr>
+            <m:sty m:val="p"/>
+          </m:rPr>
+          <m:t>,</m:t>
+        </m:r>
+        <m:r>
+          <m:t>A</m:t>
+        </m:r>
+        <m:r>
+          <m:rPr>
+            <m:sty m:val="p"/>
+          </m:rPr>
+          <m:t>=</m:t>
+        </m:r>
+        <m:r>
+          <m:t>a</m:t>
+        </m:r>
+        <m:r>
+          <m:rPr>
+            <m:sty m:val="p"/>
+          </m:rPr>
+          <m:t>,</m:t>
+        </m:r>
+        <m:sSub>
           <m:e>
             <m:r>
-              <m:t>T</m:t>
-            </m:r>
-            <m:r>
-              <m:rPr>
-                <m:sty m:val="p"/>
-              </m:rPr>
-              <m:t>=</m:t>
-            </m:r>
-            <m:r>
-              <m:t>t</m:t>
-            </m:r>
-            <m:r>
-              <m:rPr>
-                <m:sty m:val="p"/>
-              </m:rPr>
-              <m:t>∣</m:t>
-            </m:r>
-            <m:r>
-              <m:t>T</m:t>
-            </m:r>
-            <m:r>
-              <m:rPr>
-                <m:sty m:val="p"/>
-              </m:rPr>
-              <m:t>≥</m:t>
-            </m:r>
-            <m:r>
-              <m:t>t</m:t>
-            </m:r>
-            <m:r>
-              <m:rPr>
-                <m:sty m:val="p"/>
-              </m:rPr>
-              <m:t>,</m:t>
-            </m:r>
-            <m:r>
-              <m:t>A</m:t>
-            </m:r>
-            <m:r>
-              <m:rPr>
-                <m:sty m:val="p"/>
-              </m:rPr>
-              <m:t>=</m:t>
-            </m:r>
-            <m:r>
-              <m:t>a</m:t>
-            </m:r>
-            <m:r>
-              <m:rPr>
-                <m:sty m:val="p"/>
-              </m:rPr>
-              <m:t>,</m:t>
-            </m:r>
-            <m:sSub>
-              <m:e>
-                <m:r>
-                  <m:t>L</m:t>
-                </m:r>
-              </m:e>
-              <m:sub>
-                <m:r>
-                  <m:t>i</m:t>
-                </m:r>
-              </m:sub>
-            </m:sSub>
+              <m:t>L</m:t>
+            </m:r>
           </m:e>
-        </m:d>
+          <m:sub>
+            <m:r>
+              <m:t>i</m:t>
+            </m:r>
+          </m:sub>
+        </m:sSub>
+        <m:r>
+          <m:rPr>
+            <m:sty m:val="p"/>
+          </m:rPr>
+          <m:t>]</m:t>
+        </m:r>
       </m:oMath>
     </w:p>
     <w:p>
@@ -5217,19 +5367,21 @@
             </m:r>
           </m:sup>
         </m:sSubSup>
-        <m:d>
-          <m:dPr>
-            <m:begChr m:val="("/>
-            <m:sepChr m:val=""/>
-            <m:endChr m:val=")"/>
-            <m:grow/>
-          </m:dPr>
-          <m:e>
-            <m:r>
-              <m:t>t</m:t>
-            </m:r>
-          </m:e>
-        </m:d>
+        <m:r>
+          <m:rPr>
+            <m:sty m:val="p"/>
+          </m:rPr>
+          <m:t>(</m:t>
+        </m:r>
+        <m:r>
+          <m:t>t</m:t>
+        </m:r>
+        <m:r>
+          <m:rPr>
+            <m:sty m:val="p"/>
+          </m:rPr>
+          <m:t>)</m:t>
+        </m:r>
         <m:r>
           <m:rPr>
             <m:sty m:val="p"/>
@@ -5263,54 +5415,56 @@
             </m:r>
           </m:sup>
           <m:e>
-            <m:d>
-              <m:dPr>
-                <m:begChr m:val="("/>
-                <m:sepChr m:val=""/>
-                <m:endChr m:val=")"/>
-                <m:grow/>
-              </m:dPr>
+            <m:r>
+              <m:rPr>
+                <m:sty m:val="p"/>
+              </m:rPr>
+              <m:t>(</m:t>
+            </m:r>
+          </m:e>
+        </m:nary>
+        <m:r>
+          <m:t>1</m:t>
+        </m:r>
+        <m:r>
+          <m:rPr>
+            <m:sty m:val="p"/>
+          </m:rPr>
+          <m:t>−</m:t>
+        </m:r>
+        <m:sSubSup>
+          <m:e>
+            <m:acc>
+              <m:accPr>
+                <m:chr m:val="̂"/>
+              </m:accPr>
               <m:e>
                 <m:r>
-                  <m:t>1</m:t>
+                  <m:t>p</m:t>
                 </m:r>
-                <m:r>
-                  <m:rPr>
-                    <m:sty m:val="p"/>
-                  </m:rPr>
-                  <m:t>−</m:t>
-                </m:r>
-                <m:sSubSup>
-                  <m:e>
-                    <m:acc>
-                      <m:accPr>
-                        <m:chr m:val="̂"/>
-                      </m:accPr>
-                      <m:e>
-                        <m:r>
-                          <m:t>p</m:t>
-                        </m:r>
-                      </m:e>
-                    </m:acc>
-                  </m:e>
-                  <m:sub>
-                    <m:r>
-                      <m:t>i</m:t>
-                    </m:r>
-                    <m:r>
-                      <m:t>s</m:t>
-                    </m:r>
-                  </m:sub>
-                  <m:sup>
-                    <m:r>
-                      <m:t>a</m:t>
-                    </m:r>
-                  </m:sup>
-                </m:sSubSup>
               </m:e>
-            </m:d>
+            </m:acc>
           </m:e>
-        </m:nary>
+          <m:sub>
+            <m:r>
+              <m:t>i</m:t>
+            </m:r>
+            <m:r>
+              <m:t>s</m:t>
+            </m:r>
+          </m:sub>
+          <m:sup>
+            <m:r>
+              <m:t>a</m:t>
+            </m:r>
+          </m:sup>
+        </m:sSubSup>
+        <m:r>
+          <m:rPr>
+            <m:sty m:val="p"/>
+          </m:rPr>
+          <m:t>)</m:t>
+        </m:r>
       </m:oMath>
     </w:p>
     <w:p>
@@ -5353,19 +5507,21 @@
             </m:r>
           </m:sup>
         </m:sSup>
-        <m:d>
-          <m:dPr>
-            <m:begChr m:val="("/>
-            <m:sepChr m:val=""/>
-            <m:endChr m:val=")"/>
-            <m:grow/>
-          </m:dPr>
-          <m:e>
-            <m:r>
-              <m:t>t</m:t>
-            </m:r>
-          </m:e>
-        </m:d>
+        <m:r>
+          <m:rPr>
+            <m:sty m:val="p"/>
+          </m:rPr>
+          <m:t>(</m:t>
+        </m:r>
+        <m:r>
+          <m:t>t</m:t>
+        </m:r>
+        <m:r>
+          <m:rPr>
+            <m:sty m:val="p"/>
+          </m:rPr>
+          <m:t>)</m:t>
+        </m:r>
         <m:r>
           <m:rPr>
             <m:sty m:val="p"/>
@@ -5440,23 +5596,25 @@
             </m:sSubSup>
           </m:e>
         </m:nary>
-        <m:d>
-          <m:dPr>
-            <m:begChr m:val="("/>
-            <m:sepChr m:val=""/>
-            <m:endChr m:val=")"/>
-            <m:grow/>
-          </m:dPr>
-          <m:e>
-            <m:r>
-              <m:t>t</m:t>
-            </m:r>
-          </m:e>
-        </m:d>
+        <m:r>
+          <m:rPr>
+            <m:sty m:val="p"/>
+          </m:rPr>
+          <m:t>(</m:t>
+        </m:r>
+        <m:r>
+          <m:t>t</m:t>
+        </m:r>
+        <m:r>
+          <m:rPr>
+            <m:sty m:val="p"/>
+          </m:rPr>
+          <m:t>)</m:t>
+        </m:r>
       </m:oMath>
     </w:p>
-    <w:bookmarkEnd w:id="41"/>
-    <w:bookmarkStart w:id="42" w:name="continuous-time-approach"/>
+    <w:bookmarkEnd w:id="30"/>
+    <w:bookmarkStart w:id="31" w:name="continuous-time-approach"/>
     <w:p>
       <w:pPr>
         <w:pStyle w:val="Heading3"/>
@@ -5681,9 +5839,9 @@
         <w:t xml:space="preserve">More complex with time-varying treatments</w:t>
       </w:r>
     </w:p>
-    <w:bookmarkEnd w:id="42"/>
-    <w:bookmarkEnd w:id="43"/>
-    <w:bookmarkStart w:id="48" w:name="competing-risks-pp.-262-264"/>
+    <w:bookmarkEnd w:id="31"/>
+    <w:bookmarkEnd w:id="32"/>
+    <w:bookmarkStart w:id="37" w:name="competing-risks-pp.-262-264"/>
     <w:p>
       <w:pPr>
         <w:pStyle w:val="Heading2"/>
@@ -5717,7 +5875,7 @@
         <w:t xml:space="preserve">occur when multiple types of events can prevent observation of the event of interest.</w:t>
       </w:r>
     </w:p>
-    <w:bookmarkStart w:id="45" w:name="definition-1"/>
+    <w:bookmarkStart w:id="34" w:name="definition-1"/>
     <w:p>
       <w:pPr>
         <w:pStyle w:val="Heading3"/>
@@ -5726,7 +5884,7 @@
         <w:t xml:space="preserve">7.1 Definition</w:t>
       </w:r>
     </w:p>
-    <w:bookmarkStart w:id="44" w:name="def-competing-risks"/>
+    <w:bookmarkStart w:id="33" w:name="def-competing-risks"/>
     <w:p>
       <w:pPr>
         <w:pStyle w:val="FirstParagraph"/>
@@ -5784,9 +5942,9 @@
         <w:t xml:space="preserve">If someone dies from cancer, they can never have a heart attack (or at least we can’t observe it).</w:t>
       </w:r>
     </w:p>
-    <w:bookmarkEnd w:id="44"/>
-    <w:bookmarkEnd w:id="45"/>
-    <w:bookmarkStart w:id="46" w:name="challenges"/>
+    <w:bookmarkEnd w:id="33"/>
+    <w:bookmarkEnd w:id="34"/>
+    <w:bookmarkStart w:id="35" w:name="challenges"/>
     <w:p>
       <w:pPr>
         <w:pStyle w:val="Heading3"/>
@@ -5825,8 +5983,8 @@
         <w:t xml:space="preserve">: Treating competing events as censoring leads to biased estimates.</w:t>
       </w:r>
     </w:p>
-    <w:bookmarkEnd w:id="46"/>
-    <w:bookmarkStart w:id="47" w:name="approaches"/>
+    <w:bookmarkEnd w:id="35"/>
+    <w:bookmarkStart w:id="36" w:name="approaches"/>
     <w:p>
       <w:pPr>
         <w:pStyle w:val="Heading3"/>
@@ -6157,9 +6315,9 @@
         <w:t xml:space="preserve">Summarize to get causal curves</w:t>
       </w:r>
     </w:p>
-    <w:bookmarkEnd w:id="47"/>
-    <w:bookmarkEnd w:id="48"/>
-    <w:bookmarkStart w:id="52" w:name="summary"/>
+    <w:bookmarkEnd w:id="36"/>
+    <w:bookmarkEnd w:id="37"/>
+    <w:bookmarkStart w:id="41" w:name="summary"/>
     <w:p>
       <w:pPr>
         <w:pStyle w:val="Heading2"/>
@@ -6281,62 +6439,66 @@
             </m:r>
           </m:sup>
         </m:sSup>
-        <m:d>
-          <m:dPr>
-            <m:begChr m:val="("/>
-            <m:sepChr m:val=""/>
-            <m:endChr m:val=")"/>
-            <m:grow/>
-          </m:dPr>
+        <m:r>
+          <m:rPr>
+            <m:sty m:val="p"/>
+          </m:rPr>
+          <m:t>(</m:t>
+        </m:r>
+        <m:r>
+          <m:t>t</m:t>
+        </m:r>
+        <m:r>
+          <m:rPr>
+            <m:sty m:val="p"/>
+          </m:rPr>
+          <m:t>)</m:t>
+        </m:r>
+        <m:r>
+          <m:rPr>
+            <m:sty m:val="p"/>
+          </m:rPr>
+          <m:t>=</m:t>
+        </m:r>
+        <m:r>
+          <m:rPr>
+            <m:sty m:val="p"/>
+          </m:rPr>
+          <m:t>Pr</m:t>
+        </m:r>
+        <m:r>
+          <m:rPr>
+            <m:sty m:val="p"/>
+          </m:rPr>
+          <m:t>[</m:t>
+        </m:r>
+        <m:sSup>
           <m:e>
             <m:r>
-              <m:t>t</m:t>
+              <m:t>T</m:t>
             </m:r>
           </m:e>
-        </m:d>
-        <m:r>
-          <m:rPr>
-            <m:sty m:val="p"/>
-          </m:rPr>
-          <m:t>=</m:t>
-        </m:r>
-        <m:r>
-          <m:rPr>
-            <m:sty m:val="p"/>
-          </m:rPr>
-          <m:t>Pr</m:t>
-        </m:r>
-        <m:d>
-          <m:dPr>
-            <m:begChr m:val="["/>
-            <m:sepChr m:val=""/>
-            <m:endChr m:val="]"/>
-            <m:grow/>
-          </m:dPr>
-          <m:e>
-            <m:sSup>
-              <m:e>
-                <m:r>
-                  <m:t>T</m:t>
-                </m:r>
-              </m:e>
-              <m:sup>
-                <m:r>
-                  <m:t>a</m:t>
-                </m:r>
-              </m:sup>
-            </m:sSup>
-            <m:r>
-              <m:rPr>
-                <m:sty m:val="p"/>
-              </m:rPr>
-              <m:t>&gt;</m:t>
-            </m:r>
-            <m:r>
-              <m:t>t</m:t>
-            </m:r>
-          </m:e>
-        </m:d>
+          <m:sup>
+            <m:r>
+              <m:t>a</m:t>
+            </m:r>
+          </m:sup>
+        </m:sSup>
+        <m:r>
+          <m:rPr>
+            <m:sty m:val="p"/>
+          </m:rPr>
+          <m:t>&gt;</m:t>
+        </m:r>
+        <m:r>
+          <m:t>t</m:t>
+        </m:r>
+        <m:r>
+          <m:rPr>
+            <m:sty m:val="p"/>
+          </m:rPr>
+          <m:t>]</m:t>
+        </m:r>
       </m:oMath>
       <w:r>
         <w:t xml:space="preserve"> </w:t>
@@ -6681,14 +6843,143 @@
           </m:rPr>
           <m:t>Pr</m:t>
         </m:r>
-        <m:d>
-          <m:dPr>
-            <m:begChr m:val="["/>
-            <m:sepChr m:val=""/>
-            <m:endChr m:val="]"/>
-            <m:grow/>
-          </m:dPr>
+        <m:r>
+          <m:rPr>
+            <m:sty m:val="p"/>
+          </m:rPr>
+          <m:t>[</m:t>
+        </m:r>
+        <m:sSup>
           <m:e>
+            <m:r>
+              <m:t>T</m:t>
+            </m:r>
+          </m:e>
+          <m:sup>
+            <m:r>
+              <m:t>a</m:t>
+            </m:r>
+            <m:r>
+              <m:rPr>
+                <m:sty m:val="p"/>
+              </m:rPr>
+              <m:t>=</m:t>
+            </m:r>
+            <m:r>
+              <m:t>1</m:t>
+            </m:r>
+          </m:sup>
+        </m:sSup>
+        <m:r>
+          <m:rPr>
+            <m:sty m:val="p"/>
+          </m:rPr>
+          <m:t>≤</m:t>
+        </m:r>
+        <m:r>
+          <m:t>t</m:t>
+        </m:r>
+        <m:r>
+          <m:rPr>
+            <m:sty m:val="p"/>
+          </m:rPr>
+          <m:t>]</m:t>
+        </m:r>
+        <m:r>
+          <m:rPr>
+            <m:sty m:val="p"/>
+          </m:rPr>
+          <m:t>−</m:t>
+        </m:r>
+        <m:r>
+          <m:rPr>
+            <m:sty m:val="p"/>
+          </m:rPr>
+          <m:t>Pr</m:t>
+        </m:r>
+        <m:r>
+          <m:rPr>
+            <m:sty m:val="p"/>
+          </m:rPr>
+          <m:t>[</m:t>
+        </m:r>
+        <m:sSup>
+          <m:e>
+            <m:r>
+              <m:t>T</m:t>
+            </m:r>
+          </m:e>
+          <m:sup>
+            <m:r>
+              <m:t>a</m:t>
+            </m:r>
+            <m:r>
+              <m:rPr>
+                <m:sty m:val="p"/>
+              </m:rPr>
+              <m:t>=</m:t>
+            </m:r>
+            <m:r>
+              <m:t>0</m:t>
+            </m:r>
+          </m:sup>
+        </m:sSup>
+        <m:r>
+          <m:rPr>
+            <m:sty m:val="p"/>
+          </m:rPr>
+          <m:t>≤</m:t>
+        </m:r>
+        <m:r>
+          <m:t>t</m:t>
+        </m:r>
+        <m:r>
+          <m:rPr>
+            <m:sty m:val="p"/>
+          </m:rPr>
+          <m:t>]</m:t>
+        </m:r>
+      </m:oMath>
+    </w:p>
+    <w:p>
+      <w:pPr>
+        <w:pStyle w:val="Compact"/>
+        <w:numPr>
+          <w:ilvl w:val="0"/>
+          <w:numId w:val="1024"/>
+        </w:numPr>
+      </w:pPr>
+      <w:r>
+        <w:rPr>
+          <w:b/>
+          <w:bCs/>
+        </w:rPr>
+        <w:t xml:space="preserve">Causal risk ratio</w:t>
+      </w:r>
+      <w:r>
+        <w:t xml:space="preserve">:</w:t>
+      </w:r>
+      <w:r>
+        <w:t xml:space="preserve"> </w:t>
+      </w:r>
+      <m:oMath>
+        <m:f>
+          <m:fPr>
+            <m:type m:val="bar"/>
+          </m:fPr>
+          <m:num>
+            <m:r>
+              <m:rPr>
+                <m:sty m:val="p"/>
+              </m:rPr>
+              <m:t>Pr</m:t>
+            </m:r>
+            <m:r>
+              <m:rPr>
+                <m:sty m:val="p"/>
+              </m:rPr>
+              <m:t>[</m:t>
+            </m:r>
             <m:sSup>
               <m:e>
                 <m:r>
@@ -6719,28 +7010,26 @@
             <m:r>
               <m:t>t</m:t>
             </m:r>
-          </m:e>
-        </m:d>
-        <m:r>
-          <m:rPr>
-            <m:sty m:val="p"/>
-          </m:rPr>
-          <m:t>−</m:t>
-        </m:r>
-        <m:r>
-          <m:rPr>
-            <m:sty m:val="p"/>
-          </m:rPr>
-          <m:t>Pr</m:t>
-        </m:r>
-        <m:d>
-          <m:dPr>
-            <m:begChr m:val="["/>
-            <m:sepChr m:val=""/>
-            <m:endChr m:val="]"/>
-            <m:grow/>
-          </m:dPr>
-          <m:e>
+            <m:r>
+              <m:rPr>
+                <m:sty m:val="p"/>
+              </m:rPr>
+              <m:t>]</m:t>
+            </m:r>
+          </m:num>
+          <m:den>
+            <m:r>
+              <m:rPr>
+                <m:sty m:val="p"/>
+              </m:rPr>
+              <m:t>Pr</m:t>
+            </m:r>
+            <m:r>
+              <m:rPr>
+                <m:sty m:val="p"/>
+              </m:rPr>
+              <m:t>[</m:t>
+            </m:r>
             <m:sSup>
               <m:e>
                 <m:r>
@@ -6771,131 +7060,12 @@
             <m:r>
               <m:t>t</m:t>
             </m:r>
-          </m:e>
-        </m:d>
-      </m:oMath>
-    </w:p>
-    <w:p>
-      <w:pPr>
-        <w:pStyle w:val="Compact"/>
-        <w:numPr>
-          <w:ilvl w:val="0"/>
-          <w:numId w:val="1024"/>
-        </w:numPr>
-      </w:pPr>
-      <w:r>
-        <w:rPr>
-          <w:b/>
-          <w:bCs/>
-        </w:rPr>
-        <w:t xml:space="preserve">Causal risk ratio</w:t>
-      </w:r>
-      <w:r>
-        <w:t xml:space="preserve">:</w:t>
-      </w:r>
-      <w:r>
-        <w:t xml:space="preserve"> </w:t>
-      </w:r>
-      <m:oMath>
-        <m:f>
-          <m:fPr>
-            <m:type m:val="bar"/>
-          </m:fPr>
-          <m:num>
             <m:r>
               <m:rPr>
                 <m:sty m:val="p"/>
               </m:rPr>
-              <m:t>Pr</m:t>
-            </m:r>
-            <m:d>
-              <m:dPr>
-                <m:begChr m:val="["/>
-                <m:sepChr m:val=""/>
-                <m:endChr m:val="]"/>
-                <m:grow/>
-              </m:dPr>
-              <m:e>
-                <m:sSup>
-                  <m:e>
-                    <m:r>
-                      <m:t>T</m:t>
-                    </m:r>
-                  </m:e>
-                  <m:sup>
-                    <m:r>
-                      <m:t>a</m:t>
-                    </m:r>
-                    <m:r>
-                      <m:rPr>
-                        <m:sty m:val="p"/>
-                      </m:rPr>
-                      <m:t>=</m:t>
-                    </m:r>
-                    <m:r>
-                      <m:t>1</m:t>
-                    </m:r>
-                  </m:sup>
-                </m:sSup>
-                <m:r>
-                  <m:rPr>
-                    <m:sty m:val="p"/>
-                  </m:rPr>
-                  <m:t>≤</m:t>
-                </m:r>
-                <m:r>
-                  <m:t>t</m:t>
-                </m:r>
-              </m:e>
-            </m:d>
-          </m:num>
-          <m:den>
-            <m:r>
-              <m:rPr>
-                <m:sty m:val="p"/>
-              </m:rPr>
-              <m:t>Pr</m:t>
-            </m:r>
-            <m:d>
-              <m:dPr>
-                <m:begChr m:val="["/>
-                <m:sepChr m:val=""/>
-                <m:endChr m:val="]"/>
-                <m:grow/>
-              </m:dPr>
-              <m:e>
-                <m:sSup>
-                  <m:e>
-                    <m:r>
-                      <m:t>T</m:t>
-                    </m:r>
-                  </m:e>
-                  <m:sup>
-                    <m:r>
-                      <m:t>a</m:t>
-                    </m:r>
-                    <m:r>
-                      <m:rPr>
-                        <m:sty m:val="p"/>
-                      </m:rPr>
-                      <m:t>=</m:t>
-                    </m:r>
-                    <m:r>
-                      <m:t>0</m:t>
-                    </m:r>
-                  </m:sup>
-                </m:sSup>
-                <m:r>
-                  <m:rPr>
-                    <m:sty m:val="p"/>
-                  </m:rPr>
-                  <m:t>≤</m:t>
-                </m:r>
-                <m:r>
-                  <m:t>t</m:t>
-                </m:r>
-              </m:e>
-            </m:d>
+              <m:t>]</m:t>
+            </m:r>
           </m:den>
         </m:f>
       </m:oMath>
@@ -6948,19 +7118,21 @@
                 </m:r>
               </m:sup>
             </m:sSup>
-            <m:d>
-              <m:dPr>
-                <m:begChr m:val="("/>
-                <m:sepChr m:val=""/>
-                <m:endChr m:val=")"/>
-                <m:grow/>
-              </m:dPr>
-              <m:e>
-                <m:r>
-                  <m:t>t</m:t>
-                </m:r>
-              </m:e>
-            </m:d>
+            <m:r>
+              <m:rPr>
+                <m:sty m:val="p"/>
+              </m:rPr>
+              <m:t>(</m:t>
+            </m:r>
+            <m:r>
+              <m:t>t</m:t>
+            </m:r>
+            <m:r>
+              <m:rPr>
+                <m:sty m:val="p"/>
+              </m:rPr>
+              <m:t>)</m:t>
+            </m:r>
           </m:num>
           <m:den>
             <m:sSup>
@@ -6984,19 +7156,21 @@
                 </m:r>
               </m:sup>
             </m:sSup>
-            <m:d>
-              <m:dPr>
-                <m:begChr m:val="("/>
-                <m:sepChr m:val=""/>
-                <m:endChr m:val=")"/>
-                <m:grow/>
-              </m:dPr>
-              <m:e>
-                <m:r>
-                  <m:t>t</m:t>
-                </m:r>
-              </m:e>
-            </m:d>
+            <m:r>
+              <m:rPr>
+                <m:sty m:val="p"/>
+              </m:rPr>
+              <m:t>(</m:t>
+            </m:r>
+            <m:r>
+              <m:t>t</m:t>
+            </m:r>
+            <m:r>
+              <m:rPr>
+                <m:sty m:val="p"/>
+              </m:rPr>
+              <m:t>)</m:t>
+            </m:r>
           </m:den>
         </m:f>
       </m:oMath>
@@ -7209,37 +7383,39 @@
           </m:rPr>
           <m:t>Pr</m:t>
         </m:r>
-        <m:d>
-          <m:dPr>
-            <m:begChr m:val="["/>
-            <m:sepChr m:val=""/>
-            <m:endChr m:val="]"/>
-            <m:grow/>
-          </m:dPr>
-          <m:e>
-            <m:r>
-              <m:t>A</m:t>
-            </m:r>
-            <m:r>
-              <m:rPr>
-                <m:sty m:val="p"/>
-              </m:rPr>
-              <m:t>=</m:t>
-            </m:r>
-            <m:r>
-              <m:t>a</m:t>
-            </m:r>
-            <m:r>
-              <m:rPr>
-                <m:sty m:val="p"/>
-              </m:rPr>
-              <m:t>∣</m:t>
-            </m:r>
-            <m:r>
-              <m:t>L</m:t>
-            </m:r>
-          </m:e>
-        </m:d>
+        <m:r>
+          <m:rPr>
+            <m:sty m:val="p"/>
+          </m:rPr>
+          <m:t>[</m:t>
+        </m:r>
+        <m:r>
+          <m:t>A</m:t>
+        </m:r>
+        <m:r>
+          <m:rPr>
+            <m:sty m:val="p"/>
+          </m:rPr>
+          <m:t>=</m:t>
+        </m:r>
+        <m:r>
+          <m:t>a</m:t>
+        </m:r>
+        <m:r>
+          <m:rPr>
+            <m:sty m:val="p"/>
+          </m:rPr>
+          <m:t>∣</m:t>
+        </m:r>
+        <m:r>
+          <m:t>L</m:t>
+        </m:r>
+        <m:r>
+          <m:rPr>
+            <m:sty m:val="p"/>
+          </m:rPr>
+          <m:t>]</m:t>
+        </m:r>
         <m:r>
           <m:rPr>
             <m:sty m:val="p"/>
@@ -7266,46 +7442,48 @@
           </m:rPr>
           <m:t>Pr</m:t>
         </m:r>
-        <m:d>
-          <m:dPr>
-            <m:begChr m:val="["/>
-            <m:sepChr m:val=""/>
-            <m:endChr m:val="]"/>
-            <m:grow/>
-          </m:dPr>
-          <m:e>
-            <m:r>
-              <m:t>C</m:t>
-            </m:r>
-            <m:r>
-              <m:rPr>
-                <m:sty m:val="p"/>
-              </m:rPr>
-              <m:t>&gt;</m:t>
-            </m:r>
-            <m:r>
-              <m:t>t</m:t>
-            </m:r>
-            <m:r>
-              <m:rPr>
-                <m:sty m:val="p"/>
-              </m:rPr>
-              <m:t>∣</m:t>
-            </m:r>
-            <m:r>
-              <m:t>A</m:t>
-            </m:r>
-            <m:r>
-              <m:rPr>
-                <m:sty m:val="p"/>
-              </m:rPr>
-              <m:t>,</m:t>
-            </m:r>
-            <m:r>
-              <m:t>L</m:t>
-            </m:r>
-          </m:e>
-        </m:d>
+        <m:r>
+          <m:rPr>
+            <m:sty m:val="p"/>
+          </m:rPr>
+          <m:t>[</m:t>
+        </m:r>
+        <m:r>
+          <m:t>C</m:t>
+        </m:r>
+        <m:r>
+          <m:rPr>
+            <m:sty m:val="p"/>
+          </m:rPr>
+          <m:t>&gt;</m:t>
+        </m:r>
+        <m:r>
+          <m:t>t</m:t>
+        </m:r>
+        <m:r>
+          <m:rPr>
+            <m:sty m:val="p"/>
+          </m:rPr>
+          <m:t>∣</m:t>
+        </m:r>
+        <m:r>
+          <m:t>A</m:t>
+        </m:r>
+        <m:r>
+          <m:rPr>
+            <m:sty m:val="p"/>
+          </m:rPr>
+          <m:t>,</m:t>
+        </m:r>
+        <m:r>
+          <m:t>L</m:t>
+        </m:r>
+        <m:r>
+          <m:rPr>
+            <m:sty m:val="p"/>
+          </m:rPr>
+          <m:t>]</m:t>
+        </m:r>
         <m:r>
           <m:rPr>
             <m:sty m:val="p"/>
@@ -7546,8 +7724,8 @@
         <w:t xml:space="preserve">: Part III extends these ideas to time-varying treatments, where survival analysis becomes even more complex but the g-formula and IP weighting remain powerful tools.</w:t>
       </w:r>
     </w:p>
-    <w:bookmarkStart w:id="51" w:name="refs"/>
-    <w:bookmarkStart w:id="50" w:name="ref-hernan2020causal"/>
+    <w:bookmarkStart w:id="40" w:name="refs"/>
+    <w:bookmarkStart w:id="39" w:name="ref-hernan2020causal"/>
     <w:p>
       <w:pPr>
         <w:pStyle w:val="Bibliography"/>
@@ -7566,12 +7744,12 @@
         <w:t xml:space="preserve">Causal Inference: What If</w:t>
       </w:r>
       <w:r>
-        <w:t xml:space="preserve">. Boca Raton: Chapman &amp; Hall/CRC.</w:t>
-      </w:r>
-      <w:r>
-        <w:t xml:space="preserve"> </w:t>
-      </w:r>
-      <w:hyperlink r:id="rId49">
+        <w:t xml:space="preserve">. Chapman &amp; Hall/CRC.</w:t>
+      </w:r>
+      <w:r>
+        <w:t xml:space="preserve"> </w:t>
+      </w:r>
+      <w:hyperlink r:id="rId38">
         <w:r>
           <w:rPr>
             <w:rStyle w:val="Hyperlink"/>
@@ -7583,9 +7761,9 @@
         <w:t xml:space="preserve">.</w:t>
       </w:r>
     </w:p>
-    <w:bookmarkEnd w:id="50"/>
-    <w:bookmarkEnd w:id="51"/>
-    <w:bookmarkEnd w:id="52"/>
+    <w:bookmarkEnd w:id="39"/>
+    <w:bookmarkEnd w:id="40"/>
+    <w:bookmarkEnd w:id="41"/>
     <w:sectPr>
       <w:footnotePr>
         <w:numRestart w:val="eachSect"/>
@@ -8222,10 +8400,10 @@
   <w:docDefaults>
     <w:rPrDefault>
       <w:rPr>
-        <w:rFonts w:asciiTheme="minorHAnsi" w:cstheme="minorBidi" w:eastAsiaTheme="minorHAnsi" w:hAnsiTheme="minorHAnsi"/>
+        <w:rFonts w:asciiTheme="minorHAnsi" w:cstheme="minorBidi" w:eastAsiaTheme="minorEastAsia" w:hAnsiTheme="minorHAnsi"/>
         <w:sz w:val="24"/>
         <w:szCs w:val="24"/>
-        <w:lang w:bidi="ar-SA" w:eastAsia="en-US" w:val="en-US"/>
+        <w:lang w:bidi="ar-SA" w:eastAsia="zh-CN" w:val="en-US"/>
       </w:rPr>
     </w:rPrDefault>
     <w:pPrDefault>
@@ -8766,13 +8944,6 @@
       </w:tblCellMar>
     </w:tblPr>
     <w:tblStylePr w:type="firstRow">
-      <w:tblPr>
-        <w:jc w:val="left"/>
-        <w:tblInd w:type="dxa" w:w="0"/>
-      </w:tblPr>
-      <w:trPr>
-        <w:jc w:val="left"/>
-      </w:trPr>
       <w:tcPr>
         <w:tcBorders>
           <w:bottom w:val="single"/>

--- a/chapters/17-causal-survival-analysis.docx
+++ b/chapters/17-causal-survival-analysis.docx
@@ -138,551 +138,588 @@
         <w:t xml:space="preserve">1.1 Basic Definitions</w:t>
       </w:r>
     </w:p>
-    <w:bookmarkStart w:id="9" w:name="def-survival-concepts"/>
-    <w:p>
-      <w:pPr>
-        <w:pStyle w:val="FirstParagraph"/>
-      </w:pPr>
-      <w:r>
-        <w:rPr>
-          <w:b/>
-          <w:bCs/>
-        </w:rPr>
-        <w:t xml:space="preserve">Definition 1 (Survival Analysis Terms)</w:t>
-      </w:r>
-      <w:r>
-        <w:t xml:space="preserve"> </w:t>
-      </w:r>
-      <w:r>
-        <w:rPr>
-          <w:b/>
-          <w:bCs/>
-        </w:rPr>
-        <w:t xml:space="preserve">Event time</w:t>
-      </w:r>
-      <w:r>
-        <w:t xml:space="preserve"> </w:t>
-      </w:r>
-      <m:oMath>
-        <m:r>
-          <m:t>T</m:t>
-        </m:r>
-      </m:oMath>
-      <w:r>
-        <w:t xml:space="preserve">: Time from baseline until an event occurs (e.g., death, disease onset)</w:t>
-      </w:r>
-    </w:p>
-    <w:p>
-      <w:pPr>
-        <w:pStyle w:val="BodyText"/>
-      </w:pPr>
-      <w:r>
-        <w:rPr>
-          <w:b/>
-          <w:bCs/>
-        </w:rPr>
-        <w:t xml:space="preserve">Censoring time</w:t>
-      </w:r>
-      <w:r>
-        <w:t xml:space="preserve"> </w:t>
-      </w:r>
-      <m:oMath>
-        <m:r>
-          <m:t>C</m:t>
-        </m:r>
-      </m:oMath>
-      <w:r>
-        <w:t xml:space="preserve">: Time from baseline until censoring (e.g., loss to follow-up, study end)</w:t>
-      </w:r>
-    </w:p>
-    <w:p>
-      <w:pPr>
-        <w:pStyle w:val="BodyText"/>
-      </w:pPr>
-      <w:r>
-        <w:rPr>
-          <w:b/>
-          <w:bCs/>
-        </w:rPr>
-        <w:t xml:space="preserve">Observed time</w:t>
-      </w:r>
-      <w:r>
-        <w:t xml:space="preserve"> </w:t>
-      </w:r>
-      <m:oMath>
-        <m:r>
-          <m:t>Y</m:t>
-        </m:r>
-        <m:r>
-          <m:rPr>
-            <m:sty m:val="p"/>
-          </m:rPr>
-          <m:t>=</m:t>
-        </m:r>
-        <m:r>
-          <m:rPr>
-            <m:sty m:val="p"/>
-          </m:rPr>
-          <m:t>min</m:t>
-        </m:r>
-        <m:r>
-          <m:rPr>
-            <m:sty m:val="p"/>
-          </m:rPr>
-          <m:t>(</m:t>
-        </m:r>
-        <m:r>
-          <m:t>T</m:t>
-        </m:r>
-        <m:r>
-          <m:rPr>
-            <m:sty m:val="p"/>
-          </m:rPr>
-          <m:t>,</m:t>
-        </m:r>
-        <m:r>
-          <m:t>C</m:t>
-        </m:r>
-        <m:r>
-          <m:rPr>
-            <m:sty m:val="p"/>
-          </m:rPr>
-          <m:t>)</m:t>
-        </m:r>
-      </m:oMath>
-      <w:r>
-        <w:t xml:space="preserve">: The time we actually observe</w:t>
-      </w:r>
-    </w:p>
-    <w:p>
-      <w:pPr>
-        <w:pStyle w:val="BodyText"/>
-      </w:pPr>
-      <w:r>
-        <w:rPr>
-          <w:b/>
-          <w:bCs/>
-        </w:rPr>
-        <w:t xml:space="preserve">Event indicator</w:t>
-      </w:r>
-      <w:r>
-        <w:t xml:space="preserve"> </w:t>
-      </w:r>
-      <m:oMath>
-        <m:r>
-          <m:t>D</m:t>
-        </m:r>
-        <m:r>
-          <m:rPr>
-            <m:sty m:val="p"/>
-          </m:rPr>
-          <m:t>=</m:t>
-        </m:r>
-        <m:r>
-          <m:t>I</m:t>
-        </m:r>
-        <m:r>
-          <m:rPr>
-            <m:sty m:val="p"/>
-          </m:rPr>
-          <m:t>(</m:t>
-        </m:r>
-        <m:r>
-          <m:t>T</m:t>
-        </m:r>
-        <m:r>
-          <m:rPr>
-            <m:sty m:val="p"/>
-          </m:rPr>
-          <m:t>≤</m:t>
-        </m:r>
-        <m:r>
-          <m:t>C</m:t>
-        </m:r>
-        <m:r>
-          <m:rPr>
-            <m:sty m:val="p"/>
-          </m:rPr>
-          <m:t>)</m:t>
-        </m:r>
-      </m:oMath>
-      <w:r>
-        <w:t xml:space="preserve">: 1 if event occurred, 0 if censored</w:t>
-      </w:r>
-    </w:p>
-    <w:p>
-      <w:pPr>
-        <w:pStyle w:val="BodyText"/>
-      </w:pPr>
-      <w:r>
-        <w:rPr>
-          <w:b/>
-          <w:bCs/>
-        </w:rPr>
-        <w:t xml:space="preserve">Risk</w:t>
-      </w:r>
-      <w:r>
-        <w:t xml:space="preserve"> </w:t>
-      </w:r>
-      <w:r>
-        <w:t xml:space="preserve">at time</w:t>
-      </w:r>
-      <w:r>
-        <w:t xml:space="preserve"> </w:t>
-      </w:r>
-      <m:oMath>
-        <m:r>
-          <m:t>t</m:t>
-        </m:r>
-      </m:oMath>
-      <w:r>
-        <w:t xml:space="preserve">:</w:t>
-      </w:r>
-      <w:r>
-        <w:t xml:space="preserve"> </w:t>
-      </w:r>
-      <m:oMath>
-        <m:r>
-          <m:rPr>
-            <m:sty m:val="p"/>
-          </m:rPr>
-          <m:t>Pr</m:t>
-        </m:r>
-        <m:r>
-          <m:rPr>
-            <m:sty m:val="p"/>
-          </m:rPr>
-          <m:t>[</m:t>
-        </m:r>
-        <m:r>
-          <m:t>T</m:t>
-        </m:r>
-        <m:r>
-          <m:rPr>
-            <m:sty m:val="p"/>
-          </m:rPr>
-          <m:t>≤</m:t>
-        </m:r>
-        <m:r>
-          <m:t>t</m:t>
-        </m:r>
-        <m:r>
-          <m:rPr>
-            <m:sty m:val="p"/>
-          </m:rPr>
-          <m:t>]</m:t>
-        </m:r>
-      </m:oMath>
-      <w:r>
-        <w:t xml:space="preserve"> </w:t>
-      </w:r>
-      <w:r>
-        <w:t xml:space="preserve">(cumulative incidence)</w:t>
-      </w:r>
-    </w:p>
-    <w:p>
-      <w:pPr>
-        <w:pStyle w:val="BodyText"/>
-      </w:pPr>
-      <w:r>
-        <w:rPr>
-          <w:b/>
-          <w:bCs/>
-        </w:rPr>
-        <w:t xml:space="preserve">Survival</w:t>
-      </w:r>
-      <w:r>
-        <w:t xml:space="preserve"> </w:t>
-      </w:r>
-      <w:r>
-        <w:t xml:space="preserve">at time</w:t>
-      </w:r>
-      <w:r>
-        <w:t xml:space="preserve"> </w:t>
-      </w:r>
-      <m:oMath>
-        <m:r>
-          <m:t>t</m:t>
-        </m:r>
-      </m:oMath>
-      <w:r>
-        <w:t xml:space="preserve">:</w:t>
-      </w:r>
-      <w:r>
-        <w:t xml:space="preserve"> </w:t>
-      </w:r>
-      <m:oMath>
-        <m:r>
-          <m:t>S</m:t>
-        </m:r>
-        <m:r>
-          <m:rPr>
-            <m:sty m:val="p"/>
-          </m:rPr>
-          <m:t>(</m:t>
-        </m:r>
-        <m:r>
-          <m:t>t</m:t>
-        </m:r>
-        <m:r>
-          <m:rPr>
-            <m:sty m:val="p"/>
-          </m:rPr>
-          <m:t>)</m:t>
-        </m:r>
-        <m:r>
-          <m:rPr>
-            <m:sty m:val="p"/>
-          </m:rPr>
-          <m:t>=</m:t>
-        </m:r>
-        <m:r>
-          <m:rPr>
-            <m:sty m:val="p"/>
-          </m:rPr>
-          <m:t>Pr</m:t>
-        </m:r>
-        <m:r>
-          <m:rPr>
-            <m:sty m:val="p"/>
-          </m:rPr>
-          <m:t>[</m:t>
-        </m:r>
-        <m:r>
-          <m:t>T</m:t>
-        </m:r>
-        <m:r>
-          <m:rPr>
-            <m:sty m:val="p"/>
-          </m:rPr>
-          <m:t>&gt;</m:t>
-        </m:r>
-        <m:r>
-          <m:t>t</m:t>
-        </m:r>
-        <m:r>
-          <m:rPr>
-            <m:sty m:val="p"/>
-          </m:rPr>
-          <m:t>]</m:t>
-        </m:r>
-        <m:r>
-          <m:rPr>
-            <m:sty m:val="p"/>
-          </m:rPr>
-          <m:t>=</m:t>
-        </m:r>
-        <m:r>
-          <m:t>1</m:t>
-        </m:r>
-        <m:r>
-          <m:rPr>
-            <m:sty m:val="p"/>
-          </m:rPr>
-          <m:t>−</m:t>
-        </m:r>
-        <m:r>
-          <m:rPr>
-            <m:sty m:val="p"/>
-          </m:rPr>
-          <m:t>Pr</m:t>
-        </m:r>
-        <m:r>
-          <m:rPr>
-            <m:sty m:val="p"/>
-          </m:rPr>
-          <m:t>[</m:t>
-        </m:r>
-        <m:r>
-          <m:t>T</m:t>
-        </m:r>
-        <m:r>
-          <m:rPr>
-            <m:sty m:val="p"/>
-          </m:rPr>
-          <m:t>≤</m:t>
-        </m:r>
-        <m:r>
-          <m:t>t</m:t>
-        </m:r>
-        <m:r>
-          <m:rPr>
-            <m:sty m:val="p"/>
-          </m:rPr>
-          <m:t>]</m:t>
-        </m:r>
-      </m:oMath>
-    </w:p>
-    <w:p>
-      <w:pPr>
-        <w:pStyle w:val="BodyText"/>
-      </w:pPr>
-      <w:r>
-        <w:rPr>
-          <w:b/>
-          <w:bCs/>
-        </w:rPr>
-        <w:t xml:space="preserve">Hazard</w:t>
-      </w:r>
-      <w:r>
-        <w:t xml:space="preserve"> </w:t>
-      </w:r>
-      <w:r>
-        <w:t xml:space="preserve">at time</w:t>
-      </w:r>
-      <w:r>
-        <w:t xml:space="preserve"> </w:t>
-      </w:r>
-      <m:oMath>
-        <m:r>
-          <m:t>t</m:t>
-        </m:r>
-      </m:oMath>
-      <w:r>
-        <w:t xml:space="preserve">:</w:t>
-      </w:r>
-      <w:r>
-        <w:t xml:space="preserve"> </w:t>
-      </w:r>
-      <m:oMath>
-        <m:r>
-          <m:t>λ</m:t>
-        </m:r>
-        <m:r>
-          <m:rPr>
-            <m:sty m:val="p"/>
-          </m:rPr>
-          <m:t>(</m:t>
-        </m:r>
-        <m:r>
-          <m:t>t</m:t>
-        </m:r>
-        <m:r>
-          <m:rPr>
-            <m:sty m:val="p"/>
-          </m:rPr>
-          <m:t>)</m:t>
-        </m:r>
-        <m:r>
-          <m:rPr>
-            <m:sty m:val="p"/>
-          </m:rPr>
-          <m:t>=</m:t>
-        </m:r>
-        <m:sSub>
-          <m:e>
-            <m:r>
-              <m:rPr>
-                <m:sty m:val="p"/>
-              </m:rPr>
-              <m:t>lim</m:t>
-            </m:r>
-          </m:e>
-          <m:sub>
-            <m:r>
-              <m:t>d</m:t>
-            </m:r>
-            <m:r>
-              <m:t>t</m:t>
-            </m:r>
-            <m:r>
-              <m:rPr>
-                <m:sty m:val="p"/>
-              </m:rPr>
-              <m:t>→</m:t>
-            </m:r>
-            <m:r>
-              <m:t>0</m:t>
-            </m:r>
-          </m:sub>
-        </m:sSub>
-        <m:f>
-          <m:fPr>
-            <m:type m:val="bar"/>
-          </m:fPr>
-          <m:num>
-            <m:r>
-              <m:rPr>
-                <m:sty m:val="p"/>
-              </m:rPr>
-              <m:t>Pr</m:t>
-            </m:r>
-            <m:r>
-              <m:rPr>
-                <m:sty m:val="p"/>
-              </m:rPr>
-              <m:t>[</m:t>
-            </m:r>
-            <m:r>
-              <m:t>t</m:t>
-            </m:r>
-            <m:r>
-              <m:rPr>
-                <m:sty m:val="p"/>
-              </m:rPr>
-              <m:t>≤</m:t>
-            </m:r>
-            <m:r>
-              <m:t>T</m:t>
-            </m:r>
-            <m:r>
-              <m:rPr>
-                <m:sty m:val="p"/>
-              </m:rPr>
-              <m:t>&lt;</m:t>
-            </m:r>
-            <m:r>
-              <m:t>t</m:t>
-            </m:r>
-            <m:r>
-              <m:rPr>
-                <m:sty m:val="p"/>
-              </m:rPr>
-              <m:t>+</m:t>
-            </m:r>
-            <m:r>
-              <m:t>d</m:t>
-            </m:r>
-            <m:r>
-              <m:t>t</m:t>
-            </m:r>
-            <m:r>
-              <m:rPr>
-                <m:sty m:val="p"/>
-              </m:rPr>
-              <m:t>∣</m:t>
-            </m:r>
-            <m:r>
-              <m:t>T</m:t>
-            </m:r>
-            <m:r>
-              <m:rPr>
-                <m:sty m:val="p"/>
-              </m:rPr>
-              <m:t>≥</m:t>
-            </m:r>
-            <m:r>
-              <m:t>t</m:t>
-            </m:r>
-            <m:r>
-              <m:rPr>
-                <m:sty m:val="p"/>
-              </m:rPr>
-              <m:t>]</m:t>
-            </m:r>
-          </m:num>
-          <m:den>
-            <m:r>
-              <m:t>d</m:t>
-            </m:r>
-            <m:r>
-              <m:t>t</m:t>
-            </m:r>
-          </m:den>
-        </m:f>
-      </m:oMath>
-    </w:p>
-    <w:bookmarkEnd w:id="9"/>
+    <w:tbl>
+      <w:tblPr>
+        <w:tblStyle w:val="Table"/>
+        <w:tblInd w:w="164" w:type="dxa"/>
+        <w:tblBorders>
+          <w:left w:val="single" w:sz="24" w:space="0" w:color="909090"/>
+        </w:tblBorders>
+        <w:tblCellMar>
+          <w:left w:w="0" w:type="dxa"/>
+          <w:right w:w="0" w:type="dxa"/>
+        </w:tblCellMar>
+        <w:tblLook w:firstRow="0" w:lastRow="0" w:firstColumn="0" w:lastColumn="0" w:noHBand="0" w:noVBand="0" w:val="0000"/>
+      </w:tblPr>
+      <w:tblGrid>
+        <w:gridCol w:w="7920"/>
+      </w:tblGrid>
+      <w:tr>
+        <w:trPr>
+          <w:cantSplit/>
+        </w:trPr>
+        <w:tc>
+          <w:tcPr>
+            <w:tcMar>
+              <w:left w:w="144" w:type="dxa"/>
+            </w:tcMar>
+          </w:tcPr>
+          <w:p>
+            <w:pPr>
+              <w:pStyle w:val="FirstParagraph"/>
+            </w:pPr>
+            <w:pPr>
+              <w:spacing w:before="16" w:after="64"/>
+            </w:pPr>
+          </w:p>
+          <w:bookmarkStart w:id="9" w:name="def-survival-concepts"/>
+          <w:p>
+            <w:pPr>
+              <w:pStyle w:val="BodyText"/>
+            </w:pPr>
+            <w:r>
+              <w:rPr>
+                <w:b/>
+                <w:bCs/>
+              </w:rPr>
+              <w:t xml:space="preserve">Definition 1 (Survival Analysis Terms)</w:t>
+            </w:r>
+            <w:r>
+              <w:t xml:space="preserve"> </w:t>
+            </w:r>
+            <w:r>
+              <w:rPr>
+                <w:b/>
+                <w:bCs/>
+              </w:rPr>
+              <w:t xml:space="preserve">Event time</w:t>
+            </w:r>
+            <w:r>
+              <w:t xml:space="preserve"> </w:t>
+            </w:r>
+            <m:oMath>
+              <m:r>
+                <m:t>T</m:t>
+              </m:r>
+            </m:oMath>
+            <w:r>
+              <w:t xml:space="preserve">: Time from baseline until an event occurs (e.g., death, disease onset)</w:t>
+            </w:r>
+          </w:p>
+          <w:p>
+            <w:pPr>
+              <w:pStyle w:val="BodyText"/>
+            </w:pPr>
+            <w:r>
+              <w:rPr>
+                <w:b/>
+                <w:bCs/>
+              </w:rPr>
+              <w:t xml:space="preserve">Censoring time</w:t>
+            </w:r>
+            <w:r>
+              <w:t xml:space="preserve"> </w:t>
+            </w:r>
+            <m:oMath>
+              <m:r>
+                <m:t>C</m:t>
+              </m:r>
+            </m:oMath>
+            <w:r>
+              <w:t xml:space="preserve">: Time from baseline until censoring (e.g., loss to follow-up, study end)</w:t>
+            </w:r>
+          </w:p>
+          <w:p>
+            <w:pPr>
+              <w:pStyle w:val="BodyText"/>
+            </w:pPr>
+            <w:r>
+              <w:rPr>
+                <w:b/>
+                <w:bCs/>
+              </w:rPr>
+              <w:t xml:space="preserve">Observed time</w:t>
+            </w:r>
+            <w:r>
+              <w:t xml:space="preserve"> </w:t>
+            </w:r>
+            <m:oMath>
+              <m:r>
+                <m:t>Y</m:t>
+              </m:r>
+              <m:r>
+                <m:rPr>
+                  <m:sty m:val="p"/>
+                </m:rPr>
+                <m:t>=</m:t>
+              </m:r>
+              <m:r>
+                <m:rPr>
+                  <m:sty m:val="p"/>
+                </m:rPr>
+                <m:t>min</m:t>
+              </m:r>
+              <m:r>
+                <m:rPr>
+                  <m:sty m:val="p"/>
+                </m:rPr>
+                <m:t>(</m:t>
+              </m:r>
+              <m:r>
+                <m:t>T</m:t>
+              </m:r>
+              <m:r>
+                <m:rPr>
+                  <m:sty m:val="p"/>
+                </m:rPr>
+                <m:t>,</m:t>
+              </m:r>
+              <m:r>
+                <m:t>C</m:t>
+              </m:r>
+              <m:r>
+                <m:rPr>
+                  <m:sty m:val="p"/>
+                </m:rPr>
+                <m:t>)</m:t>
+              </m:r>
+            </m:oMath>
+            <w:r>
+              <w:t xml:space="preserve">: The time we actually observe</w:t>
+            </w:r>
+          </w:p>
+          <w:p>
+            <w:pPr>
+              <w:pStyle w:val="BodyText"/>
+            </w:pPr>
+            <w:r>
+              <w:rPr>
+                <w:b/>
+                <w:bCs/>
+              </w:rPr>
+              <w:t xml:space="preserve">Event indicator</w:t>
+            </w:r>
+            <w:r>
+              <w:t xml:space="preserve"> </w:t>
+            </w:r>
+            <m:oMath>
+              <m:r>
+                <m:t>D</m:t>
+              </m:r>
+              <m:r>
+                <m:rPr>
+                  <m:sty m:val="p"/>
+                </m:rPr>
+                <m:t>=</m:t>
+              </m:r>
+              <m:r>
+                <m:t>I</m:t>
+              </m:r>
+              <m:r>
+                <m:rPr>
+                  <m:sty m:val="p"/>
+                </m:rPr>
+                <m:t>(</m:t>
+              </m:r>
+              <m:r>
+                <m:t>T</m:t>
+              </m:r>
+              <m:r>
+                <m:rPr>
+                  <m:sty m:val="p"/>
+                </m:rPr>
+                <m:t>≤</m:t>
+              </m:r>
+              <m:r>
+                <m:t>C</m:t>
+              </m:r>
+              <m:r>
+                <m:rPr>
+                  <m:sty m:val="p"/>
+                </m:rPr>
+                <m:t>)</m:t>
+              </m:r>
+            </m:oMath>
+            <w:r>
+              <w:t xml:space="preserve">: 1 if event occurred, 0 if censored</w:t>
+            </w:r>
+          </w:p>
+          <w:p>
+            <w:pPr>
+              <w:pStyle w:val="BodyText"/>
+            </w:pPr>
+            <w:r>
+              <w:rPr>
+                <w:b/>
+                <w:bCs/>
+              </w:rPr>
+              <w:t xml:space="preserve">Risk</w:t>
+            </w:r>
+            <w:r>
+              <w:t xml:space="preserve"> </w:t>
+            </w:r>
+            <w:r>
+              <w:t xml:space="preserve">at time</w:t>
+            </w:r>
+            <w:r>
+              <w:t xml:space="preserve"> </w:t>
+            </w:r>
+            <m:oMath>
+              <m:r>
+                <m:t>t</m:t>
+              </m:r>
+            </m:oMath>
+            <w:r>
+              <w:t xml:space="preserve">:</w:t>
+            </w:r>
+            <w:r>
+              <w:t xml:space="preserve"> </w:t>
+            </w:r>
+            <m:oMath>
+              <m:r>
+                <m:rPr>
+                  <m:sty m:val="p"/>
+                </m:rPr>
+                <m:t>Pr</m:t>
+              </m:r>
+              <m:r>
+                <m:rPr>
+                  <m:sty m:val="p"/>
+                </m:rPr>
+                <m:t>[</m:t>
+              </m:r>
+              <m:r>
+                <m:t>T</m:t>
+              </m:r>
+              <m:r>
+                <m:rPr>
+                  <m:sty m:val="p"/>
+                </m:rPr>
+                <m:t>≤</m:t>
+              </m:r>
+              <m:r>
+                <m:t>t</m:t>
+              </m:r>
+              <m:r>
+                <m:rPr>
+                  <m:sty m:val="p"/>
+                </m:rPr>
+                <m:t>]</m:t>
+              </m:r>
+            </m:oMath>
+            <w:r>
+              <w:t xml:space="preserve"> </w:t>
+            </w:r>
+            <w:r>
+              <w:t xml:space="preserve">(cumulative incidence)</w:t>
+            </w:r>
+          </w:p>
+          <w:p>
+            <w:pPr>
+              <w:pStyle w:val="BodyText"/>
+            </w:pPr>
+            <w:r>
+              <w:rPr>
+                <w:b/>
+                <w:bCs/>
+              </w:rPr>
+              <w:t xml:space="preserve">Survival</w:t>
+            </w:r>
+            <w:r>
+              <w:t xml:space="preserve"> </w:t>
+            </w:r>
+            <w:r>
+              <w:t xml:space="preserve">at time</w:t>
+            </w:r>
+            <w:r>
+              <w:t xml:space="preserve"> </w:t>
+            </w:r>
+            <m:oMath>
+              <m:r>
+                <m:t>t</m:t>
+              </m:r>
+            </m:oMath>
+            <w:r>
+              <w:t xml:space="preserve">:</w:t>
+            </w:r>
+            <w:r>
+              <w:t xml:space="preserve"> </w:t>
+            </w:r>
+            <m:oMath>
+              <m:r>
+                <m:t>S</m:t>
+              </m:r>
+              <m:r>
+                <m:rPr>
+                  <m:sty m:val="p"/>
+                </m:rPr>
+                <m:t>(</m:t>
+              </m:r>
+              <m:r>
+                <m:t>t</m:t>
+              </m:r>
+              <m:r>
+                <m:rPr>
+                  <m:sty m:val="p"/>
+                </m:rPr>
+                <m:t>)</m:t>
+              </m:r>
+              <m:r>
+                <m:rPr>
+                  <m:sty m:val="p"/>
+                </m:rPr>
+                <m:t>=</m:t>
+              </m:r>
+              <m:r>
+                <m:rPr>
+                  <m:sty m:val="p"/>
+                </m:rPr>
+                <m:t>Pr</m:t>
+              </m:r>
+              <m:r>
+                <m:rPr>
+                  <m:sty m:val="p"/>
+                </m:rPr>
+                <m:t>[</m:t>
+              </m:r>
+              <m:r>
+                <m:t>T</m:t>
+              </m:r>
+              <m:r>
+                <m:rPr>
+                  <m:sty m:val="p"/>
+                </m:rPr>
+                <m:t>&gt;</m:t>
+              </m:r>
+              <m:r>
+                <m:t>t</m:t>
+              </m:r>
+              <m:r>
+                <m:rPr>
+                  <m:sty m:val="p"/>
+                </m:rPr>
+                <m:t>]</m:t>
+              </m:r>
+              <m:r>
+                <m:rPr>
+                  <m:sty m:val="p"/>
+                </m:rPr>
+                <m:t>=</m:t>
+              </m:r>
+              <m:r>
+                <m:t>1</m:t>
+              </m:r>
+              <m:r>
+                <m:rPr>
+                  <m:sty m:val="p"/>
+                </m:rPr>
+                <m:t>−</m:t>
+              </m:r>
+              <m:r>
+                <m:rPr>
+                  <m:sty m:val="p"/>
+                </m:rPr>
+                <m:t>Pr</m:t>
+              </m:r>
+              <m:r>
+                <m:rPr>
+                  <m:sty m:val="p"/>
+                </m:rPr>
+                <m:t>[</m:t>
+              </m:r>
+              <m:r>
+                <m:t>T</m:t>
+              </m:r>
+              <m:r>
+                <m:rPr>
+                  <m:sty m:val="p"/>
+                </m:rPr>
+                <m:t>≤</m:t>
+              </m:r>
+              <m:r>
+                <m:t>t</m:t>
+              </m:r>
+              <m:r>
+                <m:rPr>
+                  <m:sty m:val="p"/>
+                </m:rPr>
+                <m:t>]</m:t>
+              </m:r>
+            </m:oMath>
+          </w:p>
+          <w:p>
+            <w:pPr>
+              <w:pStyle w:val="BodyText"/>
+            </w:pPr>
+            <w:r>
+              <w:rPr>
+                <w:b/>
+                <w:bCs/>
+              </w:rPr>
+              <w:t xml:space="preserve">Hazard</w:t>
+            </w:r>
+            <w:r>
+              <w:t xml:space="preserve"> </w:t>
+            </w:r>
+            <w:r>
+              <w:t xml:space="preserve">at time</w:t>
+            </w:r>
+            <w:r>
+              <w:t xml:space="preserve"> </w:t>
+            </w:r>
+            <m:oMath>
+              <m:r>
+                <m:t>t</m:t>
+              </m:r>
+            </m:oMath>
+            <w:r>
+              <w:t xml:space="preserve">:</w:t>
+            </w:r>
+            <w:r>
+              <w:t xml:space="preserve"> </w:t>
+            </w:r>
+            <m:oMath>
+              <m:r>
+                <m:t>λ</m:t>
+              </m:r>
+              <m:r>
+                <m:rPr>
+                  <m:sty m:val="p"/>
+                </m:rPr>
+                <m:t>(</m:t>
+              </m:r>
+              <m:r>
+                <m:t>t</m:t>
+              </m:r>
+              <m:r>
+                <m:rPr>
+                  <m:sty m:val="p"/>
+                </m:rPr>
+                <m:t>)</m:t>
+              </m:r>
+              <m:r>
+                <m:rPr>
+                  <m:sty m:val="p"/>
+                </m:rPr>
+                <m:t>=</m:t>
+              </m:r>
+              <m:sSub>
+                <m:e>
+                  <m:r>
+                    <m:rPr>
+                      <m:sty m:val="p"/>
+                    </m:rPr>
+                    <m:t>lim</m:t>
+                  </m:r>
+                </m:e>
+                <m:sub>
+                  <m:r>
+                    <m:t>d</m:t>
+                  </m:r>
+                  <m:r>
+                    <m:t>t</m:t>
+                  </m:r>
+                  <m:r>
+                    <m:rPr>
+                      <m:sty m:val="p"/>
+                    </m:rPr>
+                    <m:t>→</m:t>
+                  </m:r>
+                  <m:r>
+                    <m:t>0</m:t>
+                  </m:r>
+                </m:sub>
+              </m:sSub>
+              <m:f>
+                <m:fPr>
+                  <m:type m:val="bar"/>
+                </m:fPr>
+                <m:num>
+                  <m:r>
+                    <m:rPr>
+                      <m:sty m:val="p"/>
+                    </m:rPr>
+                    <m:t>Pr</m:t>
+                  </m:r>
+                  <m:r>
+                    <m:rPr>
+                      <m:sty m:val="p"/>
+                    </m:rPr>
+                    <m:t>[</m:t>
+                  </m:r>
+                  <m:r>
+                    <m:t>t</m:t>
+                  </m:r>
+                  <m:r>
+                    <m:rPr>
+                      <m:sty m:val="p"/>
+                    </m:rPr>
+                    <m:t>≤</m:t>
+                  </m:r>
+                  <m:r>
+                    <m:t>T</m:t>
+                  </m:r>
+                  <m:r>
+                    <m:rPr>
+                      <m:sty m:val="p"/>
+                    </m:rPr>
+                    <m:t>&lt;</m:t>
+                  </m:r>
+                  <m:r>
+                    <m:t>t</m:t>
+                  </m:r>
+                  <m:r>
+                    <m:rPr>
+                      <m:sty m:val="p"/>
+                    </m:rPr>
+                    <m:t>+</m:t>
+                  </m:r>
+                  <m:r>
+                    <m:t>d</m:t>
+                  </m:r>
+                  <m:r>
+                    <m:t>t</m:t>
+                  </m:r>
+                  <m:r>
+                    <m:rPr>
+                      <m:sty m:val="p"/>
+                    </m:rPr>
+                    <m:t>∣</m:t>
+                  </m:r>
+                  <m:r>
+                    <m:t>T</m:t>
+                  </m:r>
+                  <m:r>
+                    <m:rPr>
+                      <m:sty m:val="p"/>
+                    </m:rPr>
+                    <m:t>≥</m:t>
+                  </m:r>
+                  <m:r>
+                    <m:t>t</m:t>
+                  </m:r>
+                  <m:r>
+                    <m:rPr>
+                      <m:sty m:val="p"/>
+                    </m:rPr>
+                    <m:t>]</m:t>
+                  </m:r>
+                </m:num>
+                <m:den>
+                  <m:r>
+                    <m:t>d</m:t>
+                  </m:r>
+                  <m:r>
+                    <m:t>t</m:t>
+                  </m:r>
+                </m:den>
+              </m:f>
+            </m:oMath>
+          </w:p>
+          <w:bookmarkEnd w:id="9"/>
+        </w:tc>
+      </w:tr>
+    </w:tbl>
     <w:bookmarkEnd w:id="10"/>
     <w:bookmarkStart w:id="11" w:name="hazard-vs-risk"/>
     <w:p>
@@ -2085,155 +2122,192 @@
         <w:t xml:space="preserve">3.2 Independent Censoring Assumption</w:t>
       </w:r>
     </w:p>
-    <w:bookmarkStart w:id="18" w:name="def-independent-censoring"/>
-    <w:p>
-      <w:pPr>
-        <w:pStyle w:val="FirstParagraph"/>
-      </w:pPr>
-      <w:r>
-        <w:rPr>
-          <w:b/>
-          <w:bCs/>
-        </w:rPr>
-        <w:t xml:space="preserve">Definition 2 (Independent Censoring)</w:t>
-      </w:r>
-      <w:r>
-        <w:t xml:space="preserve"> </w:t>
-      </w:r>
-      <w:r>
-        <w:t xml:space="preserve">Censoring is</w:t>
-      </w:r>
-      <w:r>
-        <w:t xml:space="preserve"> </w:t>
-      </w:r>
-      <w:r>
-        <w:rPr>
-          <w:b/>
-          <w:bCs/>
-        </w:rPr>
-        <w:t xml:space="preserve">independent</w:t>
-      </w:r>
-      <w:r>
-        <w:t xml:space="preserve"> </w:t>
-      </w:r>
-      <w:r>
-        <w:t xml:space="preserve">if:</w:t>
-      </w:r>
-    </w:p>
-    <w:p>
-      <w:pPr>
-        <w:pStyle w:val="BodyText"/>
-      </w:pPr>
-      <m:oMathPara>
-        <m:oMathParaPr>
-          <m:jc m:val="center"/>
-        </m:oMathParaPr>
-        <m:oMath>
-          <m:r>
-            <m:t>T</m:t>
-          </m:r>
-          <m:r>
-            <m:rPr>
-              <m:sty m:val="p"/>
-            </m:rPr>
-            <m:t>⟂</m:t>
-          </m:r>
-          <m:r>
-            <m:t>​</m:t>
-          </m:r>
-          <m:r>
-            <m:t>​</m:t>
-          </m:r>
-          <m:r>
-            <m:t>​</m:t>
-          </m:r>
-          <m:r>
-            <m:rPr>
-              <m:sty m:val="p"/>
-            </m:rPr>
-            <m:t>⟂</m:t>
-          </m:r>
-          <m:r>
-            <m:t>C</m:t>
-          </m:r>
-          <m:r>
-            <m:rPr>
-              <m:sty m:val="p"/>
-            </m:rPr>
-            <m:t>∣</m:t>
-          </m:r>
-          <m:r>
-            <m:t>L</m:t>
-          </m:r>
-        </m:oMath>
-      </m:oMathPara>
-    </w:p>
-    <w:p>
-      <w:pPr>
-        <w:pStyle w:val="FirstParagraph"/>
-      </w:pPr>
-      <w:r>
-        <w:t xml:space="preserve">where</w:t>
-      </w:r>
-      <w:r>
-        <w:t xml:space="preserve"> </w:t>
-      </w:r>
-      <m:oMath>
-        <m:r>
-          <m:t>T</m:t>
-        </m:r>
-      </m:oMath>
-      <w:r>
-        <w:t xml:space="preserve"> </w:t>
-      </w:r>
-      <w:r>
-        <w:t xml:space="preserve">is event time,</w:t>
-      </w:r>
-      <w:r>
-        <w:t xml:space="preserve"> </w:t>
-      </w:r>
-      <m:oMath>
-        <m:r>
-          <m:t>C</m:t>
-        </m:r>
-      </m:oMath>
-      <w:r>
-        <w:t xml:space="preserve"> </w:t>
-      </w:r>
-      <w:r>
-        <w:t xml:space="preserve">is censoring time,</w:t>
-      </w:r>
-      <w:r>
-        <w:t xml:space="preserve"> </w:t>
-      </w:r>
-      <m:oMath>
-        <m:r>
-          <m:t>L</m:t>
-        </m:r>
-      </m:oMath>
-      <w:r>
-        <w:t xml:space="preserve"> </w:t>
-      </w:r>
-      <w:r>
-        <w:t xml:space="preserve">are measured covariates.</w:t>
-      </w:r>
-    </w:p>
-    <w:p>
-      <w:pPr>
-        <w:pStyle w:val="BodyText"/>
-      </w:pPr>
-      <w:r>
-        <w:rPr>
-          <w:b/>
-          <w:bCs/>
-        </w:rPr>
-        <w:t xml:space="preserve">Interpretation</w:t>
-      </w:r>
-      <w:r>
-        <w:t xml:space="preserve">: Among individuals with the same covariate values, censoring is unrelated to their (unobserved) event time.</w:t>
-      </w:r>
-    </w:p>
-    <w:bookmarkEnd w:id="18"/>
+    <w:tbl>
+      <w:tblPr>
+        <w:tblStyle w:val="Table"/>
+        <w:tblInd w:w="164" w:type="dxa"/>
+        <w:tblBorders>
+          <w:left w:val="single" w:sz="24" w:space="0" w:color="909090"/>
+        </w:tblBorders>
+        <w:tblCellMar>
+          <w:left w:w="0" w:type="dxa"/>
+          <w:right w:w="0" w:type="dxa"/>
+        </w:tblCellMar>
+        <w:tblLook w:firstRow="0" w:lastRow="0" w:firstColumn="0" w:lastColumn="0" w:noHBand="0" w:noVBand="0" w:val="0000"/>
+      </w:tblPr>
+      <w:tblGrid>
+        <w:gridCol w:w="7920"/>
+      </w:tblGrid>
+      <w:tr>
+        <w:trPr>
+          <w:cantSplit/>
+        </w:trPr>
+        <w:tc>
+          <w:tcPr>
+            <w:tcMar>
+              <w:left w:w="144" w:type="dxa"/>
+            </w:tcMar>
+          </w:tcPr>
+          <w:p>
+            <w:pPr>
+              <w:pStyle w:val="FirstParagraph"/>
+            </w:pPr>
+            <w:pPr>
+              <w:spacing w:before="16" w:after="64"/>
+            </w:pPr>
+          </w:p>
+          <w:bookmarkStart w:id="18" w:name="def-independent-censoring"/>
+          <w:p>
+            <w:pPr>
+              <w:pStyle w:val="BodyText"/>
+            </w:pPr>
+            <w:r>
+              <w:rPr>
+                <w:b/>
+                <w:bCs/>
+              </w:rPr>
+              <w:t xml:space="preserve">Definition 2 (Independent Censoring)</w:t>
+            </w:r>
+            <w:r>
+              <w:t xml:space="preserve"> </w:t>
+            </w:r>
+            <w:r>
+              <w:t xml:space="preserve">Censoring is</w:t>
+            </w:r>
+            <w:r>
+              <w:t xml:space="preserve"> </w:t>
+            </w:r>
+            <w:r>
+              <w:rPr>
+                <w:b/>
+                <w:bCs/>
+              </w:rPr>
+              <w:t xml:space="preserve">independent</w:t>
+            </w:r>
+            <w:r>
+              <w:t xml:space="preserve"> </w:t>
+            </w:r>
+            <w:r>
+              <w:t xml:space="preserve">if:</w:t>
+            </w:r>
+          </w:p>
+          <w:p>
+            <w:pPr>
+              <w:pStyle w:val="BodyText"/>
+            </w:pPr>
+            <m:oMathPara>
+              <m:oMathParaPr>
+                <m:jc m:val="center"/>
+              </m:oMathParaPr>
+              <m:oMath>
+                <m:r>
+                  <m:t>T</m:t>
+                </m:r>
+                <m:r>
+                  <m:rPr>
+                    <m:sty m:val="p"/>
+                  </m:rPr>
+                  <m:t>⟂</m:t>
+                </m:r>
+                <m:r>
+                  <m:t>​</m:t>
+                </m:r>
+                <m:r>
+                  <m:t>​</m:t>
+                </m:r>
+                <m:r>
+                  <m:t>​</m:t>
+                </m:r>
+                <m:r>
+                  <m:rPr>
+                    <m:sty m:val="p"/>
+                  </m:rPr>
+                  <m:t>⟂</m:t>
+                </m:r>
+                <m:r>
+                  <m:t>C</m:t>
+                </m:r>
+                <m:r>
+                  <m:rPr>
+                    <m:sty m:val="p"/>
+                  </m:rPr>
+                  <m:t>∣</m:t>
+                </m:r>
+                <m:r>
+                  <m:t>L</m:t>
+                </m:r>
+              </m:oMath>
+            </m:oMathPara>
+          </w:p>
+          <w:p>
+            <w:pPr>
+              <w:pStyle w:val="FirstParagraph"/>
+            </w:pPr>
+            <w:r>
+              <w:t xml:space="preserve">where</w:t>
+            </w:r>
+            <w:r>
+              <w:t xml:space="preserve"> </w:t>
+            </w:r>
+            <m:oMath>
+              <m:r>
+                <m:t>T</m:t>
+              </m:r>
+            </m:oMath>
+            <w:r>
+              <w:t xml:space="preserve"> </w:t>
+            </w:r>
+            <w:r>
+              <w:t xml:space="preserve">is event time,</w:t>
+            </w:r>
+            <w:r>
+              <w:t xml:space="preserve"> </w:t>
+            </w:r>
+            <m:oMath>
+              <m:r>
+                <m:t>C</m:t>
+              </m:r>
+            </m:oMath>
+            <w:r>
+              <w:t xml:space="preserve"> </w:t>
+            </w:r>
+            <w:r>
+              <w:t xml:space="preserve">is censoring time,</w:t>
+            </w:r>
+            <w:r>
+              <w:t xml:space="preserve"> </w:t>
+            </w:r>
+            <m:oMath>
+              <m:r>
+                <m:t>L</m:t>
+              </m:r>
+            </m:oMath>
+            <w:r>
+              <w:t xml:space="preserve"> </w:t>
+            </w:r>
+            <w:r>
+              <w:t xml:space="preserve">are measured covariates.</w:t>
+            </w:r>
+          </w:p>
+          <w:p>
+            <w:pPr>
+              <w:pStyle w:val="BodyText"/>
+            </w:pPr>
+            <w:r>
+              <w:rPr>
+                <w:b/>
+                <w:bCs/>
+              </w:rPr>
+              <w:t xml:space="preserve">Interpretation</w:t>
+            </w:r>
+            <w:r>
+              <w:t xml:space="preserve">: Among individuals with the same covariate values, censoring is unrelated to their (unobserved) event time.</w:t>
+            </w:r>
+          </w:p>
+          <w:bookmarkEnd w:id="18"/>
+        </w:tc>
+      </w:tr>
+    </w:tbl>
     <w:p>
       <w:pPr>
         <w:pStyle w:val="BodyText"/>
@@ -2369,109 +2443,92 @@
         <w:t xml:space="preserve">4.1 Definition</w:t>
       </w:r>
     </w:p>
-    <w:bookmarkStart w:id="21" w:name="def-hazard-ratio"/>
-    <w:p>
-      <w:pPr>
-        <w:pStyle w:val="FirstParagraph"/>
-      </w:pPr>
-      <w:r>
-        <w:rPr>
-          <w:b/>
-          <w:bCs/>
-        </w:rPr>
-        <w:t xml:space="preserve">Definition 3 (Hazard Ratio)</w:t>
-      </w:r>
-      <w:r>
-        <w:t xml:space="preserve"> </w:t>
-      </w:r>
-      <w:r>
-        <w:t xml:space="preserve">The</w:t>
-      </w:r>
-      <w:r>
-        <w:t xml:space="preserve"> </w:t>
-      </w:r>
-      <w:r>
-        <w:rPr>
-          <w:b/>
-          <w:bCs/>
-        </w:rPr>
-        <w:t xml:space="preserve">hazard ratio</w:t>
-      </w:r>
-      <w:r>
-        <w:t xml:space="preserve"> </w:t>
-      </w:r>
-      <w:r>
-        <w:t xml:space="preserve">comparing treatment</w:t>
-      </w:r>
-      <w:r>
-        <w:t xml:space="preserve"> </w:t>
-      </w:r>
-      <m:oMath>
-        <m:r>
-          <m:t>a</m:t>
-        </m:r>
-      </m:oMath>
-      <w:r>
-        <w:t xml:space="preserve"> </w:t>
-      </w:r>
-      <w:r>
-        <w:t xml:space="preserve">to</w:t>
-      </w:r>
-      <w:r>
-        <w:t xml:space="preserve"> </w:t>
-      </w:r>
-      <m:oMath>
-        <m:sSup>
-          <m:e>
-            <m:r>
-              <m:t>a</m:t>
-            </m:r>
-          </m:e>
-          <m:sup>
-            <m:r>
-              <m:rPr>
-                <m:sty m:val="p"/>
-              </m:rPr>
-              <m:t>′</m:t>
-            </m:r>
-          </m:sup>
-        </m:sSup>
-      </m:oMath>
-      <w:r>
-        <w:t xml:space="preserve"> </w:t>
-      </w:r>
-      <w:r>
-        <w:t xml:space="preserve">is:</w:t>
-      </w:r>
-    </w:p>
-    <w:p>
-      <w:pPr>
-        <w:pStyle w:val="BodyText"/>
-      </w:pPr>
-      <m:oMathPara>
-        <m:oMathParaPr>
-          <m:jc m:val="center"/>
-        </m:oMathParaPr>
-        <m:oMath>
-          <m:r>
-            <m:t>H</m:t>
-          </m:r>
-          <m:sSup>
-            <m:e>
-              <m:r>
-                <m:t>R</m:t>
-              </m:r>
-            </m:e>
-            <m:sup>
+    <w:tbl>
+      <w:tblPr>
+        <w:tblStyle w:val="Table"/>
+        <w:tblInd w:w="164" w:type="dxa"/>
+        <w:tblBorders>
+          <w:left w:val="single" w:sz="24" w:space="0" w:color="909090"/>
+        </w:tblBorders>
+        <w:tblCellMar>
+          <w:left w:w="0" w:type="dxa"/>
+          <w:right w:w="0" w:type="dxa"/>
+        </w:tblCellMar>
+        <w:tblLook w:firstRow="0" w:lastRow="0" w:firstColumn="0" w:lastColumn="0" w:noHBand="0" w:noVBand="0" w:val="0000"/>
+      </w:tblPr>
+      <w:tblGrid>
+        <w:gridCol w:w="7920"/>
+      </w:tblGrid>
+      <w:tr>
+        <w:trPr>
+          <w:cantSplit/>
+        </w:trPr>
+        <w:tc>
+          <w:tcPr>
+            <w:tcMar>
+              <w:left w:w="144" w:type="dxa"/>
+            </w:tcMar>
+          </w:tcPr>
+          <w:p>
+            <w:pPr>
+              <w:pStyle w:val="FirstParagraph"/>
+            </w:pPr>
+            <w:pPr>
+              <w:spacing w:before="16" w:after="64"/>
+            </w:pPr>
+          </w:p>
+          <w:bookmarkStart w:id="21" w:name="def-hazard-ratio"/>
+          <w:p>
+            <w:pPr>
+              <w:pStyle w:val="BodyText"/>
+            </w:pPr>
+            <w:r>
+              <w:rPr>
+                <w:b/>
+                <w:bCs/>
+              </w:rPr>
+              <w:t xml:space="preserve">Definition 3 (Hazard Ratio)</w:t>
+            </w:r>
+            <w:r>
+              <w:t xml:space="preserve"> </w:t>
+            </w:r>
+            <w:r>
+              <w:t xml:space="preserve">The</w:t>
+            </w:r>
+            <w:r>
+              <w:t xml:space="preserve"> </w:t>
+            </w:r>
+            <w:r>
+              <w:rPr>
+                <w:b/>
+                <w:bCs/>
+              </w:rPr>
+              <w:t xml:space="preserve">hazard ratio</w:t>
+            </w:r>
+            <w:r>
+              <w:t xml:space="preserve"> </w:t>
+            </w:r>
+            <w:r>
+              <w:t xml:space="preserve">comparing treatment</w:t>
+            </w:r>
+            <w:r>
+              <w:t xml:space="preserve"> </w:t>
+            </w:r>
+            <m:oMath>
               <m:r>
                 <m:t>a</m:t>
               </m:r>
-              <m:r>
-                <m:rPr>
-                  <m:sty m:val="p"/>
-                </m:rPr>
-                <m:t>,</m:t>
-              </m:r>
+            </m:oMath>
+            <w:r>
+              <w:t xml:space="preserve"> </w:t>
+            </w:r>
+            <w:r>
+              <w:t xml:space="preserve">to</w:t>
+            </w:r>
+            <w:r>
+              <w:t xml:space="preserve"> </w:t>
+            </w:r>
+            <m:oMath>
               <m:sSup>
                 <m:e>
                   <m:r>
@@ -2487,34 +2544,169 @@
                   </m:r>
                 </m:sup>
               </m:sSup>
-            </m:sup>
-          </m:sSup>
-          <m:r>
-            <m:rPr>
-              <m:sty m:val="p"/>
-            </m:rPr>
-            <m:t>(</m:t>
-          </m:r>
-          <m:r>
-            <m:t>t</m:t>
-          </m:r>
-          <m:r>
-            <m:rPr>
-              <m:sty m:val="p"/>
-            </m:rPr>
-            <m:t>)</m:t>
-          </m:r>
-          <m:r>
-            <m:rPr>
-              <m:sty m:val="p"/>
-            </m:rPr>
-            <m:t>=</m:t>
-          </m:r>
-          <m:f>
-            <m:fPr>
-              <m:type m:val="bar"/>
-            </m:fPr>
-            <m:num>
+            </m:oMath>
+            <w:r>
+              <w:t xml:space="preserve"> </w:t>
+            </w:r>
+            <w:r>
+              <w:t xml:space="preserve">is:</w:t>
+            </w:r>
+          </w:p>
+          <w:p>
+            <w:pPr>
+              <w:pStyle w:val="BodyText"/>
+            </w:pPr>
+            <m:oMathPara>
+              <m:oMathParaPr>
+                <m:jc m:val="center"/>
+              </m:oMathParaPr>
+              <m:oMath>
+                <m:r>
+                  <m:t>H</m:t>
+                </m:r>
+                <m:sSup>
+                  <m:e>
+                    <m:r>
+                      <m:t>R</m:t>
+                    </m:r>
+                  </m:e>
+                  <m:sup>
+                    <m:r>
+                      <m:t>a</m:t>
+                    </m:r>
+                    <m:r>
+                      <m:rPr>
+                        <m:sty m:val="p"/>
+                      </m:rPr>
+                      <m:t>,</m:t>
+                    </m:r>
+                    <m:sSup>
+                      <m:e>
+                        <m:r>
+                          <m:t>a</m:t>
+                        </m:r>
+                      </m:e>
+                      <m:sup>
+                        <m:r>
+                          <m:rPr>
+                            <m:sty m:val="p"/>
+                          </m:rPr>
+                          <m:t>′</m:t>
+                        </m:r>
+                      </m:sup>
+                    </m:sSup>
+                  </m:sup>
+                </m:sSup>
+                <m:r>
+                  <m:rPr>
+                    <m:sty m:val="p"/>
+                  </m:rPr>
+                  <m:t>(</m:t>
+                </m:r>
+                <m:r>
+                  <m:t>t</m:t>
+                </m:r>
+                <m:r>
+                  <m:rPr>
+                    <m:sty m:val="p"/>
+                  </m:rPr>
+                  <m:t>)</m:t>
+                </m:r>
+                <m:r>
+                  <m:rPr>
+                    <m:sty m:val="p"/>
+                  </m:rPr>
+                  <m:t>=</m:t>
+                </m:r>
+                <m:f>
+                  <m:fPr>
+                    <m:type m:val="bar"/>
+                  </m:fPr>
+                  <m:num>
+                    <m:sSup>
+                      <m:e>
+                        <m:r>
+                          <m:t>λ</m:t>
+                        </m:r>
+                      </m:e>
+                      <m:sup>
+                        <m:r>
+                          <m:t>a</m:t>
+                        </m:r>
+                      </m:sup>
+                    </m:sSup>
+                    <m:r>
+                      <m:rPr>
+                        <m:sty m:val="p"/>
+                      </m:rPr>
+                      <m:t>(</m:t>
+                    </m:r>
+                    <m:r>
+                      <m:t>t</m:t>
+                    </m:r>
+                    <m:r>
+                      <m:rPr>
+                        <m:sty m:val="p"/>
+                      </m:rPr>
+                      <m:t>)</m:t>
+                    </m:r>
+                  </m:num>
+                  <m:den>
+                    <m:sSup>
+                      <m:e>
+                        <m:r>
+                          <m:t>λ</m:t>
+                        </m:r>
+                      </m:e>
+                      <m:sup>
+                        <m:sSup>
+                          <m:e>
+                            <m:r>
+                              <m:t>a</m:t>
+                            </m:r>
+                          </m:e>
+                          <m:sup>
+                            <m:r>
+                              <m:rPr>
+                                <m:sty m:val="p"/>
+                              </m:rPr>
+                              <m:t>′</m:t>
+                            </m:r>
+                          </m:sup>
+                        </m:sSup>
+                      </m:sup>
+                    </m:sSup>
+                    <m:r>
+                      <m:rPr>
+                        <m:sty m:val="p"/>
+                      </m:rPr>
+                      <m:t>(</m:t>
+                    </m:r>
+                    <m:r>
+                      <m:t>t</m:t>
+                    </m:r>
+                    <m:r>
+                      <m:rPr>
+                        <m:sty m:val="p"/>
+                      </m:rPr>
+                      <m:t>)</m:t>
+                    </m:r>
+                  </m:den>
+                </m:f>
+              </m:oMath>
+            </m:oMathPara>
+          </w:p>
+          <w:p>
+            <w:pPr>
+              <w:pStyle w:val="FirstParagraph"/>
+            </w:pPr>
+            <w:r>
+              <w:t xml:space="preserve">where</w:t>
+            </w:r>
+            <w:r>
+              <w:t xml:space="preserve"> </w:t>
+            </w:r>
+            <m:oMath>
               <m:sSup>
                 <m:e>
                   <m:r>
@@ -2542,15 +2734,62 @@
                 </m:rPr>
                 <m:t>)</m:t>
               </m:r>
-            </m:num>
-            <m:den>
+            </m:oMath>
+            <w:r>
+              <w:t xml:space="preserve"> </w:t>
+            </w:r>
+            <w:r>
+              <w:t xml:space="preserve">is the hazard function under treatment</w:t>
+            </w:r>
+            <w:r>
+              <w:t xml:space="preserve"> </w:t>
+            </w:r>
+            <m:oMath>
+              <m:r>
+                <m:t>a</m:t>
+              </m:r>
+            </m:oMath>
+            <w:r>
+              <w:t xml:space="preserve">.</w:t>
+            </w:r>
+          </w:p>
+          <w:p>
+            <w:pPr>
+              <w:pStyle w:val="BodyText"/>
+            </w:pPr>
+            <w:r>
+              <w:rPr>
+                <w:b/>
+                <w:bCs/>
+              </w:rPr>
+              <w:t xml:space="preserve">Cox proportional hazards model</w:t>
+            </w:r>
+            <w:r>
+              <w:t xml:space="preserve">: Assumes</w:t>
+            </w:r>
+            <w:r>
+              <w:t xml:space="preserve"> </w:t>
+            </w:r>
+            <m:oMath>
+              <m:r>
+                <m:t>H</m:t>
+              </m:r>
               <m:sSup>
                 <m:e>
                   <m:r>
-                    <m:t>λ</m:t>
+                    <m:t>R</m:t>
                   </m:r>
                 </m:e>
                 <m:sup>
+                  <m:r>
+                    <m:t>a</m:t>
+                  </m:r>
+                  <m:r>
+                    <m:rPr>
+                      <m:sty m:val="p"/>
+                    </m:rPr>
+                    <m:t>,</m:t>
+                  </m:r>
                   <m:sSup>
                     <m:e>
                       <m:r>
@@ -2583,188 +2822,60 @@
                 </m:rPr>
                 <m:t>)</m:t>
               </m:r>
-            </m:den>
-          </m:f>
-        </m:oMath>
-      </m:oMathPara>
-    </w:p>
-    <w:p>
-      <w:pPr>
-        <w:pStyle w:val="FirstParagraph"/>
-      </w:pPr>
-      <w:r>
-        <w:t xml:space="preserve">where</w:t>
-      </w:r>
-      <w:r>
-        <w:t xml:space="preserve"> </w:t>
-      </w:r>
-      <m:oMath>
-        <m:sSup>
-          <m:e>
-            <m:r>
-              <m:t>λ</m:t>
-            </m:r>
-          </m:e>
-          <m:sup>
-            <m:r>
-              <m:t>a</m:t>
-            </m:r>
-          </m:sup>
-        </m:sSup>
-        <m:r>
-          <m:rPr>
-            <m:sty m:val="p"/>
-          </m:rPr>
-          <m:t>(</m:t>
-        </m:r>
-        <m:r>
-          <m:t>t</m:t>
-        </m:r>
-        <m:r>
-          <m:rPr>
-            <m:sty m:val="p"/>
-          </m:rPr>
-          <m:t>)</m:t>
-        </m:r>
-      </m:oMath>
-      <w:r>
-        <w:t xml:space="preserve"> </w:t>
-      </w:r>
-      <w:r>
-        <w:t xml:space="preserve">is the hazard function under treatment</w:t>
-      </w:r>
-      <w:r>
-        <w:t xml:space="preserve"> </w:t>
-      </w:r>
-      <m:oMath>
-        <m:r>
-          <m:t>a</m:t>
-        </m:r>
-      </m:oMath>
-      <w:r>
-        <w:t xml:space="preserve">.</w:t>
-      </w:r>
-    </w:p>
-    <w:p>
-      <w:pPr>
-        <w:pStyle w:val="BodyText"/>
-      </w:pPr>
-      <w:r>
-        <w:rPr>
-          <w:b/>
-          <w:bCs/>
-        </w:rPr>
-        <w:t xml:space="preserve">Cox proportional hazards model</w:t>
-      </w:r>
-      <w:r>
-        <w:t xml:space="preserve">: Assumes</w:t>
-      </w:r>
-      <w:r>
-        <w:t xml:space="preserve"> </w:t>
-      </w:r>
-      <m:oMath>
-        <m:r>
-          <m:t>H</m:t>
-        </m:r>
-        <m:sSup>
-          <m:e>
-            <m:r>
-              <m:t>R</m:t>
-            </m:r>
-          </m:e>
-          <m:sup>
-            <m:r>
-              <m:t>a</m:t>
-            </m:r>
-            <m:r>
-              <m:rPr>
-                <m:sty m:val="p"/>
-              </m:rPr>
-              <m:t>,</m:t>
-            </m:r>
-            <m:sSup>
-              <m:e>
-                <m:r>
-                  <m:t>a</m:t>
-                </m:r>
-              </m:e>
-              <m:sup>
-                <m:r>
-                  <m:rPr>
-                    <m:sty m:val="p"/>
-                  </m:rPr>
-                  <m:t>′</m:t>
-                </m:r>
-              </m:sup>
-            </m:sSup>
-          </m:sup>
-        </m:sSup>
-        <m:r>
-          <m:rPr>
-            <m:sty m:val="p"/>
-          </m:rPr>
-          <m:t>(</m:t>
-        </m:r>
-        <m:r>
-          <m:t>t</m:t>
-        </m:r>
-        <m:r>
-          <m:rPr>
-            <m:sty m:val="p"/>
-          </m:rPr>
-          <m:t>)</m:t>
-        </m:r>
-        <m:r>
-          <m:rPr>
-            <m:sty m:val="p"/>
-          </m:rPr>
-          <m:t>=</m:t>
-        </m:r>
-        <m:r>
-          <m:t>H</m:t>
-        </m:r>
-        <m:sSup>
-          <m:e>
-            <m:r>
-              <m:t>R</m:t>
-            </m:r>
-          </m:e>
-          <m:sup>
-            <m:r>
-              <m:t>a</m:t>
-            </m:r>
-            <m:r>
-              <m:rPr>
-                <m:sty m:val="p"/>
-              </m:rPr>
-              <m:t>,</m:t>
-            </m:r>
-            <m:sSup>
-              <m:e>
-                <m:r>
-                  <m:t>a</m:t>
-                </m:r>
-              </m:e>
-              <m:sup>
-                <m:r>
-                  <m:rPr>
-                    <m:sty m:val="p"/>
-                  </m:rPr>
-                  <m:t>′</m:t>
-                </m:r>
-              </m:sup>
-            </m:sSup>
-          </m:sup>
-        </m:sSup>
-      </m:oMath>
-      <w:r>
-        <w:t xml:space="preserve"> </w:t>
-      </w:r>
-      <w:r>
-        <w:t xml:space="preserve">(constant over time).</w:t>
-      </w:r>
-    </w:p>
-    <w:bookmarkEnd w:id="21"/>
+              <m:r>
+                <m:rPr>
+                  <m:sty m:val="p"/>
+                </m:rPr>
+                <m:t>=</m:t>
+              </m:r>
+              <m:r>
+                <m:t>H</m:t>
+              </m:r>
+              <m:sSup>
+                <m:e>
+                  <m:r>
+                    <m:t>R</m:t>
+                  </m:r>
+                </m:e>
+                <m:sup>
+                  <m:r>
+                    <m:t>a</m:t>
+                  </m:r>
+                  <m:r>
+                    <m:rPr>
+                      <m:sty m:val="p"/>
+                    </m:rPr>
+                    <m:t>,</m:t>
+                  </m:r>
+                  <m:sSup>
+                    <m:e>
+                      <m:r>
+                        <m:t>a</m:t>
+                      </m:r>
+                    </m:e>
+                    <m:sup>
+                      <m:r>
+                        <m:rPr>
+                          <m:sty m:val="p"/>
+                        </m:rPr>
+                        <m:t>′</m:t>
+                      </m:r>
+                    </m:sup>
+                  </m:sSup>
+                </m:sup>
+              </m:sSup>
+            </m:oMath>
+            <w:r>
+              <w:t xml:space="preserve"> </w:t>
+            </w:r>
+            <w:r>
+              <w:t xml:space="preserve">(constant over time).</w:t>
+            </w:r>
+          </w:p>
+          <w:bookmarkEnd w:id="21"/>
+        </w:tc>
+      </w:tr>
+    </w:tbl>
     <w:bookmarkEnd w:id="22"/>
     <w:bookmarkStart w:id="23" w:name="interpretation-challenges"/>
     <w:p>
@@ -3102,297 +3213,334 @@
         <w:t xml:space="preserve">5.1 Causal Survival Curve</w:t>
       </w:r>
     </w:p>
-    <w:bookmarkStart w:id="25" w:name="def-causal-survival"/>
-    <w:p>
-      <w:pPr>
-        <w:pStyle w:val="FirstParagraph"/>
-      </w:pPr>
-      <w:r>
-        <w:rPr>
-          <w:b/>
-          <w:bCs/>
-        </w:rPr>
-        <w:t xml:space="preserve">Definition 4 (Causal Survival Function)</w:t>
-      </w:r>
-      <w:r>
-        <w:t xml:space="preserve"> </w:t>
-      </w:r>
-      <w:r>
-        <w:t xml:space="preserve">The</w:t>
-      </w:r>
-      <w:r>
-        <w:t xml:space="preserve"> </w:t>
-      </w:r>
-      <w:r>
-        <w:rPr>
-          <w:b/>
-          <w:bCs/>
-        </w:rPr>
-        <w:t xml:space="preserve">causal survival function</w:t>
-      </w:r>
-      <w:r>
-        <w:t xml:space="preserve"> </w:t>
-      </w:r>
-      <w:r>
-        <w:t xml:space="preserve">under treatment</w:t>
-      </w:r>
-      <w:r>
-        <w:t xml:space="preserve"> </w:t>
-      </w:r>
-      <m:oMath>
-        <m:r>
-          <m:t>a</m:t>
-        </m:r>
-      </m:oMath>
-      <w:r>
-        <w:t xml:space="preserve"> </w:t>
-      </w:r>
-      <w:r>
-        <w:t xml:space="preserve">is:</w:t>
-      </w:r>
-    </w:p>
-    <w:p>
-      <w:pPr>
-        <w:pStyle w:val="BodyText"/>
-      </w:pPr>
-      <m:oMathPara>
-        <m:oMathParaPr>
-          <m:jc m:val="center"/>
-        </m:oMathParaPr>
-        <m:oMath>
-          <m:sSup>
-            <m:e>
-              <m:r>
-                <m:t>S</m:t>
-              </m:r>
-            </m:e>
-            <m:sup>
+    <w:tbl>
+      <w:tblPr>
+        <w:tblStyle w:val="Table"/>
+        <w:tblInd w:w="164" w:type="dxa"/>
+        <w:tblBorders>
+          <w:left w:val="single" w:sz="24" w:space="0" w:color="909090"/>
+        </w:tblBorders>
+        <w:tblCellMar>
+          <w:left w:w="0" w:type="dxa"/>
+          <w:right w:w="0" w:type="dxa"/>
+        </w:tblCellMar>
+        <w:tblLook w:firstRow="0" w:lastRow="0" w:firstColumn="0" w:lastColumn="0" w:noHBand="0" w:noVBand="0" w:val="0000"/>
+      </w:tblPr>
+      <w:tblGrid>
+        <w:gridCol w:w="7920"/>
+      </w:tblGrid>
+      <w:tr>
+        <w:trPr>
+          <w:cantSplit/>
+        </w:trPr>
+        <w:tc>
+          <w:tcPr>
+            <w:tcMar>
+              <w:left w:w="144" w:type="dxa"/>
+            </w:tcMar>
+          </w:tcPr>
+          <w:p>
+            <w:pPr>
+              <w:pStyle w:val="FirstParagraph"/>
+            </w:pPr>
+            <w:pPr>
+              <w:spacing w:before="16" w:after="64"/>
+            </w:pPr>
+          </w:p>
+          <w:bookmarkStart w:id="25" w:name="def-causal-survival"/>
+          <w:p>
+            <w:pPr>
+              <w:pStyle w:val="BodyText"/>
+            </w:pPr>
+            <w:r>
+              <w:rPr>
+                <w:b/>
+                <w:bCs/>
+              </w:rPr>
+              <w:t xml:space="preserve">Definition 4 (Causal Survival Function)</w:t>
+            </w:r>
+            <w:r>
+              <w:t xml:space="preserve"> </w:t>
+            </w:r>
+            <w:r>
+              <w:t xml:space="preserve">The</w:t>
+            </w:r>
+            <w:r>
+              <w:t xml:space="preserve"> </w:t>
+            </w:r>
+            <w:r>
+              <w:rPr>
+                <w:b/>
+                <w:bCs/>
+              </w:rPr>
+              <w:t xml:space="preserve">causal survival function</w:t>
+            </w:r>
+            <w:r>
+              <w:t xml:space="preserve"> </w:t>
+            </w:r>
+            <w:r>
+              <w:t xml:space="preserve">under treatment</w:t>
+            </w:r>
+            <w:r>
+              <w:t xml:space="preserve"> </w:t>
+            </w:r>
+            <m:oMath>
               <m:r>
                 <m:t>a</m:t>
               </m:r>
-            </m:sup>
-          </m:sSup>
-          <m:r>
-            <m:rPr>
-              <m:sty m:val="p"/>
-            </m:rPr>
-            <m:t>(</m:t>
-          </m:r>
-          <m:r>
-            <m:t>t</m:t>
-          </m:r>
-          <m:r>
-            <m:rPr>
-              <m:sty m:val="p"/>
-            </m:rPr>
-            <m:t>)</m:t>
-          </m:r>
-          <m:r>
-            <m:rPr>
-              <m:sty m:val="p"/>
-            </m:rPr>
-            <m:t>=</m:t>
-          </m:r>
-          <m:r>
-            <m:rPr>
-              <m:sty m:val="p"/>
-            </m:rPr>
-            <m:t>Pr</m:t>
-          </m:r>
-          <m:r>
-            <m:rPr>
-              <m:sty m:val="p"/>
-            </m:rPr>
-            <m:t>[</m:t>
-          </m:r>
-          <m:sSup>
-            <m:e>
-              <m:r>
-                <m:t>T</m:t>
-              </m:r>
-            </m:e>
-            <m:sup>
+            </m:oMath>
+            <w:r>
+              <w:t xml:space="preserve"> </w:t>
+            </w:r>
+            <w:r>
+              <w:t xml:space="preserve">is:</w:t>
+            </w:r>
+          </w:p>
+          <w:p>
+            <w:pPr>
+              <w:pStyle w:val="BodyText"/>
+            </w:pPr>
+            <m:oMathPara>
+              <m:oMathParaPr>
+                <m:jc m:val="center"/>
+              </m:oMathParaPr>
+              <m:oMath>
+                <m:sSup>
+                  <m:e>
+                    <m:r>
+                      <m:t>S</m:t>
+                    </m:r>
+                  </m:e>
+                  <m:sup>
+                    <m:r>
+                      <m:t>a</m:t>
+                    </m:r>
+                  </m:sup>
+                </m:sSup>
+                <m:r>
+                  <m:rPr>
+                    <m:sty m:val="p"/>
+                  </m:rPr>
+                  <m:t>(</m:t>
+                </m:r>
+                <m:r>
+                  <m:t>t</m:t>
+                </m:r>
+                <m:r>
+                  <m:rPr>
+                    <m:sty m:val="p"/>
+                  </m:rPr>
+                  <m:t>)</m:t>
+                </m:r>
+                <m:r>
+                  <m:rPr>
+                    <m:sty m:val="p"/>
+                  </m:rPr>
+                  <m:t>=</m:t>
+                </m:r>
+                <m:r>
+                  <m:rPr>
+                    <m:sty m:val="p"/>
+                  </m:rPr>
+                  <m:t>Pr</m:t>
+                </m:r>
+                <m:r>
+                  <m:rPr>
+                    <m:sty m:val="p"/>
+                  </m:rPr>
+                  <m:t>[</m:t>
+                </m:r>
+                <m:sSup>
+                  <m:e>
+                    <m:r>
+                      <m:t>T</m:t>
+                    </m:r>
+                  </m:e>
+                  <m:sup>
+                    <m:r>
+                      <m:t>a</m:t>
+                    </m:r>
+                  </m:sup>
+                </m:sSup>
+                <m:r>
+                  <m:rPr>
+                    <m:sty m:val="p"/>
+                  </m:rPr>
+                  <m:t>&gt;</m:t>
+                </m:r>
+                <m:r>
+                  <m:t>t</m:t>
+                </m:r>
+                <m:r>
+                  <m:rPr>
+                    <m:sty m:val="p"/>
+                  </m:rPr>
+                  <m:t>]</m:t>
+                </m:r>
+              </m:oMath>
+            </m:oMathPara>
+          </w:p>
+          <w:p>
+            <w:pPr>
+              <w:pStyle w:val="FirstParagraph"/>
+            </w:pPr>
+            <w:r>
+              <w:t xml:space="preserve">where</w:t>
+            </w:r>
+            <w:r>
+              <w:t xml:space="preserve"> </w:t>
+            </w:r>
+            <m:oMath>
+              <m:sSup>
+                <m:e>
+                  <m:r>
+                    <m:t>T</m:t>
+                  </m:r>
+                </m:e>
+                <m:sup>
+                  <m:r>
+                    <m:t>a</m:t>
+                  </m:r>
+                </m:sup>
+              </m:sSup>
+            </m:oMath>
+            <w:r>
+              <w:t xml:space="preserve"> </w:t>
+            </w:r>
+            <w:r>
+              <w:t xml:space="preserve">is the potential event time under treatment</w:t>
+            </w:r>
+            <w:r>
+              <w:t xml:space="preserve"> </w:t>
+            </w:r>
+            <m:oMath>
               <m:r>
                 <m:t>a</m:t>
               </m:r>
-            </m:sup>
-          </m:sSup>
-          <m:r>
-            <m:rPr>
-              <m:sty m:val="p"/>
-            </m:rPr>
-            <m:t>&gt;</m:t>
-          </m:r>
-          <m:r>
-            <m:t>t</m:t>
-          </m:r>
-          <m:r>
-            <m:rPr>
-              <m:sty m:val="p"/>
-            </m:rPr>
-            <m:t>]</m:t>
-          </m:r>
-        </m:oMath>
-      </m:oMathPara>
-    </w:p>
-    <w:p>
-      <w:pPr>
-        <w:pStyle w:val="FirstParagraph"/>
-      </w:pPr>
-      <w:r>
-        <w:t xml:space="preserve">where</w:t>
-      </w:r>
-      <w:r>
-        <w:t xml:space="preserve"> </w:t>
-      </w:r>
-      <m:oMath>
-        <m:sSup>
-          <m:e>
-            <m:r>
-              <m:t>T</m:t>
-            </m:r>
-          </m:e>
-          <m:sup>
-            <m:r>
-              <m:t>a</m:t>
-            </m:r>
-          </m:sup>
-        </m:sSup>
-      </m:oMath>
-      <w:r>
-        <w:t xml:space="preserve"> </w:t>
-      </w:r>
-      <w:r>
-        <w:t xml:space="preserve">is the potential event time under treatment</w:t>
-      </w:r>
-      <w:r>
-        <w:t xml:space="preserve"> </w:t>
-      </w:r>
-      <m:oMath>
-        <m:r>
-          <m:t>a</m:t>
-        </m:r>
-      </m:oMath>
-      <w:r>
-        <w:t xml:space="preserve">.</w:t>
-      </w:r>
-    </w:p>
-    <w:p>
-      <w:pPr>
-        <w:pStyle w:val="BodyText"/>
-      </w:pPr>
-      <w:r>
-        <w:rPr>
-          <w:b/>
-          <w:bCs/>
-        </w:rPr>
-        <w:t xml:space="preserve">Causal risk</w:t>
-      </w:r>
-      <w:r>
-        <w:t xml:space="preserve"> </w:t>
-      </w:r>
-      <w:r>
-        <w:t xml:space="preserve">at time</w:t>
-      </w:r>
-      <w:r>
-        <w:t xml:space="preserve"> </w:t>
-      </w:r>
-      <m:oMath>
-        <m:r>
-          <m:t>t</m:t>
-        </m:r>
-      </m:oMath>
-      <w:r>
-        <w:t xml:space="preserve">:</w:t>
-      </w:r>
-      <w:r>
-        <w:t xml:space="preserve"> </w:t>
-      </w:r>
-      <m:oMath>
-        <m:r>
-          <m:rPr>
-            <m:sty m:val="p"/>
-          </m:rPr>
-          <m:t>Pr</m:t>
-        </m:r>
-        <m:r>
-          <m:rPr>
-            <m:sty m:val="p"/>
-          </m:rPr>
-          <m:t>[</m:t>
-        </m:r>
-        <m:sSup>
-          <m:e>
-            <m:r>
-              <m:t>T</m:t>
-            </m:r>
-          </m:e>
-          <m:sup>
-            <m:r>
-              <m:t>a</m:t>
-            </m:r>
-          </m:sup>
-        </m:sSup>
-        <m:r>
-          <m:rPr>
-            <m:sty m:val="p"/>
-          </m:rPr>
-          <m:t>≤</m:t>
-        </m:r>
-        <m:r>
-          <m:t>t</m:t>
-        </m:r>
-        <m:r>
-          <m:rPr>
-            <m:sty m:val="p"/>
-          </m:rPr>
-          <m:t>]</m:t>
-        </m:r>
-        <m:r>
-          <m:rPr>
-            <m:sty m:val="p"/>
-          </m:rPr>
-          <m:t>=</m:t>
-        </m:r>
-        <m:r>
-          <m:t>1</m:t>
-        </m:r>
-        <m:r>
-          <m:rPr>
-            <m:sty m:val="p"/>
-          </m:rPr>
-          <m:t>−</m:t>
-        </m:r>
-        <m:sSup>
-          <m:e>
-            <m:r>
-              <m:t>S</m:t>
-            </m:r>
-          </m:e>
-          <m:sup>
-            <m:r>
-              <m:t>a</m:t>
-            </m:r>
-          </m:sup>
-        </m:sSup>
-        <m:r>
-          <m:rPr>
-            <m:sty m:val="p"/>
-          </m:rPr>
-          <m:t>(</m:t>
-        </m:r>
-        <m:r>
-          <m:t>t</m:t>
-        </m:r>
-        <m:r>
-          <m:rPr>
-            <m:sty m:val="p"/>
-          </m:rPr>
-          <m:t>)</m:t>
-        </m:r>
-      </m:oMath>
-    </w:p>
-    <w:bookmarkEnd w:id="25"/>
+            </m:oMath>
+            <w:r>
+              <w:t xml:space="preserve">.</w:t>
+            </w:r>
+          </w:p>
+          <w:p>
+            <w:pPr>
+              <w:pStyle w:val="BodyText"/>
+            </w:pPr>
+            <w:r>
+              <w:rPr>
+                <w:b/>
+                <w:bCs/>
+              </w:rPr>
+              <w:t xml:space="preserve">Causal risk</w:t>
+            </w:r>
+            <w:r>
+              <w:t xml:space="preserve"> </w:t>
+            </w:r>
+            <w:r>
+              <w:t xml:space="preserve">at time</w:t>
+            </w:r>
+            <w:r>
+              <w:t xml:space="preserve"> </w:t>
+            </w:r>
+            <m:oMath>
+              <m:r>
+                <m:t>t</m:t>
+              </m:r>
+            </m:oMath>
+            <w:r>
+              <w:t xml:space="preserve">:</w:t>
+            </w:r>
+            <w:r>
+              <w:t xml:space="preserve"> </w:t>
+            </w:r>
+            <m:oMath>
+              <m:r>
+                <m:rPr>
+                  <m:sty m:val="p"/>
+                </m:rPr>
+                <m:t>Pr</m:t>
+              </m:r>
+              <m:r>
+                <m:rPr>
+                  <m:sty m:val="p"/>
+                </m:rPr>
+                <m:t>[</m:t>
+              </m:r>
+              <m:sSup>
+                <m:e>
+                  <m:r>
+                    <m:t>T</m:t>
+                  </m:r>
+                </m:e>
+                <m:sup>
+                  <m:r>
+                    <m:t>a</m:t>
+                  </m:r>
+                </m:sup>
+              </m:sSup>
+              <m:r>
+                <m:rPr>
+                  <m:sty m:val="p"/>
+                </m:rPr>
+                <m:t>≤</m:t>
+              </m:r>
+              <m:r>
+                <m:t>t</m:t>
+              </m:r>
+              <m:r>
+                <m:rPr>
+                  <m:sty m:val="p"/>
+                </m:rPr>
+                <m:t>]</m:t>
+              </m:r>
+              <m:r>
+                <m:rPr>
+                  <m:sty m:val="p"/>
+                </m:rPr>
+                <m:t>=</m:t>
+              </m:r>
+              <m:r>
+                <m:t>1</m:t>
+              </m:r>
+              <m:r>
+                <m:rPr>
+                  <m:sty m:val="p"/>
+                </m:rPr>
+                <m:t>−</m:t>
+              </m:r>
+              <m:sSup>
+                <m:e>
+                  <m:r>
+                    <m:t>S</m:t>
+                  </m:r>
+                </m:e>
+                <m:sup>
+                  <m:r>
+                    <m:t>a</m:t>
+                  </m:r>
+                </m:sup>
+              </m:sSup>
+              <m:r>
+                <m:rPr>
+                  <m:sty m:val="p"/>
+                </m:rPr>
+                <m:t>(</m:t>
+              </m:r>
+              <m:r>
+                <m:t>t</m:t>
+              </m:r>
+              <m:r>
+                <m:rPr>
+                  <m:sty m:val="p"/>
+                </m:rPr>
+                <m:t>)</m:t>
+              </m:r>
+            </m:oMath>
+          </w:p>
+          <w:bookmarkEnd w:id="25"/>
+        </w:tc>
+      </w:tr>
+    </w:tbl>
     <w:bookmarkEnd w:id="26"/>
     <w:bookmarkStart w:id="27" w:name="ip-weighted-kaplan-meier"/>
     <w:p>
@@ -5884,65 +6032,102 @@
         <w:t xml:space="preserve">7.1 Definition</w:t>
       </w:r>
     </w:p>
-    <w:bookmarkStart w:id="33" w:name="def-competing-risks"/>
-    <w:p>
-      <w:pPr>
-        <w:pStyle w:val="FirstParagraph"/>
-      </w:pPr>
-      <w:r>
-        <w:rPr>
-          <w:b/>
-          <w:bCs/>
-        </w:rPr>
-        <w:t xml:space="preserve">Definition 5 (Competing Risks)</w:t>
-      </w:r>
-      <w:r>
-        <w:t xml:space="preserve"> </w:t>
-      </w:r>
-      <w:r>
-        <w:t xml:space="preserve">A</w:t>
-      </w:r>
-      <w:r>
-        <w:t xml:space="preserve"> </w:t>
-      </w:r>
-      <w:r>
-        <w:rPr>
-          <w:b/>
-          <w:bCs/>
-        </w:rPr>
-        <w:t xml:space="preserve">competing risk</w:t>
-      </w:r>
-      <w:r>
-        <w:t xml:space="preserve"> </w:t>
-      </w:r>
-      <w:r>
-        <w:t xml:space="preserve">is an event that precludes the occurrence of the event of interest.</w:t>
-      </w:r>
-    </w:p>
-    <w:p>
-      <w:pPr>
-        <w:pStyle w:val="BodyText"/>
-      </w:pPr>
-      <w:r>
-        <w:rPr>
-          <w:b/>
-          <w:bCs/>
-        </w:rPr>
-        <w:t xml:space="preserve">Example</w:t>
-      </w:r>
-      <w:r>
-        <w:t xml:space="preserve">: When studying heart attack incidence, death from cancer is a competing risk.</w:t>
-      </w:r>
-    </w:p>
-    <w:p>
-      <w:pPr>
-        <w:pStyle w:val="BodyText"/>
-      </w:pPr>
-      <w:r>
-        <w:t xml:space="preserve">If someone dies from cancer, they can never have a heart attack (or at least we can’t observe it).</w:t>
-      </w:r>
-    </w:p>
-    <w:bookmarkEnd w:id="33"/>
+    <w:tbl>
+      <w:tblPr>
+        <w:tblStyle w:val="Table"/>
+        <w:tblInd w:w="164" w:type="dxa"/>
+        <w:tblBorders>
+          <w:left w:val="single" w:sz="24" w:space="0" w:color="909090"/>
+        </w:tblBorders>
+        <w:tblCellMar>
+          <w:left w:w="0" w:type="dxa"/>
+          <w:right w:w="0" w:type="dxa"/>
+        </w:tblCellMar>
+        <w:tblLook w:firstRow="0" w:lastRow="0" w:firstColumn="0" w:lastColumn="0" w:noHBand="0" w:noVBand="0" w:val="0000"/>
+      </w:tblPr>
+      <w:tblGrid>
+        <w:gridCol w:w="7920"/>
+      </w:tblGrid>
+      <w:tr>
+        <w:trPr>
+          <w:cantSplit/>
+        </w:trPr>
+        <w:tc>
+          <w:tcPr>
+            <w:tcMar>
+              <w:left w:w="144" w:type="dxa"/>
+            </w:tcMar>
+          </w:tcPr>
+          <w:p>
+            <w:pPr>
+              <w:pStyle w:val="FirstParagraph"/>
+            </w:pPr>
+            <w:pPr>
+              <w:spacing w:before="16" w:after="64"/>
+            </w:pPr>
+          </w:p>
+          <w:bookmarkStart w:id="33" w:name="def-competing-risks"/>
+          <w:p>
+            <w:pPr>
+              <w:pStyle w:val="BodyText"/>
+            </w:pPr>
+            <w:r>
+              <w:rPr>
+                <w:b/>
+                <w:bCs/>
+              </w:rPr>
+              <w:t xml:space="preserve">Definition 5 (Competing Risks)</w:t>
+            </w:r>
+            <w:r>
+              <w:t xml:space="preserve"> </w:t>
+            </w:r>
+            <w:r>
+              <w:t xml:space="preserve">A</w:t>
+            </w:r>
+            <w:r>
+              <w:t xml:space="preserve"> </w:t>
+            </w:r>
+            <w:r>
+              <w:rPr>
+                <w:b/>
+                <w:bCs/>
+              </w:rPr>
+              <w:t xml:space="preserve">competing risk</w:t>
+            </w:r>
+            <w:r>
+              <w:t xml:space="preserve"> </w:t>
+            </w:r>
+            <w:r>
+              <w:t xml:space="preserve">is an event that precludes the occurrence of the event of interest.</w:t>
+            </w:r>
+          </w:p>
+          <w:p>
+            <w:pPr>
+              <w:pStyle w:val="BodyText"/>
+            </w:pPr>
+            <w:r>
+              <w:rPr>
+                <w:b/>
+                <w:bCs/>
+              </w:rPr>
+              <w:t xml:space="preserve">Example</w:t>
+            </w:r>
+            <w:r>
+              <w:t xml:space="preserve">: When studying heart attack incidence, death from cancer is a competing risk.</w:t>
+            </w:r>
+          </w:p>
+          <w:p>
+            <w:pPr>
+              <w:pStyle w:val="BodyText"/>
+            </w:pPr>
+            <w:r>
+              <w:t xml:space="preserve">If someone dies from cancer, they can never have a heart attack (or at least we can’t observe it).</w:t>
+            </w:r>
+          </w:p>
+          <w:bookmarkEnd w:id="33"/>
+        </w:tc>
+      </w:tr>
+    </w:tbl>
     <w:bookmarkEnd w:id="34"/>
     <w:bookmarkStart w:id="35" w:name="challenges"/>
     <w:p>

--- a/chapters/17-causal-survival-analysis.docx
+++ b/chapters/17-causal-survival-analysis.docx
@@ -5060,16 +5060,27 @@
             <m:oMath>
               <m:r>
                 <m:rPr>
+                  <m:nor/>
                   <m:sty m:val="p"/>
                 </m:rPr>
                 <m:t>exp</m:t>
               </m:r>
-              <m:r>
-                <m:rPr>
-                  <m:sty m:val="p"/>
-                </m:rPr>
-                <m:t>(</m:t>
-              </m:r>
+              <m:d>
+                <m:dPr>
+                  <m:begChr m:val="{"/>
+                  <m:sepChr m:val=""/>
+                  <m:endChr m:val="}"/>
+                  <m:grow/>
+                </m:dPr>
+                <m:e>
+                  <m:r>
+                    <m:rPr>
+                      <m:sty m:val="p"/>
+                    </m:rPr>
+                    <m:t>(</m:t>
+                  </m:r>
+                </m:e>
+              </m:d>
               <m:sSub>
                 <m:e>
                   <m:r>
@@ -5313,16 +5324,27 @@
               </m:r>
               <m:r>
                 <m:rPr>
+                  <m:nor/>
                   <m:sty m:val="p"/>
                 </m:rPr>
                 <m:t>exp</m:t>
               </m:r>
-              <m:r>
-                <m:rPr>
-                  <m:sty m:val="p"/>
-                </m:rPr>
-                <m:t>(</m:t>
-              </m:r>
+              <m:d>
+                <m:dPr>
+                  <m:begChr m:val="{"/>
+                  <m:sepChr m:val=""/>
+                  <m:endChr m:val="}"/>
+                  <m:grow/>
+                </m:dPr>
+                <m:e>
+                  <m:r>
+                    <m:rPr>
+                      <m:sty m:val="p"/>
+                    </m:rPr>
+                    <m:t>(</m:t>
+                  </m:r>
+                </m:e>
+              </m:d>
               <m:sSub>
                 <m:e>
                   <m:r>
@@ -11121,16 +11143,27 @@
           </m:r>
           <m:r>
             <m:rPr>
+              <m:nor/>
               <m:sty m:val="p"/>
             </m:rPr>
             <m:t>exp</m:t>
           </m:r>
-          <m:r>
-            <m:rPr>
-              <m:sty m:val="p"/>
-            </m:rPr>
-            <m:t>(</m:t>
-          </m:r>
+          <m:d>
+            <m:dPr>
+              <m:begChr m:val="{"/>
+              <m:sepChr m:val=""/>
+              <m:endChr m:val="}"/>
+              <m:grow/>
+            </m:dPr>
+            <m:e>
+              <m:r>
+                <m:rPr>
+                  <m:sty m:val="p"/>
+                </m:rPr>
+                <m:t>(</m:t>
+              </m:r>
+            </m:e>
+          </m:d>
           <m:r>
             <m:rPr>
               <m:sty m:val="p"/>
@@ -11379,16 +11412,27 @@
         </m:r>
         <m:r>
           <m:rPr>
+            <m:nor/>
             <m:sty m:val="p"/>
           </m:rPr>
           <m:t>exp</m:t>
         </m:r>
-        <m:r>
-          <m:rPr>
-            <m:sty m:val="p"/>
-          </m:rPr>
-          <m:t>(</m:t>
-        </m:r>
+        <m:d>
+          <m:dPr>
+            <m:begChr m:val="{"/>
+            <m:sepChr m:val=""/>
+            <m:endChr m:val="}"/>
+            <m:grow/>
+          </m:dPr>
+          <m:e>
+            <m:r>
+              <m:rPr>
+                <m:sty m:val="p"/>
+              </m:rPr>
+              <m:t>(</m:t>
+            </m:r>
+          </m:e>
+        </m:d>
         <m:r>
           <m:rPr>
             <m:sty m:val="p"/>
@@ -11520,16 +11564,27 @@
           </m:sSubSup>
           <m:r>
             <m:rPr>
+              <m:nor/>
               <m:sty m:val="p"/>
             </m:rPr>
             <m:t>exp</m:t>
           </m:r>
-          <m:r>
-            <m:rPr>
-              <m:sty m:val="p"/>
-            </m:rPr>
-            <m:t>(</m:t>
-          </m:r>
+          <m:d>
+            <m:dPr>
+              <m:begChr m:val="{"/>
+              <m:sepChr m:val=""/>
+              <m:endChr m:val="}"/>
+              <m:grow/>
+            </m:dPr>
+            <m:e>
+              <m:r>
+                <m:rPr>
+                  <m:sty m:val="p"/>
+                </m:rPr>
+                <m:t>(</m:t>
+              </m:r>
+            </m:e>
+          </m:d>
           <m:sSub>
             <m:e>
               <m:r>
@@ -12611,16 +12666,27 @@
                 </m:sSub>
                 <m:r>
                   <m:rPr>
+                    <m:nor/>
                     <m:sty m:val="p"/>
                   </m:rPr>
                   <m:t>exp</m:t>
                 </m:r>
-                <m:r>
-                  <m:rPr>
-                    <m:sty m:val="p"/>
-                  </m:rPr>
-                  <m:t>(</m:t>
-                </m:r>
+                <m:d>
+                  <m:dPr>
+                    <m:begChr m:val="{"/>
+                    <m:sepChr m:val=""/>
+                    <m:endChr m:val="}"/>
+                    <m:grow/>
+                  </m:dPr>
+                  <m:e>
+                    <m:r>
+                      <m:rPr>
+                        <m:sty m:val="p"/>
+                      </m:rPr>
+                      <m:t>(</m:t>
+                    </m:r>
+                  </m:e>
+                </m:d>
                 <m:r>
                   <m:t>ψ</m:t>
                 </m:r>
@@ -12998,16 +13064,27 @@
                     </m:r>
                     <m:r>
                       <m:rPr>
+                        <m:nor/>
                         <m:sty m:val="p"/>
                       </m:rPr>
                       <m:t>exp</m:t>
                     </m:r>
-                    <m:r>
-                      <m:rPr>
-                        <m:sty m:val="p"/>
-                      </m:rPr>
-                      <m:t>(</m:t>
-                    </m:r>
+                    <m:d>
+                      <m:dPr>
+                        <m:begChr m:val="{"/>
+                        <m:sepChr m:val=""/>
+                        <m:endChr m:val="}"/>
+                        <m:grow/>
+                      </m:dPr>
+                      <m:e>
+                        <m:r>
+                          <m:rPr>
+                            <m:sty m:val="p"/>
+                          </m:rPr>
+                          <m:t>(</m:t>
+                        </m:r>
+                      </m:e>
+                    </m:d>
                     <m:r>
                       <m:rPr>
                         <m:sty m:val="p"/>
@@ -13145,16 +13222,27 @@
               </m:r>
               <m:r>
                 <m:rPr>
+                  <m:nor/>
                   <m:sty m:val="p"/>
                 </m:rPr>
                 <m:t>exp</m:t>
               </m:r>
-              <m:r>
-                <m:rPr>
-                  <m:sty m:val="p"/>
-                </m:rPr>
-                <m:t>(</m:t>
-              </m:r>
+              <m:d>
+                <m:dPr>
+                  <m:begChr m:val="{"/>
+                  <m:sepChr m:val=""/>
+                  <m:endChr m:val="}"/>
+                  <m:grow/>
+                </m:dPr>
+                <m:e>
+                  <m:r>
+                    <m:rPr>
+                      <m:sty m:val="p"/>
+                    </m:rPr>
+                    <m:t>(</m:t>
+                  </m:r>
+                </m:e>
+              </m:d>
               <m:r>
                 <m:rPr>
                   <m:sty m:val="p"/>

--- a/chapters/17-causal-survival-analysis.docx
+++ b/chapters/17-causal-survival-analysis.docx
@@ -13348,52 +13348,54 @@
                           </m:accPr>
                           <m:e>
                             <m:r>
+                              <m:rPr>
+                                <m:nor/>
+                                <m:sty m:val="p"/>
+                              </m:rPr>
                               <m:t>E</m:t>
                             </m:r>
                           </m:e>
                         </m:acc>
-                        <m:r>
-                          <m:rPr>
-                            <m:sty m:val="p"/>
-                          </m:rPr>
-                          <m:t>[</m:t>
-                        </m:r>
-                        <m:sSub>
+                        <m:d>
+                          <m:dPr>
+                            <m:begChr m:val="["/>
+                            <m:sepChr m:val=""/>
+                            <m:endChr m:val="]"/>
+                            <m:grow/>
+                          </m:dPr>
                           <m:e>
+                            <m:sSub>
+                              <m:e>
+                                <m:r>
+                                  <m:t>A</m:t>
+                                </m:r>
+                              </m:e>
+                              <m:sub>
+                                <m:r>
+                                  <m:t>i</m:t>
+                                </m:r>
+                              </m:sub>
+                            </m:sSub>
                             <m:r>
-                              <m:t>A</m:t>
+                              <m:rPr>
+                                <m:sty m:val="p"/>
+                              </m:rPr>
+                              <m:t>∣</m:t>
                             </m:r>
+                            <m:sSub>
+                              <m:e>
+                                <m:r>
+                                  <m:t>L</m:t>
+                                </m:r>
+                              </m:e>
+                              <m:sub>
+                                <m:r>
+                                  <m:t>i</m:t>
+                                </m:r>
+                              </m:sub>
+                            </m:sSub>
                           </m:e>
-                          <m:sub>
-                            <m:r>
-                              <m:t>i</m:t>
-                            </m:r>
-                          </m:sub>
-                        </m:sSub>
-                        <m:r>
-                          <m:rPr>
-                            <m:sty m:val="p"/>
-                          </m:rPr>
-                          <m:t>∣</m:t>
-                        </m:r>
-                        <m:sSub>
-                          <m:e>
-                            <m:r>
-                              <m:t>L</m:t>
-                            </m:r>
-                          </m:e>
-                          <m:sub>
-                            <m:r>
-                              <m:t>i</m:t>
-                            </m:r>
-                          </m:sub>
-                        </m:sSub>
-                        <m:r>
-                          <m:rPr>
-                            <m:sty m:val="p"/>
-                          </m:rPr>
-                          <m:t>]</m:t>
-                        </m:r>
+                        </m:d>
                       </m:e>
                     </m:d>
                   </m:e>
@@ -13569,52 +13571,54 @@
                 </m:accPr>
                 <m:e>
                   <m:r>
+                    <m:rPr>
+                      <m:nor/>
+                      <m:sty m:val="p"/>
+                    </m:rPr>
                     <m:t>E</m:t>
                   </m:r>
                 </m:e>
               </m:acc>
-              <m:r>
-                <m:rPr>
-                  <m:sty m:val="p"/>
-                </m:rPr>
-                <m:t>[</m:t>
-              </m:r>
-              <m:sSub>
+              <m:d>
+                <m:dPr>
+                  <m:begChr m:val="["/>
+                  <m:sepChr m:val=""/>
+                  <m:endChr m:val="]"/>
+                  <m:grow/>
+                </m:dPr>
                 <m:e>
+                  <m:sSub>
+                    <m:e>
+                      <m:r>
+                        <m:t>A</m:t>
+                      </m:r>
+                    </m:e>
+                    <m:sub>
+                      <m:r>
+                        <m:t>i</m:t>
+                      </m:r>
+                    </m:sub>
+                  </m:sSub>
                   <m:r>
-                    <m:t>A</m:t>
+                    <m:rPr>
+                      <m:sty m:val="p"/>
+                    </m:rPr>
+                    <m:t>∣</m:t>
                   </m:r>
+                  <m:sSub>
+                    <m:e>
+                      <m:r>
+                        <m:t>L</m:t>
+                      </m:r>
+                    </m:e>
+                    <m:sub>
+                      <m:r>
+                        <m:t>i</m:t>
+                      </m:r>
+                    </m:sub>
+                  </m:sSub>
                 </m:e>
-                <m:sub>
-                  <m:r>
-                    <m:t>i</m:t>
-                  </m:r>
-                </m:sub>
-              </m:sSub>
-              <m:r>
-                <m:rPr>
-                  <m:sty m:val="p"/>
-                </m:rPr>
-                <m:t>∣</m:t>
-              </m:r>
-              <m:sSub>
-                <m:e>
-                  <m:r>
-                    <m:t>L</m:t>
-                  </m:r>
-                </m:e>
-                <m:sub>
-                  <m:r>
-                    <m:t>i</m:t>
-                  </m:r>
-                </m:sub>
-              </m:sSub>
-              <m:r>
-                <m:rPr>
-                  <m:sty m:val="p"/>
-                </m:rPr>
-                <m:t>]</m:t>
-              </m:r>
+              </m:d>
             </m:oMath>
             <w:r>
               <w:t xml:space="preserve"> </w:t>

--- a/chapters/17-causal-survival-analysis.docx
+++ b/chapters/17-causal-survival-analysis.docx
@@ -10341,7 +10341,7 @@
             <m:e>
               <m:r>
                 <m:rPr>
-                  <m:sty m:val="b"/>
+                  <m:sty m:val="bi"/>
                 </m:rPr>
                 <m:t>θ</m:t>
               </m:r>
@@ -11774,6 +11774,9 @@
                       </m:sup>
                     </m:sSup>
                   </m:oMath>
+                  <w:r>
+                    <w:t xml:space="preserve">​</w:t>
+                  </w:r>
                 </w:p>
               </w:tc>
               <w:tc>
@@ -11806,6 +11809,9 @@
                       </m:sup>
                     </m:sSup>
                   </m:oMath>
+                  <w:r>
+                    <w:t xml:space="preserve">​</w:t>
+                  </w:r>
                 </w:p>
               </w:tc>
             </w:tr>
